--- a/Formulacion_Proyecto_ChekinPro.docx
+++ b/Formulacion_Proyecto_ChekinPro.docx
@@ -56,23 +56,7 @@
           <w:sz w:val="24"/>
           <w:szCs w:val="24"/>
         </w:rPr>
-        <w:t>Análisis</w:t>
-      </w:r>
-      <w:r>
-        <w:rPr>
-          <w:rFonts w:ascii="Arial" w:hAnsi="Arial" w:cs="Arial"/>
-          <w:sz w:val="24"/>
-          <w:szCs w:val="24"/>
-        </w:rPr>
-        <w:t xml:space="preserve"> y Desarrollo de Sistemas de </w:t>
-      </w:r>
-      <w:r>
-        <w:rPr>
-          <w:rFonts w:ascii="Arial" w:hAnsi="Arial" w:cs="Arial"/>
-          <w:sz w:val="24"/>
-          <w:szCs w:val="24"/>
-        </w:rPr>
-        <w:t>Información</w:t>
+        <w:t>Análisis y Desarrollo de Sistemas de Información</w:t>
       </w:r>
     </w:p>
     <w:p>
@@ -295,24 +279,7 @@
           <w:szCs w:val="24"/>
         </w:rPr>
         <w:br/>
-      </w:r>
-      <w:r>
-        <w:rPr>
-          <w:rFonts w:ascii="Arial" w:hAnsi="Arial" w:cs="Arial"/>
-          <w:color w:val="auto"/>
-          <w:sz w:val="24"/>
-          <w:szCs w:val="24"/>
-        </w:rPr>
-        <w:t>Titulo</w:t>
-      </w:r>
-      <w:r>
-        <w:rPr>
-          <w:rFonts w:ascii="Arial" w:hAnsi="Arial" w:cs="Arial"/>
-          <w:color w:val="auto"/>
-          <w:sz w:val="24"/>
-          <w:szCs w:val="24"/>
-        </w:rPr>
-        <w:t xml:space="preserve">: </w:t>
+        <w:t xml:space="preserve">Titulo: </w:t>
       </w:r>
       <w:proofErr w:type="spellStart"/>
       <w:r>
@@ -374,7 +341,26 @@
           <w:sz w:val="24"/>
           <w:szCs w:val="24"/>
         </w:rPr>
-        <w:t xml:space="preserve">istema web de </w:t>
+        <w:t>istema web de gestión hotelera para el control de reservas, huéspedes y habitaciones</w:t>
+      </w:r>
+      <w:r>
+        <w:rPr>
+          <w:rFonts w:ascii="Arial" w:hAnsi="Arial" w:cs="Arial"/>
+          <w:color w:val="auto"/>
+          <w:sz w:val="24"/>
+          <w:szCs w:val="24"/>
+        </w:rPr>
+        <w:br/>
+      </w:r>
+      <w:r>
+        <w:rPr>
+          <w:rFonts w:ascii="Arial" w:hAnsi="Arial" w:cs="Arial"/>
+          <w:color w:val="auto"/>
+          <w:sz w:val="24"/>
+          <w:szCs w:val="24"/>
+        </w:rPr>
+        <w:br/>
+        <w:t xml:space="preserve">Modalidad: </w:t>
       </w:r>
       <w:r>
         <w:rPr>
@@ -385,98 +371,7 @@
           <w:sz w:val="24"/>
           <w:szCs w:val="24"/>
         </w:rPr>
-        <w:t>gestión</w:t>
-      </w:r>
-      <w:r>
-        <w:rPr>
-          <w:rFonts w:ascii="Arial" w:hAnsi="Arial" w:cs="Arial"/>
-          <w:b w:val="0"/>
-          <w:bCs w:val="0"/>
-          <w:color w:val="auto"/>
-          <w:sz w:val="24"/>
-          <w:szCs w:val="24"/>
-        </w:rPr>
-        <w:t xml:space="preserve"> hotelera para el control de reservas, </w:t>
-      </w:r>
-      <w:r>
-        <w:rPr>
-          <w:rFonts w:ascii="Arial" w:hAnsi="Arial" w:cs="Arial"/>
-          <w:b w:val="0"/>
-          <w:bCs w:val="0"/>
-          <w:color w:val="auto"/>
-          <w:sz w:val="24"/>
-          <w:szCs w:val="24"/>
-        </w:rPr>
-        <w:t>huéspedes</w:t>
-      </w:r>
-      <w:r>
-        <w:rPr>
-          <w:rFonts w:ascii="Arial" w:hAnsi="Arial" w:cs="Arial"/>
-          <w:b w:val="0"/>
-          <w:bCs w:val="0"/>
-          <w:color w:val="auto"/>
-          <w:sz w:val="24"/>
-          <w:szCs w:val="24"/>
-        </w:rPr>
-        <w:t xml:space="preserve"> y habitaciones</w:t>
-      </w:r>
-      <w:r>
-        <w:rPr>
-          <w:rFonts w:ascii="Arial" w:hAnsi="Arial" w:cs="Arial"/>
-          <w:color w:val="auto"/>
-          <w:sz w:val="24"/>
-          <w:szCs w:val="24"/>
-        </w:rPr>
-        <w:br/>
-      </w:r>
-      <w:r>
-        <w:rPr>
-          <w:rFonts w:ascii="Arial" w:hAnsi="Arial" w:cs="Arial"/>
-          <w:color w:val="auto"/>
-          <w:sz w:val="24"/>
-          <w:szCs w:val="24"/>
-        </w:rPr>
-        <w:br/>
-      </w:r>
-      <w:r>
-        <w:rPr>
-          <w:rFonts w:ascii="Arial" w:hAnsi="Arial" w:cs="Arial"/>
-          <w:color w:val="auto"/>
-          <w:sz w:val="24"/>
-          <w:szCs w:val="24"/>
-        </w:rPr>
-        <w:t>Modalidad</w:t>
-      </w:r>
-      <w:r>
-        <w:rPr>
-          <w:rFonts w:ascii="Arial" w:hAnsi="Arial" w:cs="Arial"/>
-          <w:color w:val="auto"/>
-          <w:sz w:val="24"/>
-          <w:szCs w:val="24"/>
-        </w:rPr>
-        <w:t xml:space="preserve">: </w:t>
-      </w:r>
-      <w:r>
-        <w:rPr>
-          <w:rFonts w:ascii="Arial" w:hAnsi="Arial" w:cs="Arial"/>
-          <w:b w:val="0"/>
-          <w:bCs w:val="0"/>
-          <w:color w:val="auto"/>
-          <w:sz w:val="24"/>
-          <w:szCs w:val="24"/>
-        </w:rPr>
-        <w:t xml:space="preserve">Por </w:t>
-      </w:r>
-      <w:r>
-        <w:rPr>
-          <w:rFonts w:ascii="Arial" w:hAnsi="Arial" w:cs="Arial"/>
-          <w:b w:val="0"/>
-          <w:bCs w:val="0"/>
-          <w:color w:val="auto"/>
-          <w:sz w:val="24"/>
-          <w:szCs w:val="24"/>
-        </w:rPr>
-        <w:t>Síntesis</w:t>
+        <w:t>Por Síntesis</w:t>
       </w:r>
       <w:r>
         <w:rPr>
@@ -1241,31 +1136,7 @@
           <w:sz w:val="24"/>
           <w:szCs w:val="24"/>
         </w:rPr>
-        <w:t>Diseño</w:t>
-      </w:r>
-      <w:r>
-        <w:rPr>
-          <w:rFonts w:ascii="Arial" w:hAnsi="Arial" w:cs="Arial"/>
-          <w:sz w:val="24"/>
-          <w:szCs w:val="24"/>
-        </w:rPr>
-        <w:t xml:space="preserve"> y </w:t>
-      </w:r>
-      <w:r>
-        <w:rPr>
-          <w:rFonts w:ascii="Arial" w:hAnsi="Arial" w:cs="Arial"/>
-          <w:sz w:val="24"/>
-          <w:szCs w:val="24"/>
-        </w:rPr>
-        <w:t>gestión</w:t>
-      </w:r>
-      <w:r>
-        <w:rPr>
-          <w:rFonts w:ascii="Arial" w:hAnsi="Arial" w:cs="Arial"/>
-          <w:sz w:val="24"/>
-          <w:szCs w:val="24"/>
-        </w:rPr>
-        <w:t xml:space="preserve"> de bases de datos relacionales</w:t>
+        <w:t>Diseño y gestión de bases de datos relacionales</w:t>
       </w:r>
     </w:p>
     <w:p>
@@ -1288,15 +1159,7 @@
           <w:sz w:val="24"/>
           <w:szCs w:val="24"/>
         </w:rPr>
-        <w:t>Autenticación</w:t>
-      </w:r>
-      <w:r>
-        <w:rPr>
-          <w:rFonts w:ascii="Arial" w:hAnsi="Arial" w:cs="Arial"/>
-          <w:sz w:val="24"/>
-          <w:szCs w:val="24"/>
-        </w:rPr>
-        <w:t xml:space="preserve"> y control de acceso por roles de usuario</w:t>
+        <w:t>Autenticación y control de acceso por roles de usuario</w:t>
       </w:r>
     </w:p>
     <w:p>
@@ -1342,39 +1205,7 @@
           <w:sz w:val="24"/>
           <w:szCs w:val="24"/>
         </w:rPr>
-        <w:t>Envió</w:t>
-      </w:r>
-      <w:r>
-        <w:rPr>
-          <w:rFonts w:ascii="Arial" w:hAnsi="Arial" w:cs="Arial"/>
-          <w:sz w:val="24"/>
-          <w:szCs w:val="24"/>
-        </w:rPr>
-        <w:t xml:space="preserve"> </w:t>
-      </w:r>
-      <w:r>
-        <w:rPr>
-          <w:rFonts w:ascii="Arial" w:hAnsi="Arial" w:cs="Arial"/>
-          <w:sz w:val="24"/>
-          <w:szCs w:val="24"/>
-        </w:rPr>
-        <w:t>automático</w:t>
-      </w:r>
-      <w:r>
-        <w:rPr>
-          <w:rFonts w:ascii="Arial" w:hAnsi="Arial" w:cs="Arial"/>
-          <w:sz w:val="24"/>
-          <w:szCs w:val="24"/>
-        </w:rPr>
-        <w:t xml:space="preserve"> de notificaciones por correo </w:t>
-      </w:r>
-      <w:r>
-        <w:rPr>
-          <w:rFonts w:ascii="Arial" w:hAnsi="Arial" w:cs="Arial"/>
-          <w:sz w:val="24"/>
-          <w:szCs w:val="24"/>
-        </w:rPr>
-        <w:t>electrónico</w:t>
+        <w:t>Envió automático de notificaciones por correo electrónico</w:t>
       </w:r>
     </w:p>
     <w:p>
@@ -1673,63 +1504,7 @@
           <w:sz w:val="24"/>
           <w:szCs w:val="24"/>
         </w:rPr>
-        <w:t>Diseñar</w:t>
-      </w:r>
-      <w:r>
-        <w:rPr>
-          <w:rFonts w:ascii="Arial" w:hAnsi="Arial" w:cs="Arial"/>
-          <w:sz w:val="24"/>
-          <w:szCs w:val="24"/>
-        </w:rPr>
-        <w:t xml:space="preserve"> e implementar el </w:t>
-      </w:r>
-      <w:r>
-        <w:rPr>
-          <w:rFonts w:ascii="Arial" w:hAnsi="Arial" w:cs="Arial"/>
-          <w:sz w:val="24"/>
-          <w:szCs w:val="24"/>
-        </w:rPr>
-        <w:t>módulo</w:t>
-      </w:r>
-      <w:r>
-        <w:rPr>
-          <w:rFonts w:ascii="Arial" w:hAnsi="Arial" w:cs="Arial"/>
-          <w:sz w:val="24"/>
-          <w:szCs w:val="24"/>
-        </w:rPr>
-        <w:t xml:space="preserve"> de </w:t>
-      </w:r>
-      <w:r>
-        <w:rPr>
-          <w:rFonts w:ascii="Arial" w:hAnsi="Arial" w:cs="Arial"/>
-          <w:sz w:val="24"/>
-          <w:szCs w:val="24"/>
-        </w:rPr>
-        <w:t>gestión</w:t>
-      </w:r>
-      <w:r>
-        <w:rPr>
-          <w:rFonts w:ascii="Arial" w:hAnsi="Arial" w:cs="Arial"/>
-          <w:sz w:val="24"/>
-          <w:szCs w:val="24"/>
-        </w:rPr>
-        <w:t xml:space="preserve"> de habitaciones que permita registrar, editar y consultar el estado de cada </w:t>
-      </w:r>
-      <w:r>
-        <w:rPr>
-          <w:rFonts w:ascii="Arial" w:hAnsi="Arial" w:cs="Arial"/>
-          <w:sz w:val="24"/>
-          <w:szCs w:val="24"/>
-        </w:rPr>
-        <w:t>habitación</w:t>
-      </w:r>
-      <w:r>
-        <w:rPr>
-          <w:rFonts w:ascii="Arial" w:hAnsi="Arial" w:cs="Arial"/>
-          <w:sz w:val="24"/>
-          <w:szCs w:val="24"/>
-        </w:rPr>
-        <w:t xml:space="preserve"> del hotel en tiempo real.</w:t>
+        <w:t>Diseñar e implementar el módulo de gestión de habitaciones que permita registrar, editar y consultar el estado de cada habitación del hotel en tiempo real.</w:t>
       </w:r>
     </w:p>
     <w:p>
@@ -2751,7 +2526,7 @@
           <w:sz w:val="24"/>
           <w:szCs w:val="24"/>
         </w:rPr>
-        <w:t>Podrán</w:t>
+        <w:t>Podrán gestionar todo el sistema, crear usuarios, ver reportes y controlar la operación del hotel desde un panel centralizado.</w:t>
       </w:r>
       <w:r>
         <w:rPr>
@@ -2762,7 +2537,7 @@
           <w:sz w:val="24"/>
           <w:szCs w:val="24"/>
         </w:rPr>
-        <w:t xml:space="preserve"> gestionar todo el sistema, crear usuarios, ver reportes y controlar la </w:t>
+        <w:br/>
       </w:r>
       <w:r>
         <w:rPr>
@@ -2773,7 +2548,16 @@
           <w:sz w:val="24"/>
           <w:szCs w:val="24"/>
         </w:rPr>
-        <w:t>operación</w:t>
+        <w:br/>
+      </w:r>
+      <w:r>
+        <w:rPr>
+          <w:rFonts w:ascii="Arial" w:hAnsi="Arial" w:cs="Arial"/>
+          <w:color w:val="auto"/>
+          <w:sz w:val="24"/>
+          <w:szCs w:val="24"/>
+        </w:rPr>
+        <w:t xml:space="preserve">Recepcionistas: </w:t>
       </w:r>
       <w:r>
         <w:rPr>
@@ -2784,8 +2568,9 @@
           <w:sz w:val="24"/>
           <w:szCs w:val="24"/>
         </w:rPr>
-        <w:t xml:space="preserve"> del hotel desde un panel centralizado.</w:t>
-      </w:r>
+        <w:t xml:space="preserve">Tendrán acceso para registrar reservas, </w:t>
+      </w:r>
+      <w:proofErr w:type="gramStart"/>
       <w:r>
         <w:rPr>
           <w:rFonts w:ascii="Arial" w:hAnsi="Arial" w:cs="Arial"/>
@@ -2795,8 +2580,9 @@
           <w:sz w:val="24"/>
           <w:szCs w:val="24"/>
         </w:rPr>
-        <w:br/>
-      </w:r>
+        <w:t>hacer check-in</w:t>
+      </w:r>
+      <w:proofErr w:type="gramEnd"/>
       <w:r>
         <w:rPr>
           <w:rFonts w:ascii="Arial" w:hAnsi="Arial" w:cs="Arial"/>
@@ -2806,16 +2592,7 @@
           <w:sz w:val="24"/>
           <w:szCs w:val="24"/>
         </w:rPr>
-        <w:br/>
-      </w:r>
-      <w:r>
-        <w:rPr>
-          <w:rFonts w:ascii="Arial" w:hAnsi="Arial" w:cs="Arial"/>
-          <w:color w:val="auto"/>
-          <w:sz w:val="24"/>
-          <w:szCs w:val="24"/>
-        </w:rPr>
-        <w:t xml:space="preserve">Recepcionistas: </w:t>
+        <w:t xml:space="preserve"> de huéspedes y consultar el estado de las habitaciones en tiempo real.</w:t>
       </w:r>
       <w:r>
         <w:rPr>
@@ -2826,7 +2603,7 @@
           <w:sz w:val="24"/>
           <w:szCs w:val="24"/>
         </w:rPr>
-        <w:t>Tendrán</w:t>
+        <w:br/>
       </w:r>
       <w:r>
         <w:rPr>
@@ -2837,7 +2614,16 @@
           <w:sz w:val="24"/>
           <w:szCs w:val="24"/>
         </w:rPr>
-        <w:t xml:space="preserve"> acceso para registrar reservas, hacer check-in de </w:t>
+        <w:br/>
+      </w:r>
+      <w:r>
+        <w:rPr>
+          <w:rFonts w:ascii="Arial" w:hAnsi="Arial" w:cs="Arial"/>
+          <w:color w:val="auto"/>
+          <w:sz w:val="24"/>
+          <w:szCs w:val="24"/>
+        </w:rPr>
+        <w:t xml:space="preserve">Huéspedes: </w:t>
       </w:r>
       <w:r>
         <w:rPr>
@@ -2848,7 +2634,7 @@
           <w:sz w:val="24"/>
           <w:szCs w:val="24"/>
         </w:rPr>
-        <w:t>huéspedes</w:t>
+        <w:t>Se benefician indirectamente al recibir un servicio más rápido, organizado y con menor margen de error en su proceso de reserva y registro.</w:t>
       </w:r>
       <w:r>
         <w:rPr>
@@ -2859,7 +2645,7 @@
           <w:sz w:val="24"/>
           <w:szCs w:val="24"/>
         </w:rPr>
-        <w:t xml:space="preserve"> y consultar el estado de las habitaciones en tiempo real.</w:t>
+        <w:br/>
       </w:r>
       <w:r>
         <w:rPr>
@@ -2872,7 +2658,47 @@
         </w:rPr>
         <w:br/>
       </w:r>
-      <w:r>
+    </w:p>
+    <w:p>
+      <w:pPr>
+        <w:rPr>
+          <w:rFonts w:ascii="Arial" w:hAnsi="Arial" w:cs="Arial"/>
+          <w:sz w:val="24"/>
+          <w:szCs w:val="24"/>
+        </w:rPr>
+      </w:pPr>
+      <w:r>
+        <w:rPr>
+          <w:rFonts w:ascii="Arial" w:hAnsi="Arial" w:cs="Arial"/>
+          <w:b/>
+          <w:bCs/>
+          <w:sz w:val="24"/>
+          <w:szCs w:val="24"/>
+        </w:rPr>
+        <w:t>Propietarios de hoteles medianos</w:t>
+      </w:r>
+      <w:r>
+        <w:rPr>
+          <w:rFonts w:ascii="Arial" w:hAnsi="Arial" w:cs="Arial"/>
+          <w:b/>
+          <w:bCs/>
+          <w:sz w:val="24"/>
+          <w:szCs w:val="24"/>
+        </w:rPr>
+        <w:t xml:space="preserve">: </w:t>
+      </w:r>
+      <w:r>
+        <w:rPr>
+          <w:rFonts w:ascii="Arial" w:hAnsi="Arial" w:cs="Arial"/>
+          <w:sz w:val="24"/>
+          <w:szCs w:val="24"/>
+        </w:rPr>
+        <w:t>Obtienen una herramienta digital sin costo de licencia que les permite competir en igualdad de condiciones con establecimientos más grandes.</w:t>
+      </w:r>
+    </w:p>
+    <w:p>
+      <w:pPr>
+        <w:pStyle w:val="Ttulo1"/>
         <w:rPr>
           <w:rFonts w:ascii="Arial" w:hAnsi="Arial" w:cs="Arial"/>
           <w:b w:val="0"/>
@@ -2881,16 +2707,34 @@
           <w:sz w:val="24"/>
           <w:szCs w:val="24"/>
         </w:rPr>
-        <w:br/>
-      </w:r>
-      <w:r>
-        <w:rPr>
-          <w:rFonts w:ascii="Arial" w:hAnsi="Arial" w:cs="Arial"/>
-          <w:color w:val="auto"/>
-          <w:sz w:val="24"/>
-          <w:szCs w:val="24"/>
-        </w:rPr>
-        <w:t xml:space="preserve">Huéspedes: </w:t>
+      </w:pPr>
+      <w:r>
+        <w:rPr>
+          <w:rFonts w:ascii="Arial" w:hAnsi="Arial" w:cs="Arial"/>
+          <w:color w:val="auto"/>
+          <w:sz w:val="24"/>
+          <w:szCs w:val="24"/>
+        </w:rPr>
+        <w:t>8. Impacto</w:t>
+      </w:r>
+      <w:r>
+        <w:rPr>
+          <w:rFonts w:ascii="Arial" w:hAnsi="Arial" w:cs="Arial"/>
+          <w:color w:val="auto"/>
+          <w:sz w:val="24"/>
+          <w:szCs w:val="24"/>
+        </w:rPr>
+        <w:br/>
+      </w:r>
+      <w:r>
+        <w:rPr>
+          <w:rFonts w:ascii="Arial" w:hAnsi="Arial" w:cs="Arial"/>
+          <w:color w:val="auto"/>
+          <w:sz w:val="24"/>
+          <w:szCs w:val="24"/>
+        </w:rPr>
+        <w:br/>
+        <w:t>Social:</w:t>
       </w:r>
       <w:r>
         <w:rPr>
@@ -2901,7 +2745,7 @@
           <w:sz w:val="24"/>
           <w:szCs w:val="24"/>
         </w:rPr>
-        <w:t xml:space="preserve">Se benefician indirectamente al recibir un servicio </w:t>
+        <w:t xml:space="preserve"> </w:t>
       </w:r>
       <w:r>
         <w:rPr>
@@ -2912,7 +2756,35 @@
           <w:sz w:val="24"/>
           <w:szCs w:val="24"/>
         </w:rPr>
-        <w:t>más</w:t>
+        <w:t>Mejora la calidad del servicio hotelero para los huéspedes, reduciendo tiempos de espera y errores en el registro. El personal trabaja de forma más organizada y con menos estrés operativo.</w:t>
+      </w:r>
+      <w:r>
+        <w:rPr>
+          <w:rFonts w:ascii="Arial" w:hAnsi="Arial" w:cs="Arial"/>
+          <w:color w:val="auto"/>
+          <w:sz w:val="24"/>
+          <w:szCs w:val="24"/>
+        </w:rPr>
+        <w:br/>
+      </w:r>
+      <w:r>
+        <w:rPr>
+          <w:rFonts w:ascii="Arial" w:hAnsi="Arial" w:cs="Arial"/>
+          <w:color w:val="auto"/>
+          <w:sz w:val="24"/>
+          <w:szCs w:val="24"/>
+        </w:rPr>
+        <w:br/>
+      </w:r>
+      <w:r>
+        <w:rPr>
+          <w:rFonts w:ascii="Arial" w:hAnsi="Arial" w:cs="Arial"/>
+          <w:color w:val="auto"/>
+          <w:sz w:val="24"/>
+          <w:szCs w:val="24"/>
+        </w:rPr>
+        <w:lastRenderedPageBreak/>
+        <w:t xml:space="preserve">Económico: </w:t>
       </w:r>
       <w:r>
         <w:rPr>
@@ -2923,7 +2795,26 @@
           <w:sz w:val="24"/>
           <w:szCs w:val="24"/>
         </w:rPr>
-        <w:t xml:space="preserve"> </w:t>
+        <w:t>Reduce costos operativos al eliminar el uso de papelería y minimizar errores que generan pérdidas económicas (como la doble asignación de habitaciones o reservas mal registradas). Al estar en una plataforma gratuita, no representa un costo adicional para el hotel.</w:t>
+      </w:r>
+      <w:r>
+        <w:rPr>
+          <w:rFonts w:ascii="Arial" w:hAnsi="Arial" w:cs="Arial"/>
+          <w:color w:val="auto"/>
+          <w:sz w:val="24"/>
+          <w:szCs w:val="24"/>
+        </w:rPr>
+        <w:br/>
+      </w:r>
+      <w:r>
+        <w:rPr>
+          <w:rFonts w:ascii="Arial" w:hAnsi="Arial" w:cs="Arial"/>
+          <w:color w:val="auto"/>
+          <w:sz w:val="24"/>
+          <w:szCs w:val="24"/>
+        </w:rPr>
+        <w:br/>
+        <w:t xml:space="preserve">Ambiental: </w:t>
       </w:r>
       <w:r>
         <w:rPr>
@@ -2934,7 +2825,26 @@
           <w:sz w:val="24"/>
           <w:szCs w:val="24"/>
         </w:rPr>
-        <w:t>rápido</w:t>
+        <w:t>Al digitalizar los registros de huéspedes, reservas y habitaciones, se reduce significativamente el uso de papel en la operación diaria del hotel, contribuyendo a prácticas más sostenibles.</w:t>
+      </w:r>
+      <w:r>
+        <w:rPr>
+          <w:rFonts w:ascii="Arial" w:hAnsi="Arial" w:cs="Arial"/>
+          <w:color w:val="auto"/>
+          <w:sz w:val="24"/>
+          <w:szCs w:val="24"/>
+        </w:rPr>
+        <w:br/>
+      </w:r>
+      <w:r>
+        <w:rPr>
+          <w:rFonts w:ascii="Arial" w:hAnsi="Arial" w:cs="Arial"/>
+          <w:color w:val="auto"/>
+          <w:sz w:val="24"/>
+          <w:szCs w:val="24"/>
+        </w:rPr>
+        <w:br/>
+        <w:t xml:space="preserve">Tecnológico: </w:t>
       </w:r>
       <w:r>
         <w:rPr>
@@ -2945,7 +2855,46 @@
           <w:sz w:val="24"/>
           <w:szCs w:val="24"/>
         </w:rPr>
-        <w:t>, organizado y con menor margen de error en su proceso de reserva y registro.</w:t>
+        <w:t>El proyecto demuestra la aplicación práctica de tecnologías modernas como Django, PostgreSQL, hosting en la nube y control de versiones con Git. Sirve como referente de que es posible desarrollar soluciones profesionales con herramientas de código abierto y plataformas gratuitas.</w:t>
+      </w:r>
+    </w:p>
+    <w:p>
+      <w:pPr>
+        <w:pStyle w:val="Ttulo1"/>
+        <w:rPr>
+          <w:rFonts w:ascii="Arial" w:hAnsi="Arial" w:cs="Arial"/>
+          <w:color w:val="auto"/>
+          <w:sz w:val="24"/>
+          <w:szCs w:val="24"/>
+        </w:rPr>
+      </w:pPr>
+      <w:r>
+        <w:rPr>
+          <w:rFonts w:ascii="Arial" w:hAnsi="Arial" w:cs="Arial"/>
+          <w:color w:val="auto"/>
+          <w:sz w:val="24"/>
+          <w:szCs w:val="24"/>
+        </w:rPr>
+        <w:t>9. Restricciones</w:t>
+      </w:r>
+      <w:r>
+        <w:rPr>
+          <w:rFonts w:ascii="Arial" w:hAnsi="Arial" w:cs="Arial"/>
+          <w:color w:val="auto"/>
+          <w:sz w:val="24"/>
+          <w:szCs w:val="24"/>
+        </w:rPr>
+        <w:br/>
+      </w:r>
+      <w:r>
+        <w:rPr>
+          <w:rFonts w:ascii="Arial" w:hAnsi="Arial" w:cs="Arial"/>
+          <w:color w:val="auto"/>
+          <w:sz w:val="24"/>
+          <w:szCs w:val="24"/>
+        </w:rPr>
+        <w:br/>
+        <w:t xml:space="preserve">Tiempo: </w:t>
       </w:r>
       <w:r>
         <w:rPr>
@@ -2956,7 +2905,7 @@
           <w:sz w:val="24"/>
           <w:szCs w:val="24"/>
         </w:rPr>
-        <w:br/>
+        <w:t>El proyecto se desarrolló durante el periodo de formación del programa ADSI en el SENA, con una duración aproximada de un semestre académico. Las entregas estuvieron sujetas a los cronogramas establecidos por los instructores.</w:t>
       </w:r>
       <w:r>
         <w:rPr>
@@ -2969,6 +2918,138 @@
         </w:rPr>
         <w:br/>
       </w:r>
+      <w:r>
+        <w:rPr>
+          <w:rFonts w:ascii="Arial" w:hAnsi="Arial" w:cs="Arial"/>
+          <w:b w:val="0"/>
+          <w:bCs w:val="0"/>
+          <w:color w:val="auto"/>
+          <w:sz w:val="24"/>
+          <w:szCs w:val="24"/>
+        </w:rPr>
+        <w:br/>
+      </w:r>
+      <w:r>
+        <w:rPr>
+          <w:rFonts w:ascii="Arial" w:hAnsi="Arial" w:cs="Arial"/>
+          <w:color w:val="auto"/>
+          <w:sz w:val="24"/>
+          <w:szCs w:val="24"/>
+        </w:rPr>
+        <w:t>Costo:</w:t>
+      </w:r>
+      <w:r>
+        <w:rPr>
+          <w:rFonts w:ascii="Arial" w:hAnsi="Arial" w:cs="Arial"/>
+          <w:b w:val="0"/>
+          <w:bCs w:val="0"/>
+          <w:color w:val="auto"/>
+          <w:sz w:val="24"/>
+          <w:szCs w:val="24"/>
+        </w:rPr>
+        <w:t xml:space="preserve"> </w:t>
+      </w:r>
+      <w:r>
+        <w:rPr>
+          <w:rFonts w:ascii="Arial" w:hAnsi="Arial" w:cs="Arial"/>
+          <w:b w:val="0"/>
+          <w:bCs w:val="0"/>
+          <w:color w:val="auto"/>
+          <w:sz w:val="24"/>
+          <w:szCs w:val="24"/>
+        </w:rPr>
+        <w:t xml:space="preserve">El proyecto se realizó con herramientas completamente gratuitas y de código abierto (Django, PostgreSQL, </w:t>
+      </w:r>
+      <w:proofErr w:type="spellStart"/>
+      <w:r>
+        <w:rPr>
+          <w:rFonts w:ascii="Arial" w:hAnsi="Arial" w:cs="Arial"/>
+          <w:b w:val="0"/>
+          <w:bCs w:val="0"/>
+          <w:color w:val="auto"/>
+          <w:sz w:val="24"/>
+          <w:szCs w:val="24"/>
+        </w:rPr>
+        <w:t>Railway</w:t>
+      </w:r>
+      <w:proofErr w:type="spellEnd"/>
+      <w:r>
+        <w:rPr>
+          <w:rFonts w:ascii="Arial" w:hAnsi="Arial" w:cs="Arial"/>
+          <w:b w:val="0"/>
+          <w:bCs w:val="0"/>
+          <w:color w:val="auto"/>
+          <w:sz w:val="24"/>
+          <w:szCs w:val="24"/>
+        </w:rPr>
+        <w:t>, GitHub). No se contó con presupuesto asignado, por lo que todas las decisiones tecnológicas se tomaron en función de opciones sin costo.</w:t>
+      </w:r>
+      <w:r>
+        <w:rPr>
+          <w:rFonts w:ascii="Arial" w:hAnsi="Arial" w:cs="Arial"/>
+          <w:b w:val="0"/>
+          <w:bCs w:val="0"/>
+          <w:color w:val="auto"/>
+          <w:sz w:val="24"/>
+          <w:szCs w:val="24"/>
+        </w:rPr>
+        <w:br/>
+      </w:r>
+      <w:r>
+        <w:rPr>
+          <w:rFonts w:ascii="Arial" w:hAnsi="Arial" w:cs="Arial"/>
+          <w:b w:val="0"/>
+          <w:bCs w:val="0"/>
+          <w:color w:val="auto"/>
+          <w:sz w:val="24"/>
+          <w:szCs w:val="24"/>
+        </w:rPr>
+        <w:br/>
+      </w:r>
+      <w:r>
+        <w:rPr>
+          <w:rFonts w:ascii="Arial" w:hAnsi="Arial" w:cs="Arial"/>
+          <w:color w:val="auto"/>
+          <w:sz w:val="24"/>
+          <w:szCs w:val="24"/>
+        </w:rPr>
+        <w:t xml:space="preserve">Alcance: </w:t>
+      </w:r>
+      <w:r>
+        <w:rPr>
+          <w:rFonts w:ascii="Arial" w:hAnsi="Arial" w:cs="Arial"/>
+          <w:b w:val="0"/>
+          <w:bCs w:val="0"/>
+          <w:color w:val="auto"/>
+          <w:sz w:val="24"/>
+          <w:szCs w:val="24"/>
+        </w:rPr>
+        <w:t xml:space="preserve">El sistema cubre la gestión operativa básica del hotel. No incluye módulo de facturación, integración con pasarelas de pago, aplicación móvil nativa ni integración con plataformas de reservas externas como </w:t>
+      </w:r>
+      <w:proofErr w:type="spellStart"/>
+      <w:r>
+        <w:rPr>
+          <w:rFonts w:ascii="Arial" w:hAnsi="Arial" w:cs="Arial"/>
+          <w:b w:val="0"/>
+          <w:bCs w:val="0"/>
+          <w:color w:val="auto"/>
+          <w:sz w:val="24"/>
+          <w:szCs w:val="24"/>
+        </w:rPr>
+        <w:t>Booking</w:t>
+      </w:r>
+      <w:proofErr w:type="spellEnd"/>
+      <w:r>
+        <w:rPr>
+          <w:rFonts w:ascii="Arial" w:hAnsi="Arial" w:cs="Arial"/>
+          <w:b w:val="0"/>
+          <w:bCs w:val="0"/>
+          <w:color w:val="auto"/>
+          <w:sz w:val="24"/>
+          <w:szCs w:val="24"/>
+        </w:rPr>
+        <w:t xml:space="preserve"> o Airbnb.</w:t>
+      </w:r>
     </w:p>
     <w:p>
       <w:pPr>
@@ -2986,7 +3067,23 @@
           <w:sz w:val="24"/>
           <w:szCs w:val="24"/>
         </w:rPr>
-        <w:t>Propietarios de hoteles medianos</w:t>
+        <w:t>10. Riesgos</w:t>
+      </w:r>
+      <w:r>
+        <w:rPr>
+          <w:rFonts w:ascii="Arial" w:hAnsi="Arial" w:cs="Arial"/>
+          <w:sz w:val="24"/>
+          <w:szCs w:val="24"/>
+        </w:rPr>
+        <w:br/>
+      </w:r>
+      <w:r>
+        <w:rPr>
+          <w:rFonts w:ascii="Arial" w:hAnsi="Arial" w:cs="Arial"/>
+          <w:sz w:val="24"/>
+          <w:szCs w:val="24"/>
+        </w:rPr>
+        <w:br/>
       </w:r>
       <w:r>
         <w:rPr>
@@ -2996,1085 +3093,7 @@
           <w:sz w:val="24"/>
           <w:szCs w:val="24"/>
         </w:rPr>
-        <w:t xml:space="preserve">: </w:t>
-      </w:r>
-      <w:r>
-        <w:rPr>
-          <w:rFonts w:ascii="Arial" w:hAnsi="Arial" w:cs="Arial"/>
-          <w:sz w:val="24"/>
-          <w:szCs w:val="24"/>
-        </w:rPr>
-        <w:t xml:space="preserve">Obtienen una herramienta digital sin costo de licencia que les permite competir en igualdad de condiciones con establecimientos </w:t>
-      </w:r>
-      <w:r>
-        <w:rPr>
-          <w:rFonts w:ascii="Arial" w:hAnsi="Arial" w:cs="Arial"/>
-          <w:sz w:val="24"/>
-          <w:szCs w:val="24"/>
-        </w:rPr>
-        <w:t>más</w:t>
-      </w:r>
-      <w:r>
-        <w:rPr>
-          <w:rFonts w:ascii="Arial" w:hAnsi="Arial" w:cs="Arial"/>
-          <w:sz w:val="24"/>
-          <w:szCs w:val="24"/>
-        </w:rPr>
-        <w:t xml:space="preserve"> grandes.</w:t>
-      </w:r>
-    </w:p>
-    <w:p>
-      <w:pPr>
-        <w:pStyle w:val="Ttulo1"/>
-        <w:rPr>
-          <w:rFonts w:ascii="Arial" w:hAnsi="Arial" w:cs="Arial"/>
-          <w:b w:val="0"/>
-          <w:bCs w:val="0"/>
-          <w:color w:val="auto"/>
-          <w:sz w:val="24"/>
-          <w:szCs w:val="24"/>
-        </w:rPr>
-      </w:pPr>
-      <w:r>
-        <w:rPr>
-          <w:rFonts w:ascii="Arial" w:hAnsi="Arial" w:cs="Arial"/>
-          <w:color w:val="auto"/>
-          <w:sz w:val="24"/>
-          <w:szCs w:val="24"/>
-        </w:rPr>
-        <w:t>8. Impacto</w:t>
-      </w:r>
-      <w:r>
-        <w:rPr>
-          <w:rFonts w:ascii="Arial" w:hAnsi="Arial" w:cs="Arial"/>
-          <w:color w:val="auto"/>
-          <w:sz w:val="24"/>
-          <w:szCs w:val="24"/>
-        </w:rPr>
-        <w:br/>
-      </w:r>
-      <w:r>
-        <w:rPr>
-          <w:rFonts w:ascii="Arial" w:hAnsi="Arial" w:cs="Arial"/>
-          <w:color w:val="auto"/>
-          <w:sz w:val="24"/>
-          <w:szCs w:val="24"/>
-        </w:rPr>
-        <w:br/>
-        <w:t>Social:</w:t>
-      </w:r>
-      <w:r>
-        <w:rPr>
-          <w:rFonts w:ascii="Arial" w:hAnsi="Arial" w:cs="Arial"/>
-          <w:b w:val="0"/>
-          <w:bCs w:val="0"/>
-          <w:color w:val="auto"/>
-          <w:sz w:val="24"/>
-          <w:szCs w:val="24"/>
-        </w:rPr>
-        <w:t xml:space="preserve"> </w:t>
-      </w:r>
-      <w:r>
-        <w:rPr>
-          <w:rFonts w:ascii="Arial" w:hAnsi="Arial" w:cs="Arial"/>
-          <w:b w:val="0"/>
-          <w:bCs w:val="0"/>
-          <w:color w:val="auto"/>
-          <w:sz w:val="24"/>
-          <w:szCs w:val="24"/>
-        </w:rPr>
-        <w:t xml:space="preserve">Mejora la calidad del servicio hotelero para los </w:t>
-      </w:r>
-      <w:r>
-        <w:rPr>
-          <w:rFonts w:ascii="Arial" w:hAnsi="Arial" w:cs="Arial"/>
-          <w:b w:val="0"/>
-          <w:bCs w:val="0"/>
-          <w:color w:val="auto"/>
-          <w:sz w:val="24"/>
-          <w:szCs w:val="24"/>
-        </w:rPr>
-        <w:t>huéspedes</w:t>
-      </w:r>
-      <w:r>
-        <w:rPr>
-          <w:rFonts w:ascii="Arial" w:hAnsi="Arial" w:cs="Arial"/>
-          <w:b w:val="0"/>
-          <w:bCs w:val="0"/>
-          <w:color w:val="auto"/>
-          <w:sz w:val="24"/>
-          <w:szCs w:val="24"/>
-        </w:rPr>
-        <w:t xml:space="preserve">, reduciendo tiempos de espera y errores en el registro. El personal trabaja de forma </w:t>
-      </w:r>
-      <w:r>
-        <w:rPr>
-          <w:rFonts w:ascii="Arial" w:hAnsi="Arial" w:cs="Arial"/>
-          <w:b w:val="0"/>
-          <w:bCs w:val="0"/>
-          <w:color w:val="auto"/>
-          <w:sz w:val="24"/>
-          <w:szCs w:val="24"/>
-        </w:rPr>
-        <w:t>más</w:t>
-      </w:r>
-      <w:r>
-        <w:rPr>
-          <w:rFonts w:ascii="Arial" w:hAnsi="Arial" w:cs="Arial"/>
-          <w:b w:val="0"/>
-          <w:bCs w:val="0"/>
-          <w:color w:val="auto"/>
-          <w:sz w:val="24"/>
-          <w:szCs w:val="24"/>
-        </w:rPr>
-        <w:t xml:space="preserve"> organizada y con menos </w:t>
-      </w:r>
-      <w:r>
-        <w:rPr>
-          <w:rFonts w:ascii="Arial" w:hAnsi="Arial" w:cs="Arial"/>
-          <w:b w:val="0"/>
-          <w:bCs w:val="0"/>
-          <w:color w:val="auto"/>
-          <w:sz w:val="24"/>
-          <w:szCs w:val="24"/>
-        </w:rPr>
-        <w:t>estrés</w:t>
-      </w:r>
-      <w:r>
-        <w:rPr>
-          <w:rFonts w:ascii="Arial" w:hAnsi="Arial" w:cs="Arial"/>
-          <w:b w:val="0"/>
-          <w:bCs w:val="0"/>
-          <w:color w:val="auto"/>
-          <w:sz w:val="24"/>
-          <w:szCs w:val="24"/>
-        </w:rPr>
-        <w:t xml:space="preserve"> operativo.</w:t>
-      </w:r>
-      <w:r>
-        <w:rPr>
-          <w:rFonts w:ascii="Arial" w:hAnsi="Arial" w:cs="Arial"/>
-          <w:color w:val="auto"/>
-          <w:sz w:val="24"/>
-          <w:szCs w:val="24"/>
-        </w:rPr>
-        <w:br/>
-      </w:r>
-      <w:r>
-        <w:rPr>
-          <w:rFonts w:ascii="Arial" w:hAnsi="Arial" w:cs="Arial"/>
-          <w:color w:val="auto"/>
-          <w:sz w:val="24"/>
-          <w:szCs w:val="24"/>
-        </w:rPr>
-        <w:br/>
-      </w:r>
-      <w:r>
-        <w:rPr>
-          <w:rFonts w:ascii="Arial" w:hAnsi="Arial" w:cs="Arial"/>
-          <w:color w:val="auto"/>
-          <w:sz w:val="24"/>
-          <w:szCs w:val="24"/>
-        </w:rPr>
-        <w:lastRenderedPageBreak/>
-        <w:t xml:space="preserve">Económico: </w:t>
-      </w:r>
-      <w:r>
-        <w:rPr>
-          <w:rFonts w:ascii="Arial" w:hAnsi="Arial" w:cs="Arial"/>
-          <w:b w:val="0"/>
-          <w:bCs w:val="0"/>
-          <w:color w:val="auto"/>
-          <w:sz w:val="24"/>
-          <w:szCs w:val="24"/>
-        </w:rPr>
-        <w:t xml:space="preserve">Reduce costos operativos al eliminar el uso de </w:t>
-      </w:r>
-      <w:r>
-        <w:rPr>
-          <w:rFonts w:ascii="Arial" w:hAnsi="Arial" w:cs="Arial"/>
-          <w:b w:val="0"/>
-          <w:bCs w:val="0"/>
-          <w:color w:val="auto"/>
-          <w:sz w:val="24"/>
-          <w:szCs w:val="24"/>
-        </w:rPr>
-        <w:t>papelería</w:t>
-      </w:r>
-      <w:r>
-        <w:rPr>
-          <w:rFonts w:ascii="Arial" w:hAnsi="Arial" w:cs="Arial"/>
-          <w:b w:val="0"/>
-          <w:bCs w:val="0"/>
-          <w:color w:val="auto"/>
-          <w:sz w:val="24"/>
-          <w:szCs w:val="24"/>
-        </w:rPr>
-        <w:t xml:space="preserve"> y minimizar errores que generan </w:t>
-      </w:r>
-      <w:r>
-        <w:rPr>
-          <w:rFonts w:ascii="Arial" w:hAnsi="Arial" w:cs="Arial"/>
-          <w:b w:val="0"/>
-          <w:bCs w:val="0"/>
-          <w:color w:val="auto"/>
-          <w:sz w:val="24"/>
-          <w:szCs w:val="24"/>
-        </w:rPr>
-        <w:t>pérdidas</w:t>
-      </w:r>
-      <w:r>
-        <w:rPr>
-          <w:rFonts w:ascii="Arial" w:hAnsi="Arial" w:cs="Arial"/>
-          <w:b w:val="0"/>
-          <w:bCs w:val="0"/>
-          <w:color w:val="auto"/>
-          <w:sz w:val="24"/>
-          <w:szCs w:val="24"/>
-        </w:rPr>
-        <w:t xml:space="preserve"> </w:t>
-      </w:r>
-      <w:r>
-        <w:rPr>
-          <w:rFonts w:ascii="Arial" w:hAnsi="Arial" w:cs="Arial"/>
-          <w:b w:val="0"/>
-          <w:bCs w:val="0"/>
-          <w:color w:val="auto"/>
-          <w:sz w:val="24"/>
-          <w:szCs w:val="24"/>
-        </w:rPr>
-        <w:t>económicas</w:t>
-      </w:r>
-      <w:r>
-        <w:rPr>
-          <w:rFonts w:ascii="Arial" w:hAnsi="Arial" w:cs="Arial"/>
-          <w:b w:val="0"/>
-          <w:bCs w:val="0"/>
-          <w:color w:val="auto"/>
-          <w:sz w:val="24"/>
-          <w:szCs w:val="24"/>
-        </w:rPr>
-        <w:t xml:space="preserve"> (como la doble </w:t>
-      </w:r>
-      <w:r>
-        <w:rPr>
-          <w:rFonts w:ascii="Arial" w:hAnsi="Arial" w:cs="Arial"/>
-          <w:b w:val="0"/>
-          <w:bCs w:val="0"/>
-          <w:color w:val="auto"/>
-          <w:sz w:val="24"/>
-          <w:szCs w:val="24"/>
-        </w:rPr>
-        <w:t>asignación</w:t>
-      </w:r>
-      <w:r>
-        <w:rPr>
-          <w:rFonts w:ascii="Arial" w:hAnsi="Arial" w:cs="Arial"/>
-          <w:b w:val="0"/>
-          <w:bCs w:val="0"/>
-          <w:color w:val="auto"/>
-          <w:sz w:val="24"/>
-          <w:szCs w:val="24"/>
-        </w:rPr>
-        <w:t xml:space="preserve"> de habitaciones o reservas mal registradas). Al estar en una plataforma gratuita, no representa un costo adicional para el hotel.</w:t>
-      </w:r>
-      <w:r>
-        <w:rPr>
-          <w:rFonts w:ascii="Arial" w:hAnsi="Arial" w:cs="Arial"/>
-          <w:color w:val="auto"/>
-          <w:sz w:val="24"/>
-          <w:szCs w:val="24"/>
-        </w:rPr>
-        <w:br/>
-      </w:r>
-      <w:r>
-        <w:rPr>
-          <w:rFonts w:ascii="Arial" w:hAnsi="Arial" w:cs="Arial"/>
-          <w:color w:val="auto"/>
-          <w:sz w:val="24"/>
-          <w:szCs w:val="24"/>
-        </w:rPr>
-        <w:br/>
-        <w:t xml:space="preserve">Ambiental: </w:t>
-      </w:r>
-      <w:r>
-        <w:rPr>
-          <w:rFonts w:ascii="Arial" w:hAnsi="Arial" w:cs="Arial"/>
-          <w:b w:val="0"/>
-          <w:bCs w:val="0"/>
-          <w:color w:val="auto"/>
-          <w:sz w:val="24"/>
-          <w:szCs w:val="24"/>
-        </w:rPr>
-        <w:t xml:space="preserve">Al digitalizar los registros de </w:t>
-      </w:r>
-      <w:r>
-        <w:rPr>
-          <w:rFonts w:ascii="Arial" w:hAnsi="Arial" w:cs="Arial"/>
-          <w:b w:val="0"/>
-          <w:bCs w:val="0"/>
-          <w:color w:val="auto"/>
-          <w:sz w:val="24"/>
-          <w:szCs w:val="24"/>
-        </w:rPr>
-        <w:t>huéspedes</w:t>
-      </w:r>
-      <w:r>
-        <w:rPr>
-          <w:rFonts w:ascii="Arial" w:hAnsi="Arial" w:cs="Arial"/>
-          <w:b w:val="0"/>
-          <w:bCs w:val="0"/>
-          <w:color w:val="auto"/>
-          <w:sz w:val="24"/>
-          <w:szCs w:val="24"/>
-        </w:rPr>
-        <w:t xml:space="preserve">, reservas y habitaciones, se reduce significativamente el uso de papel en la </w:t>
-      </w:r>
-      <w:r>
-        <w:rPr>
-          <w:rFonts w:ascii="Arial" w:hAnsi="Arial" w:cs="Arial"/>
-          <w:b w:val="0"/>
-          <w:bCs w:val="0"/>
-          <w:color w:val="auto"/>
-          <w:sz w:val="24"/>
-          <w:szCs w:val="24"/>
-        </w:rPr>
-        <w:t>operación</w:t>
-      </w:r>
-      <w:r>
-        <w:rPr>
-          <w:rFonts w:ascii="Arial" w:hAnsi="Arial" w:cs="Arial"/>
-          <w:b w:val="0"/>
-          <w:bCs w:val="0"/>
-          <w:color w:val="auto"/>
-          <w:sz w:val="24"/>
-          <w:szCs w:val="24"/>
-        </w:rPr>
-        <w:t xml:space="preserve"> diaria del hotel, contribuyendo a </w:t>
-      </w:r>
-      <w:r>
-        <w:rPr>
-          <w:rFonts w:ascii="Arial" w:hAnsi="Arial" w:cs="Arial"/>
-          <w:b w:val="0"/>
-          <w:bCs w:val="0"/>
-          <w:color w:val="auto"/>
-          <w:sz w:val="24"/>
-          <w:szCs w:val="24"/>
-        </w:rPr>
-        <w:t>prácticas</w:t>
-      </w:r>
-      <w:r>
-        <w:rPr>
-          <w:rFonts w:ascii="Arial" w:hAnsi="Arial" w:cs="Arial"/>
-          <w:b w:val="0"/>
-          <w:bCs w:val="0"/>
-          <w:color w:val="auto"/>
-          <w:sz w:val="24"/>
-          <w:szCs w:val="24"/>
-        </w:rPr>
-        <w:t xml:space="preserve"> </w:t>
-      </w:r>
-      <w:r>
-        <w:rPr>
-          <w:rFonts w:ascii="Arial" w:hAnsi="Arial" w:cs="Arial"/>
-          <w:b w:val="0"/>
-          <w:bCs w:val="0"/>
-          <w:color w:val="auto"/>
-          <w:sz w:val="24"/>
-          <w:szCs w:val="24"/>
-        </w:rPr>
-        <w:t>más</w:t>
-      </w:r>
-      <w:r>
-        <w:rPr>
-          <w:rFonts w:ascii="Arial" w:hAnsi="Arial" w:cs="Arial"/>
-          <w:b w:val="0"/>
-          <w:bCs w:val="0"/>
-          <w:color w:val="auto"/>
-          <w:sz w:val="24"/>
-          <w:szCs w:val="24"/>
-        </w:rPr>
-        <w:t xml:space="preserve"> sostenibles.</w:t>
-      </w:r>
-      <w:r>
-        <w:rPr>
-          <w:rFonts w:ascii="Arial" w:hAnsi="Arial" w:cs="Arial"/>
-          <w:color w:val="auto"/>
-          <w:sz w:val="24"/>
-          <w:szCs w:val="24"/>
-        </w:rPr>
-        <w:br/>
-      </w:r>
-      <w:r>
-        <w:rPr>
-          <w:rFonts w:ascii="Arial" w:hAnsi="Arial" w:cs="Arial"/>
-          <w:color w:val="auto"/>
-          <w:sz w:val="24"/>
-          <w:szCs w:val="24"/>
-        </w:rPr>
-        <w:br/>
-        <w:t xml:space="preserve">Tecnológico: </w:t>
-      </w:r>
-      <w:r>
-        <w:rPr>
-          <w:rFonts w:ascii="Arial" w:hAnsi="Arial" w:cs="Arial"/>
-          <w:b w:val="0"/>
-          <w:bCs w:val="0"/>
-          <w:color w:val="auto"/>
-          <w:sz w:val="24"/>
-          <w:szCs w:val="24"/>
-        </w:rPr>
-        <w:t xml:space="preserve">El proyecto demuestra la </w:t>
-      </w:r>
-      <w:r>
-        <w:rPr>
-          <w:rFonts w:ascii="Arial" w:hAnsi="Arial" w:cs="Arial"/>
-          <w:b w:val="0"/>
-          <w:bCs w:val="0"/>
-          <w:color w:val="auto"/>
-          <w:sz w:val="24"/>
-          <w:szCs w:val="24"/>
-        </w:rPr>
-        <w:t>aplicación</w:t>
-      </w:r>
-      <w:r>
-        <w:rPr>
-          <w:rFonts w:ascii="Arial" w:hAnsi="Arial" w:cs="Arial"/>
-          <w:b w:val="0"/>
-          <w:bCs w:val="0"/>
-          <w:color w:val="auto"/>
-          <w:sz w:val="24"/>
-          <w:szCs w:val="24"/>
-        </w:rPr>
-        <w:t xml:space="preserve"> </w:t>
-      </w:r>
-      <w:r>
-        <w:rPr>
-          <w:rFonts w:ascii="Arial" w:hAnsi="Arial" w:cs="Arial"/>
-          <w:b w:val="0"/>
-          <w:bCs w:val="0"/>
-          <w:color w:val="auto"/>
-          <w:sz w:val="24"/>
-          <w:szCs w:val="24"/>
-        </w:rPr>
-        <w:t>práctica</w:t>
-      </w:r>
-      <w:r>
-        <w:rPr>
-          <w:rFonts w:ascii="Arial" w:hAnsi="Arial" w:cs="Arial"/>
-          <w:b w:val="0"/>
-          <w:bCs w:val="0"/>
-          <w:color w:val="auto"/>
-          <w:sz w:val="24"/>
-          <w:szCs w:val="24"/>
-        </w:rPr>
-        <w:t xml:space="preserve"> de </w:t>
-      </w:r>
-      <w:r>
-        <w:rPr>
-          <w:rFonts w:ascii="Arial" w:hAnsi="Arial" w:cs="Arial"/>
-          <w:b w:val="0"/>
-          <w:bCs w:val="0"/>
-          <w:color w:val="auto"/>
-          <w:sz w:val="24"/>
-          <w:szCs w:val="24"/>
-        </w:rPr>
-        <w:t>tecnologías</w:t>
-      </w:r>
-      <w:r>
-        <w:rPr>
-          <w:rFonts w:ascii="Arial" w:hAnsi="Arial" w:cs="Arial"/>
-          <w:b w:val="0"/>
-          <w:bCs w:val="0"/>
-          <w:color w:val="auto"/>
-          <w:sz w:val="24"/>
-          <w:szCs w:val="24"/>
-        </w:rPr>
-        <w:t xml:space="preserve"> modernas como Django, PostgreSQL, hosting en la nube y control de versiones con Git. Sirve como referente de que es posible desarrollar soluciones profesionales con herramientas de </w:t>
-      </w:r>
-      <w:r>
-        <w:rPr>
-          <w:rFonts w:ascii="Arial" w:hAnsi="Arial" w:cs="Arial"/>
-          <w:b w:val="0"/>
-          <w:bCs w:val="0"/>
-          <w:color w:val="auto"/>
-          <w:sz w:val="24"/>
-          <w:szCs w:val="24"/>
-        </w:rPr>
-        <w:t>código</w:t>
-      </w:r>
-      <w:r>
-        <w:rPr>
-          <w:rFonts w:ascii="Arial" w:hAnsi="Arial" w:cs="Arial"/>
-          <w:b w:val="0"/>
-          <w:bCs w:val="0"/>
-          <w:color w:val="auto"/>
-          <w:sz w:val="24"/>
-          <w:szCs w:val="24"/>
-        </w:rPr>
-        <w:t xml:space="preserve"> abierto y plataformas gratuitas.</w:t>
-      </w:r>
-    </w:p>
-    <w:p>
-      <w:pPr>
-        <w:pStyle w:val="Ttulo1"/>
-        <w:rPr>
-          <w:rFonts w:ascii="Arial" w:hAnsi="Arial" w:cs="Arial"/>
-          <w:color w:val="auto"/>
-          <w:sz w:val="24"/>
-          <w:szCs w:val="24"/>
-        </w:rPr>
-      </w:pPr>
-      <w:r>
-        <w:rPr>
-          <w:rFonts w:ascii="Arial" w:hAnsi="Arial" w:cs="Arial"/>
-          <w:color w:val="auto"/>
-          <w:sz w:val="24"/>
-          <w:szCs w:val="24"/>
-        </w:rPr>
-        <w:t>9. Restricciones</w:t>
-      </w:r>
-      <w:r>
-        <w:rPr>
-          <w:rFonts w:ascii="Arial" w:hAnsi="Arial" w:cs="Arial"/>
-          <w:color w:val="auto"/>
-          <w:sz w:val="24"/>
-          <w:szCs w:val="24"/>
-        </w:rPr>
-        <w:br/>
-      </w:r>
-      <w:r>
-        <w:rPr>
-          <w:rFonts w:ascii="Arial" w:hAnsi="Arial" w:cs="Arial"/>
-          <w:color w:val="auto"/>
-          <w:sz w:val="24"/>
-          <w:szCs w:val="24"/>
-        </w:rPr>
-        <w:br/>
-        <w:t xml:space="preserve">Tiempo: </w:t>
-      </w:r>
-      <w:r>
-        <w:rPr>
-          <w:rFonts w:ascii="Arial" w:hAnsi="Arial" w:cs="Arial"/>
-          <w:b w:val="0"/>
-          <w:bCs w:val="0"/>
-          <w:color w:val="auto"/>
-          <w:sz w:val="24"/>
-          <w:szCs w:val="24"/>
-        </w:rPr>
-        <w:t xml:space="preserve">El proyecto se </w:t>
-      </w:r>
-      <w:r>
-        <w:rPr>
-          <w:rFonts w:ascii="Arial" w:hAnsi="Arial" w:cs="Arial"/>
-          <w:b w:val="0"/>
-          <w:bCs w:val="0"/>
-          <w:color w:val="auto"/>
-          <w:sz w:val="24"/>
-          <w:szCs w:val="24"/>
-        </w:rPr>
-        <w:t>desarrolló</w:t>
-      </w:r>
-      <w:r>
-        <w:rPr>
-          <w:rFonts w:ascii="Arial" w:hAnsi="Arial" w:cs="Arial"/>
-          <w:b w:val="0"/>
-          <w:bCs w:val="0"/>
-          <w:color w:val="auto"/>
-          <w:sz w:val="24"/>
-          <w:szCs w:val="24"/>
-        </w:rPr>
-        <w:t xml:space="preserve"> durante el periodo de </w:t>
-      </w:r>
-      <w:r>
-        <w:rPr>
-          <w:rFonts w:ascii="Arial" w:hAnsi="Arial" w:cs="Arial"/>
-          <w:b w:val="0"/>
-          <w:bCs w:val="0"/>
-          <w:color w:val="auto"/>
-          <w:sz w:val="24"/>
-          <w:szCs w:val="24"/>
-        </w:rPr>
-        <w:t>formación</w:t>
-      </w:r>
-      <w:r>
-        <w:rPr>
-          <w:rFonts w:ascii="Arial" w:hAnsi="Arial" w:cs="Arial"/>
-          <w:b w:val="0"/>
-          <w:bCs w:val="0"/>
-          <w:color w:val="auto"/>
-          <w:sz w:val="24"/>
-          <w:szCs w:val="24"/>
-        </w:rPr>
-        <w:t xml:space="preserve"> del programa ADSI en el SENA, con una </w:t>
-      </w:r>
-      <w:r>
-        <w:rPr>
-          <w:rFonts w:ascii="Arial" w:hAnsi="Arial" w:cs="Arial"/>
-          <w:b w:val="0"/>
-          <w:bCs w:val="0"/>
-          <w:color w:val="auto"/>
-          <w:sz w:val="24"/>
-          <w:szCs w:val="24"/>
-        </w:rPr>
-        <w:t>duración</w:t>
-      </w:r>
-      <w:r>
-        <w:rPr>
-          <w:rFonts w:ascii="Arial" w:hAnsi="Arial" w:cs="Arial"/>
-          <w:b w:val="0"/>
-          <w:bCs w:val="0"/>
-          <w:color w:val="auto"/>
-          <w:sz w:val="24"/>
-          <w:szCs w:val="24"/>
-        </w:rPr>
-        <w:t xml:space="preserve"> aproximada de un semestre </w:t>
-      </w:r>
-      <w:r>
-        <w:rPr>
-          <w:rFonts w:ascii="Arial" w:hAnsi="Arial" w:cs="Arial"/>
-          <w:b w:val="0"/>
-          <w:bCs w:val="0"/>
-          <w:color w:val="auto"/>
-          <w:sz w:val="24"/>
-          <w:szCs w:val="24"/>
-        </w:rPr>
-        <w:t>académico</w:t>
-      </w:r>
-      <w:r>
-        <w:rPr>
-          <w:rFonts w:ascii="Arial" w:hAnsi="Arial" w:cs="Arial"/>
-          <w:b w:val="0"/>
-          <w:bCs w:val="0"/>
-          <w:color w:val="auto"/>
-          <w:sz w:val="24"/>
-          <w:szCs w:val="24"/>
-        </w:rPr>
-        <w:t>. Las entregas estuvieron sujetas a los cronogramas establecidos por los instructores.</w:t>
-      </w:r>
-      <w:r>
-        <w:rPr>
-          <w:rFonts w:ascii="Arial" w:hAnsi="Arial" w:cs="Arial"/>
-          <w:b w:val="0"/>
-          <w:bCs w:val="0"/>
-          <w:color w:val="auto"/>
-          <w:sz w:val="24"/>
-          <w:szCs w:val="24"/>
-        </w:rPr>
-        <w:br/>
-      </w:r>
-      <w:r>
-        <w:rPr>
-          <w:rFonts w:ascii="Arial" w:hAnsi="Arial" w:cs="Arial"/>
-          <w:b w:val="0"/>
-          <w:bCs w:val="0"/>
-          <w:color w:val="auto"/>
-          <w:sz w:val="24"/>
-          <w:szCs w:val="24"/>
-        </w:rPr>
-        <w:br/>
-      </w:r>
-      <w:r>
-        <w:rPr>
-          <w:rFonts w:ascii="Arial" w:hAnsi="Arial" w:cs="Arial"/>
-          <w:color w:val="auto"/>
-          <w:sz w:val="24"/>
-          <w:szCs w:val="24"/>
-        </w:rPr>
-        <w:t>Costo:</w:t>
-      </w:r>
-      <w:r>
-        <w:rPr>
-          <w:rFonts w:ascii="Arial" w:hAnsi="Arial" w:cs="Arial"/>
-          <w:b w:val="0"/>
-          <w:bCs w:val="0"/>
-          <w:color w:val="auto"/>
-          <w:sz w:val="24"/>
-          <w:szCs w:val="24"/>
-        </w:rPr>
-        <w:t xml:space="preserve"> </w:t>
-      </w:r>
-      <w:r>
-        <w:rPr>
-          <w:rFonts w:ascii="Arial" w:hAnsi="Arial" w:cs="Arial"/>
-          <w:b w:val="0"/>
-          <w:bCs w:val="0"/>
-          <w:color w:val="auto"/>
-          <w:sz w:val="24"/>
-          <w:szCs w:val="24"/>
-        </w:rPr>
-        <w:t xml:space="preserve">El proyecto se </w:t>
-      </w:r>
-      <w:r>
-        <w:rPr>
-          <w:rFonts w:ascii="Arial" w:hAnsi="Arial" w:cs="Arial"/>
-          <w:b w:val="0"/>
-          <w:bCs w:val="0"/>
-          <w:color w:val="auto"/>
-          <w:sz w:val="24"/>
-          <w:szCs w:val="24"/>
-        </w:rPr>
-        <w:t>realizó</w:t>
-      </w:r>
-      <w:r>
-        <w:rPr>
-          <w:rFonts w:ascii="Arial" w:hAnsi="Arial" w:cs="Arial"/>
-          <w:b w:val="0"/>
-          <w:bCs w:val="0"/>
-          <w:color w:val="auto"/>
-          <w:sz w:val="24"/>
-          <w:szCs w:val="24"/>
-        </w:rPr>
-        <w:t xml:space="preserve"> con herramientas completamente gratuitas y de </w:t>
-      </w:r>
-      <w:r>
-        <w:rPr>
-          <w:rFonts w:ascii="Arial" w:hAnsi="Arial" w:cs="Arial"/>
-          <w:b w:val="0"/>
-          <w:bCs w:val="0"/>
-          <w:color w:val="auto"/>
-          <w:sz w:val="24"/>
-          <w:szCs w:val="24"/>
-        </w:rPr>
-        <w:t>código</w:t>
-      </w:r>
-      <w:r>
-        <w:rPr>
-          <w:rFonts w:ascii="Arial" w:hAnsi="Arial" w:cs="Arial"/>
-          <w:b w:val="0"/>
-          <w:bCs w:val="0"/>
-          <w:color w:val="auto"/>
-          <w:sz w:val="24"/>
-          <w:szCs w:val="24"/>
-        </w:rPr>
-        <w:t xml:space="preserve"> abierto (Django, PostgreSQL, </w:t>
-      </w:r>
-      <w:proofErr w:type="spellStart"/>
-      <w:r>
-        <w:rPr>
-          <w:rFonts w:ascii="Arial" w:hAnsi="Arial" w:cs="Arial"/>
-          <w:b w:val="0"/>
-          <w:bCs w:val="0"/>
-          <w:color w:val="auto"/>
-          <w:sz w:val="24"/>
-          <w:szCs w:val="24"/>
-        </w:rPr>
-        <w:t>Railway</w:t>
-      </w:r>
-      <w:proofErr w:type="spellEnd"/>
-      <w:r>
-        <w:rPr>
-          <w:rFonts w:ascii="Arial" w:hAnsi="Arial" w:cs="Arial"/>
-          <w:b w:val="0"/>
-          <w:bCs w:val="0"/>
-          <w:color w:val="auto"/>
-          <w:sz w:val="24"/>
-          <w:szCs w:val="24"/>
-        </w:rPr>
-        <w:t xml:space="preserve">, GitHub). No se contó con presupuesto asignado, por lo que todas las decisiones </w:t>
-      </w:r>
-      <w:r>
-        <w:rPr>
-          <w:rFonts w:ascii="Arial" w:hAnsi="Arial" w:cs="Arial"/>
-          <w:b w:val="0"/>
-          <w:bCs w:val="0"/>
-          <w:color w:val="auto"/>
-          <w:sz w:val="24"/>
-          <w:szCs w:val="24"/>
-        </w:rPr>
-        <w:t>tecnológicas</w:t>
-      </w:r>
-      <w:r>
-        <w:rPr>
-          <w:rFonts w:ascii="Arial" w:hAnsi="Arial" w:cs="Arial"/>
-          <w:b w:val="0"/>
-          <w:bCs w:val="0"/>
-          <w:color w:val="auto"/>
-          <w:sz w:val="24"/>
-          <w:szCs w:val="24"/>
-        </w:rPr>
-        <w:t xml:space="preserve"> se tomaron en </w:t>
-      </w:r>
-      <w:r>
-        <w:rPr>
-          <w:rFonts w:ascii="Arial" w:hAnsi="Arial" w:cs="Arial"/>
-          <w:b w:val="0"/>
-          <w:bCs w:val="0"/>
-          <w:color w:val="auto"/>
-          <w:sz w:val="24"/>
-          <w:szCs w:val="24"/>
-        </w:rPr>
-        <w:t>función</w:t>
-      </w:r>
-      <w:r>
-        <w:rPr>
-          <w:rFonts w:ascii="Arial" w:hAnsi="Arial" w:cs="Arial"/>
-          <w:b w:val="0"/>
-          <w:bCs w:val="0"/>
-          <w:color w:val="auto"/>
-          <w:sz w:val="24"/>
-          <w:szCs w:val="24"/>
-        </w:rPr>
-        <w:t xml:space="preserve"> de opciones sin costo.</w:t>
-      </w:r>
-      <w:r>
-        <w:rPr>
-          <w:rFonts w:ascii="Arial" w:hAnsi="Arial" w:cs="Arial"/>
-          <w:b w:val="0"/>
-          <w:bCs w:val="0"/>
-          <w:color w:val="auto"/>
-          <w:sz w:val="24"/>
-          <w:szCs w:val="24"/>
-        </w:rPr>
-        <w:br/>
-      </w:r>
-      <w:r>
-        <w:rPr>
-          <w:rFonts w:ascii="Arial" w:hAnsi="Arial" w:cs="Arial"/>
-          <w:b w:val="0"/>
-          <w:bCs w:val="0"/>
-          <w:color w:val="auto"/>
-          <w:sz w:val="24"/>
-          <w:szCs w:val="24"/>
-        </w:rPr>
-        <w:br/>
-      </w:r>
-      <w:r>
-        <w:rPr>
-          <w:rFonts w:ascii="Arial" w:hAnsi="Arial" w:cs="Arial"/>
-          <w:color w:val="auto"/>
-          <w:sz w:val="24"/>
-          <w:szCs w:val="24"/>
-        </w:rPr>
-        <w:t xml:space="preserve">Alcance: </w:t>
-      </w:r>
-      <w:r>
-        <w:rPr>
-          <w:rFonts w:ascii="Arial" w:hAnsi="Arial" w:cs="Arial"/>
-          <w:b w:val="0"/>
-          <w:bCs w:val="0"/>
-          <w:color w:val="auto"/>
-          <w:sz w:val="24"/>
-          <w:szCs w:val="24"/>
-        </w:rPr>
-        <w:t xml:space="preserve">El sistema cubre la </w:t>
-      </w:r>
-      <w:r>
-        <w:rPr>
-          <w:rFonts w:ascii="Arial" w:hAnsi="Arial" w:cs="Arial"/>
-          <w:b w:val="0"/>
-          <w:bCs w:val="0"/>
-          <w:color w:val="auto"/>
-          <w:sz w:val="24"/>
-          <w:szCs w:val="24"/>
-        </w:rPr>
-        <w:t>gestión</w:t>
-      </w:r>
-      <w:r>
-        <w:rPr>
-          <w:rFonts w:ascii="Arial" w:hAnsi="Arial" w:cs="Arial"/>
-          <w:b w:val="0"/>
-          <w:bCs w:val="0"/>
-          <w:color w:val="auto"/>
-          <w:sz w:val="24"/>
-          <w:szCs w:val="24"/>
-        </w:rPr>
-        <w:t xml:space="preserve"> operativa </w:t>
-      </w:r>
-      <w:r>
-        <w:rPr>
-          <w:rFonts w:ascii="Arial" w:hAnsi="Arial" w:cs="Arial"/>
-          <w:b w:val="0"/>
-          <w:bCs w:val="0"/>
-          <w:color w:val="auto"/>
-          <w:sz w:val="24"/>
-          <w:szCs w:val="24"/>
-        </w:rPr>
-        <w:t>básica</w:t>
-      </w:r>
-      <w:r>
-        <w:rPr>
-          <w:rFonts w:ascii="Arial" w:hAnsi="Arial" w:cs="Arial"/>
-          <w:b w:val="0"/>
-          <w:bCs w:val="0"/>
-          <w:color w:val="auto"/>
-          <w:sz w:val="24"/>
-          <w:szCs w:val="24"/>
-        </w:rPr>
-        <w:t xml:space="preserve"> del hotel. No incluye </w:t>
-      </w:r>
-      <w:r>
-        <w:rPr>
-          <w:rFonts w:ascii="Arial" w:hAnsi="Arial" w:cs="Arial"/>
-          <w:b w:val="0"/>
-          <w:bCs w:val="0"/>
-          <w:color w:val="auto"/>
-          <w:sz w:val="24"/>
-          <w:szCs w:val="24"/>
-        </w:rPr>
-        <w:t>módulo</w:t>
-      </w:r>
-      <w:r>
-        <w:rPr>
-          <w:rFonts w:ascii="Arial" w:hAnsi="Arial" w:cs="Arial"/>
-          <w:b w:val="0"/>
-          <w:bCs w:val="0"/>
-          <w:color w:val="auto"/>
-          <w:sz w:val="24"/>
-          <w:szCs w:val="24"/>
-        </w:rPr>
-        <w:t xml:space="preserve"> de </w:t>
-      </w:r>
-      <w:r>
-        <w:rPr>
-          <w:rFonts w:ascii="Arial" w:hAnsi="Arial" w:cs="Arial"/>
-          <w:b w:val="0"/>
-          <w:bCs w:val="0"/>
-          <w:color w:val="auto"/>
-          <w:sz w:val="24"/>
-          <w:szCs w:val="24"/>
-        </w:rPr>
-        <w:t>facturación</w:t>
-      </w:r>
-      <w:r>
-        <w:rPr>
-          <w:rFonts w:ascii="Arial" w:hAnsi="Arial" w:cs="Arial"/>
-          <w:b w:val="0"/>
-          <w:bCs w:val="0"/>
-          <w:color w:val="auto"/>
-          <w:sz w:val="24"/>
-          <w:szCs w:val="24"/>
-        </w:rPr>
-        <w:t xml:space="preserve">, </w:t>
-      </w:r>
-      <w:r>
-        <w:rPr>
-          <w:rFonts w:ascii="Arial" w:hAnsi="Arial" w:cs="Arial"/>
-          <w:b w:val="0"/>
-          <w:bCs w:val="0"/>
-          <w:color w:val="auto"/>
-          <w:sz w:val="24"/>
-          <w:szCs w:val="24"/>
-        </w:rPr>
-        <w:t>integración</w:t>
-      </w:r>
-      <w:r>
-        <w:rPr>
-          <w:rFonts w:ascii="Arial" w:hAnsi="Arial" w:cs="Arial"/>
-          <w:b w:val="0"/>
-          <w:bCs w:val="0"/>
-          <w:color w:val="auto"/>
-          <w:sz w:val="24"/>
-          <w:szCs w:val="24"/>
-        </w:rPr>
-        <w:t xml:space="preserve"> con pasarelas de pago, </w:t>
-      </w:r>
-      <w:r>
-        <w:rPr>
-          <w:rFonts w:ascii="Arial" w:hAnsi="Arial" w:cs="Arial"/>
-          <w:b w:val="0"/>
-          <w:bCs w:val="0"/>
-          <w:color w:val="auto"/>
-          <w:sz w:val="24"/>
-          <w:szCs w:val="24"/>
-        </w:rPr>
-        <w:t>aplicación</w:t>
-      </w:r>
-      <w:r>
-        <w:rPr>
-          <w:rFonts w:ascii="Arial" w:hAnsi="Arial" w:cs="Arial"/>
-          <w:b w:val="0"/>
-          <w:bCs w:val="0"/>
-          <w:color w:val="auto"/>
-          <w:sz w:val="24"/>
-          <w:szCs w:val="24"/>
-        </w:rPr>
-        <w:t xml:space="preserve"> </w:t>
-      </w:r>
-      <w:r>
-        <w:rPr>
-          <w:rFonts w:ascii="Arial" w:hAnsi="Arial" w:cs="Arial"/>
-          <w:b w:val="0"/>
-          <w:bCs w:val="0"/>
-          <w:color w:val="auto"/>
-          <w:sz w:val="24"/>
-          <w:szCs w:val="24"/>
-        </w:rPr>
-        <w:t>móvil</w:t>
-      </w:r>
-      <w:r>
-        <w:rPr>
-          <w:rFonts w:ascii="Arial" w:hAnsi="Arial" w:cs="Arial"/>
-          <w:b w:val="0"/>
-          <w:bCs w:val="0"/>
-          <w:color w:val="auto"/>
-          <w:sz w:val="24"/>
-          <w:szCs w:val="24"/>
-        </w:rPr>
-        <w:t xml:space="preserve"> nativa ni </w:t>
-      </w:r>
-      <w:r>
-        <w:rPr>
-          <w:rFonts w:ascii="Arial" w:hAnsi="Arial" w:cs="Arial"/>
-          <w:b w:val="0"/>
-          <w:bCs w:val="0"/>
-          <w:color w:val="auto"/>
-          <w:sz w:val="24"/>
-          <w:szCs w:val="24"/>
-        </w:rPr>
-        <w:t>integración</w:t>
-      </w:r>
-      <w:r>
-        <w:rPr>
-          <w:rFonts w:ascii="Arial" w:hAnsi="Arial" w:cs="Arial"/>
-          <w:b w:val="0"/>
-          <w:bCs w:val="0"/>
-          <w:color w:val="auto"/>
-          <w:sz w:val="24"/>
-          <w:szCs w:val="24"/>
-        </w:rPr>
-        <w:t xml:space="preserve"> con plataformas de reservas externas como </w:t>
-      </w:r>
-      <w:proofErr w:type="spellStart"/>
-      <w:r>
-        <w:rPr>
-          <w:rFonts w:ascii="Arial" w:hAnsi="Arial" w:cs="Arial"/>
-          <w:b w:val="0"/>
-          <w:bCs w:val="0"/>
-          <w:color w:val="auto"/>
-          <w:sz w:val="24"/>
-          <w:szCs w:val="24"/>
-        </w:rPr>
-        <w:t>Booking</w:t>
-      </w:r>
-      <w:proofErr w:type="spellEnd"/>
-      <w:r>
-        <w:rPr>
-          <w:rFonts w:ascii="Arial" w:hAnsi="Arial" w:cs="Arial"/>
-          <w:b w:val="0"/>
-          <w:bCs w:val="0"/>
-          <w:color w:val="auto"/>
-          <w:sz w:val="24"/>
-          <w:szCs w:val="24"/>
-        </w:rPr>
-        <w:t xml:space="preserve"> o Airbnb.</w:t>
-      </w:r>
-    </w:p>
-    <w:p>
-      <w:pPr>
-        <w:rPr>
-          <w:rFonts w:ascii="Arial" w:hAnsi="Arial" w:cs="Arial"/>
-          <w:sz w:val="24"/>
-          <w:szCs w:val="24"/>
-        </w:rPr>
-      </w:pPr>
-      <w:r>
-        <w:rPr>
-          <w:rFonts w:ascii="Arial" w:hAnsi="Arial" w:cs="Arial"/>
-          <w:sz w:val="24"/>
-          <w:szCs w:val="24"/>
-        </w:rPr>
-        <w:t>10. Riesgos</w:t>
+        <w:t>Riesgo identificado</w:t>
       </w:r>
       <w:r>
         <w:rPr>
@@ -4100,23 +3119,41 @@
           <w:sz w:val="24"/>
           <w:szCs w:val="24"/>
         </w:rPr>
-        <w:t>Riesgo identificado</w:t>
-      </w:r>
-      <w:r>
-        <w:rPr>
-          <w:rFonts w:ascii="Arial" w:hAnsi="Arial" w:cs="Arial"/>
-          <w:sz w:val="24"/>
-          <w:szCs w:val="24"/>
-        </w:rPr>
-        <w:br/>
-      </w:r>
-      <w:r>
-        <w:rPr>
-          <w:rFonts w:ascii="Arial" w:hAnsi="Arial" w:cs="Arial"/>
-          <w:sz w:val="24"/>
-          <w:szCs w:val="24"/>
-        </w:rPr>
-        <w:br/>
+        <w:t>Curva de aprendizaje con Django:</w:t>
+      </w:r>
+      <w:r>
+        <w:rPr>
+          <w:rFonts w:ascii="Arial" w:hAnsi="Arial" w:cs="Arial"/>
+          <w:sz w:val="24"/>
+          <w:szCs w:val="24"/>
+        </w:rPr>
+        <w:t xml:space="preserve"> </w:t>
+      </w:r>
+      <w:r>
+        <w:rPr>
+          <w:rFonts w:ascii="Arial" w:hAnsi="Arial" w:cs="Arial"/>
+          <w:sz w:val="24"/>
+          <w:szCs w:val="24"/>
+        </w:rPr>
+        <w:t xml:space="preserve">Al ser un </w:t>
+      </w:r>
+      <w:proofErr w:type="spellStart"/>
+      <w:r>
+        <w:rPr>
+          <w:rFonts w:ascii="Arial" w:hAnsi="Arial" w:cs="Arial"/>
+          <w:sz w:val="24"/>
+          <w:szCs w:val="24"/>
+        </w:rPr>
+        <w:t>framework</w:t>
+      </w:r>
+      <w:proofErr w:type="spellEnd"/>
+      <w:r>
+        <w:rPr>
+          <w:rFonts w:ascii="Arial" w:hAnsi="Arial" w:cs="Arial"/>
+          <w:sz w:val="24"/>
+          <w:szCs w:val="24"/>
+        </w:rPr>
+        <w:t xml:space="preserve"> con muchas funcionalidades, algunos miembros del equipo requirieron tiempo adicional para dominar conceptos como ORM, migraciones y vistas basadas en clases.</w:t>
       </w:r>
       <w:r>
         <w:rPr>
@@ -4126,7 +3163,7 @@
           <w:sz w:val="24"/>
           <w:szCs w:val="24"/>
         </w:rPr>
-        <w:t>Curva de aprendizaje con Django</w:t>
+        <w:br/>
       </w:r>
       <w:r>
         <w:rPr>
@@ -4136,41 +3173,7 @@
           <w:sz w:val="24"/>
           <w:szCs w:val="24"/>
         </w:rPr>
-        <w:t>:</w:t>
-      </w:r>
-      <w:r>
-        <w:rPr>
-          <w:rFonts w:ascii="Arial" w:hAnsi="Arial" w:cs="Arial"/>
-          <w:sz w:val="24"/>
-          <w:szCs w:val="24"/>
-        </w:rPr>
-        <w:t xml:space="preserve"> </w:t>
-      </w:r>
-      <w:r>
-        <w:rPr>
-          <w:rFonts w:ascii="Arial" w:hAnsi="Arial" w:cs="Arial"/>
-          <w:sz w:val="24"/>
-          <w:szCs w:val="24"/>
-        </w:rPr>
-        <w:t xml:space="preserve">Al ser un </w:t>
-      </w:r>
-      <w:proofErr w:type="spellStart"/>
-      <w:r>
-        <w:rPr>
-          <w:rFonts w:ascii="Arial" w:hAnsi="Arial" w:cs="Arial"/>
-          <w:sz w:val="24"/>
-          <w:szCs w:val="24"/>
-        </w:rPr>
-        <w:t>framework</w:t>
-      </w:r>
-      <w:proofErr w:type="spellEnd"/>
-      <w:r>
-        <w:rPr>
-          <w:rFonts w:ascii="Arial" w:hAnsi="Arial" w:cs="Arial"/>
-          <w:sz w:val="24"/>
-          <w:szCs w:val="24"/>
-        </w:rPr>
-        <w:t xml:space="preserve"> con muchas funcionalidades, algunos miembros del equipo requirieron tiempo adicional para dominar conceptos como ORM, migraciones y vistas basadas en clases.</w:t>
+        <w:br/>
       </w:r>
       <w:r>
         <w:rPr>
@@ -4180,7 +3183,7 @@
           <w:sz w:val="24"/>
           <w:szCs w:val="24"/>
         </w:rPr>
-        <w:br/>
+        <w:t>Incompatibilidad entre MySQL y PostgreSQL:</w:t>
       </w:r>
       <w:r>
         <w:rPr>
@@ -4190,6 +3193,46 @@
           <w:sz w:val="24"/>
           <w:szCs w:val="24"/>
         </w:rPr>
+        <w:t xml:space="preserve"> </w:t>
+      </w:r>
+      <w:r>
+        <w:rPr>
+          <w:rFonts w:ascii="Arial" w:hAnsi="Arial" w:cs="Arial"/>
+          <w:sz w:val="24"/>
+          <w:szCs w:val="24"/>
+        </w:rPr>
+        <w:t xml:space="preserve">El proyecto fue desarrollado inicialmente con MySQL local, pero al momento del despliegue fue necesario migrar a PostgreSQL por limitaciones del hosting gratuito, lo que </w:t>
+      </w:r>
+      <w:r>
+        <w:rPr>
+          <w:rFonts w:ascii="Arial" w:hAnsi="Arial" w:cs="Arial"/>
+          <w:sz w:val="24"/>
+          <w:szCs w:val="24"/>
+        </w:rPr>
+        <w:t>requirió</w:t>
+      </w:r>
+      <w:r>
+        <w:rPr>
+          <w:rFonts w:ascii="Arial" w:hAnsi="Arial" w:cs="Arial"/>
+          <w:sz w:val="24"/>
+          <w:szCs w:val="24"/>
+        </w:rPr>
+        <w:t xml:space="preserve"> ajustes en el settings.py.</w:t>
+      </w:r>
+      <w:r>
+        <w:rPr>
+          <w:rFonts w:ascii="Arial" w:hAnsi="Arial" w:cs="Arial"/>
+          <w:sz w:val="24"/>
+          <w:szCs w:val="24"/>
+        </w:rPr>
+        <w:br/>
+      </w:r>
+      <w:r>
+        <w:rPr>
+          <w:rFonts w:ascii="Arial" w:hAnsi="Arial" w:cs="Arial"/>
+          <w:sz w:val="24"/>
+          <w:szCs w:val="24"/>
+        </w:rPr>
         <w:br/>
       </w:r>
       <w:r>
@@ -4200,7 +3243,65 @@
           <w:sz w:val="24"/>
           <w:szCs w:val="24"/>
         </w:rPr>
-        <w:t>Incompatibilidad entre MySQL y PostgreSQL</w:t>
+        <w:t xml:space="preserve">Limitaciones del hosting gratuito: </w:t>
+      </w:r>
+      <w:r>
+        <w:rPr>
+          <w:rFonts w:ascii="Arial" w:hAnsi="Arial" w:cs="Arial"/>
+          <w:sz w:val="24"/>
+          <w:szCs w:val="24"/>
+        </w:rPr>
+        <w:t xml:space="preserve">La plataforma </w:t>
+      </w:r>
+      <w:proofErr w:type="spellStart"/>
+      <w:r>
+        <w:rPr>
+          <w:rFonts w:ascii="Arial" w:hAnsi="Arial" w:cs="Arial"/>
+          <w:sz w:val="24"/>
+          <w:szCs w:val="24"/>
+        </w:rPr>
+        <w:t>Railway</w:t>
+      </w:r>
+      <w:proofErr w:type="spellEnd"/>
+      <w:r>
+        <w:rPr>
+          <w:rFonts w:ascii="Arial" w:hAnsi="Arial" w:cs="Arial"/>
+          <w:sz w:val="24"/>
+          <w:szCs w:val="24"/>
+        </w:rPr>
+        <w:t xml:space="preserve"> en su plan gratuito tiene restricciones de CPU, memoria y tiempo de actividad. El servidor puede tardar en responder si no ha tenido </w:t>
+      </w:r>
+      <w:r>
+        <w:rPr>
+          <w:rFonts w:ascii="Arial" w:hAnsi="Arial" w:cs="Arial"/>
+          <w:sz w:val="24"/>
+          <w:szCs w:val="24"/>
+        </w:rPr>
+        <w:t>tráfico</w:t>
+      </w:r>
+      <w:r>
+        <w:rPr>
+          <w:rFonts w:ascii="Arial" w:hAnsi="Arial" w:cs="Arial"/>
+          <w:sz w:val="24"/>
+          <w:szCs w:val="24"/>
+        </w:rPr>
+        <w:t xml:space="preserve"> reciente.</w:t>
+      </w:r>
+      <w:r>
+        <w:rPr>
+          <w:rFonts w:ascii="Arial" w:hAnsi="Arial" w:cs="Arial"/>
+          <w:sz w:val="24"/>
+          <w:szCs w:val="24"/>
+        </w:rPr>
+        <w:br/>
+      </w:r>
+      <w:r>
+        <w:rPr>
+          <w:rFonts w:ascii="Arial" w:hAnsi="Arial" w:cs="Arial"/>
+          <w:sz w:val="24"/>
+          <w:szCs w:val="24"/>
+        </w:rPr>
+        <w:br/>
       </w:r>
       <w:r>
         <w:rPr>
@@ -4210,7 +3311,98 @@
           <w:sz w:val="24"/>
           <w:szCs w:val="24"/>
         </w:rPr>
-        <w:t>:</w:t>
+        <w:t>Bloqueo de puertos SMTP:</w:t>
+      </w:r>
+      <w:r>
+        <w:rPr>
+          <w:rFonts w:ascii="Arial" w:hAnsi="Arial" w:cs="Arial"/>
+          <w:sz w:val="24"/>
+          <w:szCs w:val="24"/>
+        </w:rPr>
+        <w:t xml:space="preserve"> </w:t>
+      </w:r>
+      <w:proofErr w:type="spellStart"/>
+      <w:r>
+        <w:rPr>
+          <w:rFonts w:ascii="Arial" w:hAnsi="Arial" w:cs="Arial"/>
+          <w:sz w:val="24"/>
+          <w:szCs w:val="24"/>
+        </w:rPr>
+        <w:t>Railway</w:t>
+      </w:r>
+      <w:proofErr w:type="spellEnd"/>
+      <w:r>
+        <w:rPr>
+          <w:rFonts w:ascii="Arial" w:hAnsi="Arial" w:cs="Arial"/>
+          <w:sz w:val="24"/>
+          <w:szCs w:val="24"/>
+        </w:rPr>
+        <w:t xml:space="preserve"> bloquea conexiones salientes por los puertos SMTP </w:t>
+      </w:r>
+      <w:r>
+        <w:rPr>
+          <w:rFonts w:ascii="Arial" w:hAnsi="Arial" w:cs="Arial"/>
+          <w:sz w:val="24"/>
+          <w:szCs w:val="24"/>
+        </w:rPr>
+        <w:t>estándar</w:t>
+      </w:r>
+      <w:r>
+        <w:rPr>
+          <w:rFonts w:ascii="Arial" w:hAnsi="Arial" w:cs="Arial"/>
+          <w:sz w:val="24"/>
+          <w:szCs w:val="24"/>
+        </w:rPr>
+        <w:t xml:space="preserve"> (587 y 465), lo que impide </w:t>
+      </w:r>
+      <w:r>
+        <w:rPr>
+          <w:rFonts w:ascii="Arial" w:hAnsi="Arial" w:cs="Arial"/>
+          <w:sz w:val="24"/>
+          <w:szCs w:val="24"/>
+        </w:rPr>
+        <w:t>él</w:t>
+      </w:r>
+      <w:r>
+        <w:rPr>
+          <w:rFonts w:ascii="Arial" w:hAnsi="Arial" w:cs="Arial"/>
+          <w:sz w:val="24"/>
+          <w:szCs w:val="24"/>
+        </w:rPr>
+        <w:t xml:space="preserve"> </w:t>
+      </w:r>
+      <w:r>
+        <w:rPr>
+          <w:rFonts w:ascii="Arial" w:hAnsi="Arial" w:cs="Arial"/>
+          <w:sz w:val="24"/>
+          <w:szCs w:val="24"/>
+        </w:rPr>
+        <w:t>envió</w:t>
+      </w:r>
+      <w:r>
+        <w:rPr>
+          <w:rFonts w:ascii="Arial" w:hAnsi="Arial" w:cs="Arial"/>
+          <w:sz w:val="24"/>
+          <w:szCs w:val="24"/>
+        </w:rPr>
+        <w:t xml:space="preserve"> de correos directamente desde el servidor desplegado.</w:t>
+      </w:r>
+      <w:r>
+        <w:rPr>
+          <w:rFonts w:ascii="Arial" w:hAnsi="Arial" w:cs="Arial"/>
+          <w:sz w:val="24"/>
+          <w:szCs w:val="24"/>
+        </w:rPr>
+        <w:br/>
+      </w:r>
+      <w:r>
+        <w:rPr>
+          <w:rFonts w:ascii="Arial" w:hAnsi="Arial" w:cs="Arial"/>
+          <w:sz w:val="24"/>
+          <w:szCs w:val="24"/>
+        </w:rPr>
+        <w:lastRenderedPageBreak/>
+        <w:br/>
       </w:r>
       <w:r>
         <w:rPr>
@@ -4220,6 +3412,14 @@
           <w:sz w:val="24"/>
           <w:szCs w:val="24"/>
         </w:rPr>
+        <w:t>Trabajo en equipo y control de versiones:</w:t>
+      </w:r>
+      <w:r>
+        <w:rPr>
+          <w:rFonts w:ascii="Arial" w:hAnsi="Arial" w:cs="Arial"/>
+          <w:sz w:val="24"/>
+          <w:szCs w:val="24"/>
+        </w:rPr>
         <w:t xml:space="preserve"> </w:t>
       </w:r>
       <w:r>
@@ -4228,23 +3428,41 @@
           <w:sz w:val="24"/>
           <w:szCs w:val="24"/>
         </w:rPr>
-        <w:t xml:space="preserve">El proyecto fue desarrollado inicialmente con MySQL local, pero al momento del despliegue fue necesario migrar a PostgreSQL por limitaciones del hosting gratuito, lo que </w:t>
-      </w:r>
-      <w:r>
-        <w:rPr>
-          <w:rFonts w:ascii="Arial" w:hAnsi="Arial" w:cs="Arial"/>
-          <w:sz w:val="24"/>
-          <w:szCs w:val="24"/>
-        </w:rPr>
-        <w:t>requirió</w:t>
-      </w:r>
-      <w:r>
-        <w:rPr>
-          <w:rFonts w:ascii="Arial" w:hAnsi="Arial" w:cs="Arial"/>
-          <w:sz w:val="24"/>
-          <w:szCs w:val="24"/>
-        </w:rPr>
-        <w:t xml:space="preserve"> ajustes en el settings.py.</w:t>
+        <w:t xml:space="preserve">Al ser un proyecto colaborativo, </w:t>
+      </w:r>
+      <w:r>
+        <w:rPr>
+          <w:rFonts w:ascii="Arial" w:hAnsi="Arial" w:cs="Arial"/>
+          <w:sz w:val="24"/>
+          <w:szCs w:val="24"/>
+        </w:rPr>
+        <w:t>existió</w:t>
+      </w:r>
+      <w:r>
+        <w:rPr>
+          <w:rFonts w:ascii="Arial" w:hAnsi="Arial" w:cs="Arial"/>
+          <w:sz w:val="24"/>
+          <w:szCs w:val="24"/>
+        </w:rPr>
+        <w:t xml:space="preserve"> el riesgo de conflictos en el repositorio de Git al trabajar sobre las mismas ramas sin una estrategia clara de </w:t>
+      </w:r>
+      <w:proofErr w:type="spellStart"/>
+      <w:r>
+        <w:rPr>
+          <w:rFonts w:ascii="Arial" w:hAnsi="Arial" w:cs="Arial"/>
+          <w:sz w:val="24"/>
+          <w:szCs w:val="24"/>
+        </w:rPr>
+        <w:t>branching</w:t>
+      </w:r>
+      <w:proofErr w:type="spellEnd"/>
+      <w:r>
+        <w:rPr>
+          <w:rFonts w:ascii="Arial" w:hAnsi="Arial" w:cs="Arial"/>
+          <w:sz w:val="24"/>
+          <w:szCs w:val="24"/>
+        </w:rPr>
+        <w:t>.</w:t>
       </w:r>
       <w:r>
         <w:rPr>
@@ -4270,8 +3488,42 @@
           <w:sz w:val="24"/>
           <w:szCs w:val="24"/>
         </w:rPr>
-        <w:t>Limitaciones del hosting gratuito</w:t>
-      </w:r>
+        <w:t>Perdida de datos en base de datos gratuita:</w:t>
+      </w:r>
+      <w:r>
+        <w:rPr>
+          <w:rFonts w:ascii="Arial" w:hAnsi="Arial" w:cs="Arial"/>
+          <w:sz w:val="24"/>
+          <w:szCs w:val="24"/>
+        </w:rPr>
+        <w:t xml:space="preserve"> </w:t>
+      </w:r>
+      <w:r>
+        <w:rPr>
+          <w:rFonts w:ascii="Arial" w:hAnsi="Arial" w:cs="Arial"/>
+          <w:sz w:val="24"/>
+          <w:szCs w:val="24"/>
+        </w:rPr>
+        <w:t>Las bases de datos en plataformas gratuitas pueden tener limitaciones de almacenamiento o ser eliminadas si la cuenta queda inactiva por mucho tiempo.</w:t>
+      </w:r>
+    </w:p>
+    <w:p>
+      <w:pPr>
+        <w:rPr>
+          <w:rFonts w:ascii="Arial" w:hAnsi="Arial" w:cs="Arial"/>
+          <w:sz w:val="24"/>
+          <w:szCs w:val="24"/>
+        </w:rPr>
+      </w:pPr>
+    </w:p>
+    <w:p>
+      <w:pPr>
+        <w:rPr>
+          <w:rFonts w:ascii="Arial" w:hAnsi="Arial" w:cs="Arial"/>
+          <w:sz w:val="24"/>
+          <w:szCs w:val="24"/>
+        </w:rPr>
+      </w:pPr>
       <w:r>
         <w:rPr>
           <w:rFonts w:ascii="Arial" w:hAnsi="Arial" w:cs="Arial"/>
@@ -4280,65 +3532,7 @@
           <w:sz w:val="24"/>
           <w:szCs w:val="24"/>
         </w:rPr>
-        <w:t xml:space="preserve">: </w:t>
-      </w:r>
-      <w:r>
-        <w:rPr>
-          <w:rFonts w:ascii="Arial" w:hAnsi="Arial" w:cs="Arial"/>
-          <w:sz w:val="24"/>
-          <w:szCs w:val="24"/>
-        </w:rPr>
-        <w:t xml:space="preserve">La plataforma </w:t>
-      </w:r>
-      <w:proofErr w:type="spellStart"/>
-      <w:r>
-        <w:rPr>
-          <w:rFonts w:ascii="Arial" w:hAnsi="Arial" w:cs="Arial"/>
-          <w:sz w:val="24"/>
-          <w:szCs w:val="24"/>
-        </w:rPr>
-        <w:t>Railway</w:t>
-      </w:r>
-      <w:proofErr w:type="spellEnd"/>
-      <w:r>
-        <w:rPr>
-          <w:rFonts w:ascii="Arial" w:hAnsi="Arial" w:cs="Arial"/>
-          <w:sz w:val="24"/>
-          <w:szCs w:val="24"/>
-        </w:rPr>
-        <w:t xml:space="preserve"> en su plan gratuito tiene restricciones de CPU, memoria y tiempo de actividad. El servidor puede tardar en responder si no ha tenido </w:t>
-      </w:r>
-      <w:r>
-        <w:rPr>
-          <w:rFonts w:ascii="Arial" w:hAnsi="Arial" w:cs="Arial"/>
-          <w:sz w:val="24"/>
-          <w:szCs w:val="24"/>
-        </w:rPr>
-        <w:t>tráfico</w:t>
-      </w:r>
-      <w:r>
-        <w:rPr>
-          <w:rFonts w:ascii="Arial" w:hAnsi="Arial" w:cs="Arial"/>
-          <w:sz w:val="24"/>
-          <w:szCs w:val="24"/>
-        </w:rPr>
-        <w:t xml:space="preserve"> reciente.</w:t>
-      </w:r>
-      <w:r>
-        <w:rPr>
-          <w:rFonts w:ascii="Arial" w:hAnsi="Arial" w:cs="Arial"/>
-          <w:sz w:val="24"/>
-          <w:szCs w:val="24"/>
-        </w:rPr>
-        <w:br/>
-      </w:r>
-      <w:r>
-        <w:rPr>
-          <w:rFonts w:ascii="Arial" w:hAnsi="Arial" w:cs="Arial"/>
-          <w:sz w:val="24"/>
-          <w:szCs w:val="24"/>
-        </w:rPr>
-        <w:br/>
+        <w:t>11. Productos o Resultados</w:t>
       </w:r>
       <w:r>
         <w:rPr>
@@ -4348,7 +3542,15 @@
           <w:sz w:val="24"/>
           <w:szCs w:val="24"/>
         </w:rPr>
-        <w:t>Bloqueo de puertos SMTP</w:t>
+        <w:br/>
+      </w:r>
+      <w:r>
+        <w:rPr>
+          <w:rFonts w:ascii="Arial" w:hAnsi="Arial" w:cs="Arial"/>
+          <w:sz w:val="24"/>
+          <w:szCs w:val="24"/>
+        </w:rPr>
+        <w:br/>
       </w:r>
       <w:r>
         <w:rPr>
@@ -4358,98 +3560,7 @@
           <w:sz w:val="24"/>
           <w:szCs w:val="24"/>
         </w:rPr>
-        <w:t>:</w:t>
-      </w:r>
-      <w:r>
-        <w:rPr>
-          <w:rFonts w:ascii="Arial" w:hAnsi="Arial" w:cs="Arial"/>
-          <w:sz w:val="24"/>
-          <w:szCs w:val="24"/>
-        </w:rPr>
-        <w:t xml:space="preserve"> </w:t>
-      </w:r>
-      <w:proofErr w:type="spellStart"/>
-      <w:r>
-        <w:rPr>
-          <w:rFonts w:ascii="Arial" w:hAnsi="Arial" w:cs="Arial"/>
-          <w:sz w:val="24"/>
-          <w:szCs w:val="24"/>
-        </w:rPr>
-        <w:t>Railway</w:t>
-      </w:r>
-      <w:proofErr w:type="spellEnd"/>
-      <w:r>
-        <w:rPr>
-          <w:rFonts w:ascii="Arial" w:hAnsi="Arial" w:cs="Arial"/>
-          <w:sz w:val="24"/>
-          <w:szCs w:val="24"/>
-        </w:rPr>
-        <w:t xml:space="preserve"> bloquea conexiones salientes por los puertos SMTP </w:t>
-      </w:r>
-      <w:r>
-        <w:rPr>
-          <w:rFonts w:ascii="Arial" w:hAnsi="Arial" w:cs="Arial"/>
-          <w:sz w:val="24"/>
-          <w:szCs w:val="24"/>
-        </w:rPr>
-        <w:t>estándar</w:t>
-      </w:r>
-      <w:r>
-        <w:rPr>
-          <w:rFonts w:ascii="Arial" w:hAnsi="Arial" w:cs="Arial"/>
-          <w:sz w:val="24"/>
-          <w:szCs w:val="24"/>
-        </w:rPr>
-        <w:t xml:space="preserve"> (587 y 465), lo que impide </w:t>
-      </w:r>
-      <w:r>
-        <w:rPr>
-          <w:rFonts w:ascii="Arial" w:hAnsi="Arial" w:cs="Arial"/>
-          <w:sz w:val="24"/>
-          <w:szCs w:val="24"/>
-        </w:rPr>
-        <w:t>él</w:t>
-      </w:r>
-      <w:r>
-        <w:rPr>
-          <w:rFonts w:ascii="Arial" w:hAnsi="Arial" w:cs="Arial"/>
-          <w:sz w:val="24"/>
-          <w:szCs w:val="24"/>
-        </w:rPr>
-        <w:t xml:space="preserve"> </w:t>
-      </w:r>
-      <w:r>
-        <w:rPr>
-          <w:rFonts w:ascii="Arial" w:hAnsi="Arial" w:cs="Arial"/>
-          <w:sz w:val="24"/>
-          <w:szCs w:val="24"/>
-        </w:rPr>
-        <w:t>envió</w:t>
-      </w:r>
-      <w:r>
-        <w:rPr>
-          <w:rFonts w:ascii="Arial" w:hAnsi="Arial" w:cs="Arial"/>
-          <w:sz w:val="24"/>
-          <w:szCs w:val="24"/>
-        </w:rPr>
-        <w:t xml:space="preserve"> de correos directamente desde el servidor desplegado.</w:t>
-      </w:r>
-      <w:r>
-        <w:rPr>
-          <w:rFonts w:ascii="Arial" w:hAnsi="Arial" w:cs="Arial"/>
-          <w:sz w:val="24"/>
-          <w:szCs w:val="24"/>
-        </w:rPr>
-        <w:br/>
-      </w:r>
-      <w:r>
-        <w:rPr>
-          <w:rFonts w:ascii="Arial" w:hAnsi="Arial" w:cs="Arial"/>
-          <w:sz w:val="24"/>
-          <w:szCs w:val="24"/>
-        </w:rPr>
-        <w:lastRenderedPageBreak/>
-        <w:br/>
+        <w:t xml:space="preserve">Objetivo </w:t>
       </w:r>
       <w:r>
         <w:rPr>
@@ -4459,7 +3570,7 @@
           <w:sz w:val="24"/>
           <w:szCs w:val="24"/>
         </w:rPr>
-        <w:t>Trabajo en equipo y control de versiones</w:t>
+        <w:t>E</w:t>
       </w:r>
       <w:r>
         <w:rPr>
@@ -4469,73 +3580,7 @@
           <w:sz w:val="24"/>
           <w:szCs w:val="24"/>
         </w:rPr>
-        <w:t>:</w:t>
-      </w:r>
-      <w:r>
-        <w:rPr>
-          <w:rFonts w:ascii="Arial" w:hAnsi="Arial" w:cs="Arial"/>
-          <w:sz w:val="24"/>
-          <w:szCs w:val="24"/>
-        </w:rPr>
-        <w:t xml:space="preserve"> </w:t>
-      </w:r>
-      <w:r>
-        <w:rPr>
-          <w:rFonts w:ascii="Arial" w:hAnsi="Arial" w:cs="Arial"/>
-          <w:sz w:val="24"/>
-          <w:szCs w:val="24"/>
-        </w:rPr>
-        <w:t xml:space="preserve">Al ser un proyecto colaborativo, </w:t>
-      </w:r>
-      <w:r>
-        <w:rPr>
-          <w:rFonts w:ascii="Arial" w:hAnsi="Arial" w:cs="Arial"/>
-          <w:sz w:val="24"/>
-          <w:szCs w:val="24"/>
-        </w:rPr>
-        <w:t>existió</w:t>
-      </w:r>
-      <w:r>
-        <w:rPr>
-          <w:rFonts w:ascii="Arial" w:hAnsi="Arial" w:cs="Arial"/>
-          <w:sz w:val="24"/>
-          <w:szCs w:val="24"/>
-        </w:rPr>
-        <w:t xml:space="preserve"> el riesgo de conflictos en el repositorio de Git al trabajar sobre las mismas ramas sin una estrategia clara de </w:t>
-      </w:r>
-      <w:proofErr w:type="spellStart"/>
-      <w:r>
-        <w:rPr>
-          <w:rFonts w:ascii="Arial" w:hAnsi="Arial" w:cs="Arial"/>
-          <w:sz w:val="24"/>
-          <w:szCs w:val="24"/>
-        </w:rPr>
-        <w:t>branching</w:t>
-      </w:r>
-      <w:proofErr w:type="spellEnd"/>
-      <w:r>
-        <w:rPr>
-          <w:rFonts w:ascii="Arial" w:hAnsi="Arial" w:cs="Arial"/>
-          <w:sz w:val="24"/>
-          <w:szCs w:val="24"/>
-        </w:rPr>
-        <w:t>.</w:t>
-      </w:r>
-      <w:r>
-        <w:rPr>
-          <w:rFonts w:ascii="Arial" w:hAnsi="Arial" w:cs="Arial"/>
-          <w:sz w:val="24"/>
-          <w:szCs w:val="24"/>
-        </w:rPr>
-        <w:br/>
-      </w:r>
-      <w:r>
-        <w:rPr>
-          <w:rFonts w:ascii="Arial" w:hAnsi="Arial" w:cs="Arial"/>
-          <w:sz w:val="24"/>
-          <w:szCs w:val="24"/>
-        </w:rPr>
-        <w:br/>
+        <w:t>specifico</w:t>
       </w:r>
       <w:r>
         <w:rPr>
@@ -4545,7 +3590,7 @@
           <w:sz w:val="24"/>
           <w:szCs w:val="24"/>
         </w:rPr>
-        <w:t>Perdida de datos en base de datos gratuita</w:t>
+        <w:br/>
       </w:r>
       <w:r>
         <w:rPr>
@@ -4555,65 +3600,8 @@
           <w:sz w:val="24"/>
           <w:szCs w:val="24"/>
         </w:rPr>
-        <w:t>:</w:t>
-      </w:r>
-      <w:r>
-        <w:rPr>
-          <w:rFonts w:ascii="Arial" w:hAnsi="Arial" w:cs="Arial"/>
-          <w:sz w:val="24"/>
-          <w:szCs w:val="24"/>
-        </w:rPr>
-        <w:t xml:space="preserve"> </w:t>
-      </w:r>
-      <w:r>
-        <w:rPr>
-          <w:rFonts w:ascii="Arial" w:hAnsi="Arial" w:cs="Arial"/>
-          <w:sz w:val="24"/>
-          <w:szCs w:val="24"/>
-        </w:rPr>
-        <w:t>Las bases de datos en plataformas gratuitas pueden tener limitaciones de almacenamiento o ser eliminadas si la cuenta queda inactiva por mucho tiempo.</w:t>
-      </w:r>
-    </w:p>
-    <w:p>
-      <w:pPr>
-        <w:rPr>
-          <w:rFonts w:ascii="Arial" w:hAnsi="Arial" w:cs="Arial"/>
-          <w:sz w:val="24"/>
-          <w:szCs w:val="24"/>
-        </w:rPr>
-      </w:pPr>
-    </w:p>
-    <w:p>
-      <w:pPr>
-        <w:rPr>
-          <w:rFonts w:ascii="Arial" w:hAnsi="Arial" w:cs="Arial"/>
-          <w:sz w:val="24"/>
-          <w:szCs w:val="24"/>
-        </w:rPr>
-      </w:pPr>
-      <w:r>
-        <w:rPr>
-          <w:rFonts w:ascii="Arial" w:hAnsi="Arial" w:cs="Arial"/>
-          <w:sz w:val="24"/>
-          <w:szCs w:val="24"/>
-        </w:rPr>
-        <w:t>11. Productos o Resultados</w:t>
-      </w:r>
-      <w:r>
-        <w:rPr>
-          <w:rFonts w:ascii="Arial" w:hAnsi="Arial" w:cs="Arial"/>
-          <w:sz w:val="24"/>
-          <w:szCs w:val="24"/>
-        </w:rPr>
-        <w:br/>
-      </w:r>
-      <w:r>
-        <w:rPr>
-          <w:rFonts w:ascii="Arial" w:hAnsi="Arial" w:cs="Arial"/>
-          <w:sz w:val="24"/>
-          <w:szCs w:val="24"/>
-        </w:rPr>
-        <w:br/>
+        <w:br/>
+        <w:t>Módulo de gestión de habitaciones</w:t>
       </w:r>
       <w:r>
         <w:rPr>
@@ -4623,7 +3611,15 @@
           <w:sz w:val="24"/>
           <w:szCs w:val="24"/>
         </w:rPr>
-        <w:t xml:space="preserve">Objetivo </w:t>
+        <w:t xml:space="preserve">: </w:t>
+      </w:r>
+      <w:r>
+        <w:rPr>
+          <w:rFonts w:ascii="Arial" w:hAnsi="Arial" w:cs="Arial"/>
+          <w:sz w:val="24"/>
+          <w:szCs w:val="24"/>
+        </w:rPr>
+        <w:t>Pantalla de administración de habitaciones con visualización del estado (disponible, ocupada, mantenimiento), posibilidad de agregar, editar y eliminar habitaciones.</w:t>
       </w:r>
       <w:r>
         <w:rPr>
@@ -4633,7 +3629,7 @@
           <w:sz w:val="24"/>
           <w:szCs w:val="24"/>
         </w:rPr>
-        <w:t>E</w:t>
+        <w:br/>
       </w:r>
       <w:r>
         <w:rPr>
@@ -4643,7 +3639,8 @@
           <w:sz w:val="24"/>
           <w:szCs w:val="24"/>
         </w:rPr>
-        <w:t>specifico</w:t>
+        <w:br/>
+        <w:t>Modulo de reservas</w:t>
       </w:r>
       <w:r>
         <w:rPr>
@@ -4653,7 +3650,15 @@
           <w:sz w:val="24"/>
           <w:szCs w:val="24"/>
         </w:rPr>
-        <w:br/>
+        <w:t xml:space="preserve">: </w:t>
+      </w:r>
+      <w:r>
+        <w:rPr>
+          <w:rFonts w:ascii="Arial" w:hAnsi="Arial" w:cs="Arial"/>
+          <w:sz w:val="24"/>
+          <w:szCs w:val="24"/>
+        </w:rPr>
+        <w:t>Formulario y listado de reservas vinculadas a huéspedes y habitaciones, con fechas de entrada y salida, y control de estado de cada reserva.</w:t>
       </w:r>
       <w:r>
         <w:rPr>
@@ -4664,7 +3669,6 @@
           <w:szCs w:val="24"/>
         </w:rPr>
         <w:br/>
-        <w:t>Módulo</w:t>
       </w:r>
       <w:r>
         <w:rPr>
@@ -4674,7 +3678,8 @@
           <w:sz w:val="24"/>
           <w:szCs w:val="24"/>
         </w:rPr>
-        <w:t xml:space="preserve"> de </w:t>
+        <w:br/>
+        <w:t>Módulo de huéspedes</w:t>
       </w:r>
       <w:r>
         <w:rPr>
@@ -4684,7 +3689,15 @@
           <w:sz w:val="24"/>
           <w:szCs w:val="24"/>
         </w:rPr>
-        <w:t>gestión</w:t>
+        <w:t xml:space="preserve">: </w:t>
+      </w:r>
+      <w:r>
+        <w:rPr>
+          <w:rFonts w:ascii="Arial" w:hAnsi="Arial" w:cs="Arial"/>
+          <w:sz w:val="24"/>
+          <w:szCs w:val="24"/>
+        </w:rPr>
+        <w:t>Ficha de registro de huéspedes con datos personales, documento de identidad e historial de estadías en el hotel.</w:t>
       </w:r>
       <w:r>
         <w:rPr>
@@ -4694,7 +3707,7 @@
           <w:sz w:val="24"/>
           <w:szCs w:val="24"/>
         </w:rPr>
-        <w:t xml:space="preserve"> de habitaciones</w:t>
+        <w:br/>
       </w:r>
       <w:r>
         <w:rPr>
@@ -4704,47 +3717,8 @@
           <w:sz w:val="24"/>
           <w:szCs w:val="24"/>
         </w:rPr>
-        <w:t xml:space="preserve">: </w:t>
-      </w:r>
-      <w:r>
-        <w:rPr>
-          <w:rFonts w:ascii="Arial" w:hAnsi="Arial" w:cs="Arial"/>
-          <w:sz w:val="24"/>
-          <w:szCs w:val="24"/>
-        </w:rPr>
-        <w:t xml:space="preserve">Pantalla de </w:t>
-      </w:r>
-      <w:r>
-        <w:rPr>
-          <w:rFonts w:ascii="Arial" w:hAnsi="Arial" w:cs="Arial"/>
-          <w:sz w:val="24"/>
-          <w:szCs w:val="24"/>
-        </w:rPr>
-        <w:t>administración</w:t>
-      </w:r>
-      <w:r>
-        <w:rPr>
-          <w:rFonts w:ascii="Arial" w:hAnsi="Arial" w:cs="Arial"/>
-          <w:sz w:val="24"/>
-          <w:szCs w:val="24"/>
-        </w:rPr>
-        <w:t xml:space="preserve"> de habitaciones con </w:t>
-      </w:r>
-      <w:r>
-        <w:rPr>
-          <w:rFonts w:ascii="Arial" w:hAnsi="Arial" w:cs="Arial"/>
-          <w:sz w:val="24"/>
-          <w:szCs w:val="24"/>
-        </w:rPr>
-        <w:t>visualización</w:t>
-      </w:r>
-      <w:r>
-        <w:rPr>
-          <w:rFonts w:ascii="Arial" w:hAnsi="Arial" w:cs="Arial"/>
-          <w:sz w:val="24"/>
-          <w:szCs w:val="24"/>
-        </w:rPr>
-        <w:t xml:space="preserve"> del estado (disponible, ocupada, mantenimiento), posibilidad de agregar, editar y eliminar habitaciones.</w:t>
+        <w:br/>
+        <w:t>Sistema de usuarios y roles</w:t>
       </w:r>
       <w:r>
         <w:rPr>
@@ -4754,8 +3728,25 @@
           <w:sz w:val="24"/>
           <w:szCs w:val="24"/>
         </w:rPr>
-        <w:br/>
-      </w:r>
+        <w:t xml:space="preserve">: </w:t>
+      </w:r>
+      <w:r>
+        <w:rPr>
+          <w:rFonts w:ascii="Arial" w:hAnsi="Arial" w:cs="Arial"/>
+          <w:sz w:val="24"/>
+          <w:szCs w:val="24"/>
+        </w:rPr>
+        <w:t>Panel de administración de recepcionistas con creación de cuentas, asignación de roles y (en desarrollo local) envió de credenciales por correo electrónico.</w:t>
+      </w:r>
+    </w:p>
+    <w:p>
+      <w:pPr>
+        <w:rPr>
+          <w:rFonts w:ascii="Arial" w:hAnsi="Arial" w:cs="Arial"/>
+          <w:sz w:val="24"/>
+          <w:szCs w:val="24"/>
+        </w:rPr>
+      </w:pPr>
       <w:r>
         <w:rPr>
           <w:rFonts w:ascii="Arial" w:hAnsi="Arial" w:cs="Arial"/>
@@ -4774,7 +3765,8 @@
           <w:sz w:val="24"/>
           <w:szCs w:val="24"/>
         </w:rPr>
-        <w:t>Modulo de reservas</w:t>
+        <w:br/>
+        <w:t>Modulo de notificaciones</w:t>
       </w:r>
       <w:r>
         <w:rPr>
@@ -4792,23 +3784,24 @@
           <w:sz w:val="24"/>
           <w:szCs w:val="24"/>
         </w:rPr>
-        <w:t xml:space="preserve">Formulario y listado de reservas vinculadas a </w:t>
-      </w:r>
-      <w:r>
-        <w:rPr>
-          <w:rFonts w:ascii="Arial" w:hAnsi="Arial" w:cs="Arial"/>
-          <w:sz w:val="24"/>
-          <w:szCs w:val="24"/>
-        </w:rPr>
-        <w:t>huéspedes</w:t>
-      </w:r>
-      <w:r>
-        <w:rPr>
-          <w:rFonts w:ascii="Arial" w:hAnsi="Arial" w:cs="Arial"/>
-          <w:sz w:val="24"/>
-          <w:szCs w:val="24"/>
-        </w:rPr>
-        <w:t xml:space="preserve"> y habitaciones, con fechas de entrada y salida, y control de estado de cada reserva.</w:t>
+        <w:t>Sistema de alertas internas que notifica al personal sobre eventos relevantes dentro de la plataforma.</w:t>
+      </w:r>
+    </w:p>
+    <w:p>
+      <w:pPr>
+        <w:rPr>
+          <w:rFonts w:ascii="Arial" w:hAnsi="Arial" w:cs="Arial"/>
+          <w:sz w:val="24"/>
+          <w:szCs w:val="24"/>
+        </w:rPr>
+      </w:pPr>
+      <w:r>
+        <w:rPr>
+          <w:rFonts w:ascii="Arial" w:hAnsi="Arial" w:cs="Arial"/>
+          <w:sz w:val="24"/>
+          <w:szCs w:val="24"/>
+        </w:rPr>
+        <w:br/>
       </w:r>
       <w:r>
         <w:rPr>
@@ -4818,419 +3811,187 @@
           <w:sz w:val="24"/>
           <w:szCs w:val="24"/>
         </w:rPr>
-        <w:br/>
-      </w:r>
+        <w:t>Aplicación desplegada en la nube:</w:t>
+      </w:r>
+      <w:r>
+        <w:rPr>
+          <w:rFonts w:ascii="Arial" w:hAnsi="Arial" w:cs="Arial"/>
+          <w:sz w:val="24"/>
+          <w:szCs w:val="24"/>
+        </w:rPr>
+        <w:t xml:space="preserve"> </w:t>
+      </w:r>
+      <w:r>
+        <w:rPr>
+          <w:rFonts w:ascii="Arial" w:hAnsi="Arial" w:cs="Arial"/>
+          <w:sz w:val="24"/>
+          <w:szCs w:val="24"/>
+        </w:rPr>
+        <w:t xml:space="preserve">Aplicación web completamente funcional y accesible desde internet en la URL: </w:t>
+      </w:r>
+      <w:proofErr w:type="spellStart"/>
+      <w:r>
+        <w:rPr>
+          <w:rFonts w:ascii="Arial" w:hAnsi="Arial" w:cs="Arial"/>
+          <w:sz w:val="24"/>
+          <w:szCs w:val="24"/>
+        </w:rPr>
+        <w:t>chekinpro.up.railway.app</w:t>
+      </w:r>
+      <w:proofErr w:type="spellEnd"/>
+      <w:r>
+        <w:rPr>
+          <w:rFonts w:ascii="Arial" w:hAnsi="Arial" w:cs="Arial"/>
+          <w:sz w:val="24"/>
+          <w:szCs w:val="24"/>
+        </w:rPr>
+        <w:t xml:space="preserve">, con base de datos PostgreSQL en </w:t>
+      </w:r>
+      <w:proofErr w:type="spellStart"/>
+      <w:r>
+        <w:rPr>
+          <w:rFonts w:ascii="Arial" w:hAnsi="Arial" w:cs="Arial"/>
+          <w:sz w:val="24"/>
+          <w:szCs w:val="24"/>
+        </w:rPr>
+        <w:t>Railway</w:t>
+      </w:r>
+      <w:proofErr w:type="spellEnd"/>
+      <w:r>
+        <w:rPr>
+          <w:rFonts w:ascii="Arial" w:hAnsi="Arial" w:cs="Arial"/>
+          <w:sz w:val="24"/>
+          <w:szCs w:val="24"/>
+        </w:rPr>
+        <w:t>.</w:t>
+      </w:r>
+    </w:p>
+    <w:p>
+      <w:pPr>
+        <w:rPr>
+          <w:rFonts w:ascii="Arial" w:hAnsi="Arial" w:cs="Arial"/>
+          <w:sz w:val="24"/>
+          <w:szCs w:val="24"/>
+        </w:rPr>
+      </w:pPr>
+    </w:p>
+    <w:p>
+      <w:pPr>
+        <w:rPr>
+          <w:rFonts w:ascii="Arial" w:hAnsi="Arial" w:cs="Arial"/>
+          <w:sz w:val="24"/>
+          <w:szCs w:val="24"/>
+        </w:rPr>
+      </w:pPr>
+    </w:p>
+    <w:p>
+      <w:pPr>
+        <w:spacing w:before="80" w:after="80"/>
+        <w:jc w:val="both"/>
+        <w:rPr>
+          <w:rFonts w:ascii="Arial" w:hAnsi="Arial" w:cs="Arial"/>
+          <w:i/>
+          <w:iCs/>
+          <w:sz w:val="24"/>
+          <w:szCs w:val="24"/>
+        </w:rPr>
+      </w:pPr>
+      <w:r>
+        <w:rPr>
+          <w:rFonts w:ascii="Arial" w:hAnsi="Arial" w:cs="Arial"/>
+          <w:i/>
+          <w:iCs/>
+          <w:sz w:val="24"/>
+          <w:szCs w:val="24"/>
+        </w:rPr>
+        <w:t xml:space="preserve">Documento elaborado como parte del proyecto final del programa de </w:t>
+      </w:r>
+      <w:r>
+        <w:rPr>
+          <w:rFonts w:ascii="Arial" w:hAnsi="Arial" w:cs="Arial"/>
+          <w:i/>
+          <w:iCs/>
+          <w:sz w:val="24"/>
+          <w:szCs w:val="24"/>
+        </w:rPr>
+        <w:t>Análisis</w:t>
+      </w:r>
+      <w:r>
+        <w:rPr>
+          <w:rFonts w:ascii="Arial" w:hAnsi="Arial" w:cs="Arial"/>
+          <w:i/>
+          <w:iCs/>
+          <w:sz w:val="24"/>
+          <w:szCs w:val="24"/>
+        </w:rPr>
+        <w:t xml:space="preserve"> y Desarrollo de Sistemas de </w:t>
+      </w:r>
+      <w:r>
+        <w:rPr>
+          <w:rFonts w:ascii="Arial" w:hAnsi="Arial" w:cs="Arial"/>
+          <w:i/>
+          <w:iCs/>
+          <w:sz w:val="24"/>
+          <w:szCs w:val="24"/>
+        </w:rPr>
+        <w:t>Información</w:t>
+      </w:r>
+      <w:r>
+        <w:rPr>
+          <w:rFonts w:ascii="Arial" w:hAnsi="Arial" w:cs="Arial"/>
+          <w:i/>
+          <w:iCs/>
+          <w:sz w:val="24"/>
+          <w:szCs w:val="24"/>
+        </w:rPr>
+        <w:t xml:space="preserve"> - ADSI, SENA 2025.</w:t>
+      </w:r>
+    </w:p>
+    <w:p>
+      <w:pPr>
+        <w:spacing w:before="80" w:after="80"/>
+        <w:jc w:val="both"/>
+        <w:rPr>
+          <w:rFonts w:ascii="Arial" w:hAnsi="Arial" w:cs="Arial"/>
+          <w:sz w:val="24"/>
+          <w:szCs w:val="24"/>
+        </w:rPr>
+      </w:pPr>
+      <w:r>
+        <w:rPr>
+          <w:rFonts w:ascii="Arial" w:hAnsi="Arial" w:cs="Arial"/>
+          <w:i/>
+          <w:iCs/>
+          <w:sz w:val="24"/>
+          <w:szCs w:val="24"/>
+        </w:rPr>
+        <w:br/>
+      </w:r>
+      <w:proofErr w:type="spellStart"/>
       <w:r>
         <w:rPr>
           <w:rFonts w:ascii="Arial" w:hAnsi="Arial" w:cs="Arial"/>
           <w:b/>
           <w:bCs/>
-          <w:sz w:val="24"/>
-          <w:szCs w:val="24"/>
-        </w:rPr>
-        <w:br/>
-        <w:t>Módulo</w:t>
-      </w:r>
+          <w:i/>
+          <w:iCs/>
+          <w:sz w:val="24"/>
+          <w:szCs w:val="24"/>
+        </w:rPr>
+        <w:t>Alvarez</w:t>
+      </w:r>
+      <w:proofErr w:type="spellEnd"/>
       <w:r>
         <w:rPr>
           <w:rFonts w:ascii="Arial" w:hAnsi="Arial" w:cs="Arial"/>
           <w:b/>
           <w:bCs/>
-          <w:sz w:val="24"/>
-          <w:szCs w:val="24"/>
-        </w:rPr>
-        <w:t xml:space="preserve"> de </w:t>
-      </w:r>
-      <w:r>
-        <w:rPr>
-          <w:rFonts w:ascii="Arial" w:hAnsi="Arial" w:cs="Arial"/>
-          <w:b/>
-          <w:bCs/>
-          <w:sz w:val="24"/>
-          <w:szCs w:val="24"/>
-        </w:rPr>
-        <w:t>huéspedes</w:t>
-      </w:r>
-      <w:r>
-        <w:rPr>
-          <w:rFonts w:ascii="Arial" w:hAnsi="Arial" w:cs="Arial"/>
-          <w:b/>
-          <w:bCs/>
-          <w:sz w:val="24"/>
-          <w:szCs w:val="24"/>
-        </w:rPr>
-        <w:t xml:space="preserve">: </w:t>
-      </w:r>
-      <w:r>
-        <w:rPr>
-          <w:rFonts w:ascii="Arial" w:hAnsi="Arial" w:cs="Arial"/>
-          <w:sz w:val="24"/>
-          <w:szCs w:val="24"/>
-        </w:rPr>
-        <w:t xml:space="preserve">Ficha de registro de </w:t>
-      </w:r>
-      <w:r>
-        <w:rPr>
-          <w:rFonts w:ascii="Arial" w:hAnsi="Arial" w:cs="Arial"/>
-          <w:sz w:val="24"/>
-          <w:szCs w:val="24"/>
-        </w:rPr>
-        <w:t>huéspedes</w:t>
-      </w:r>
-      <w:r>
-        <w:rPr>
-          <w:rFonts w:ascii="Arial" w:hAnsi="Arial" w:cs="Arial"/>
-          <w:sz w:val="24"/>
-          <w:szCs w:val="24"/>
-        </w:rPr>
-        <w:t xml:space="preserve"> con datos personales, documento de identidad e historial de </w:t>
-      </w:r>
-      <w:r>
-        <w:rPr>
-          <w:rFonts w:ascii="Arial" w:hAnsi="Arial" w:cs="Arial"/>
-          <w:sz w:val="24"/>
-          <w:szCs w:val="24"/>
-        </w:rPr>
-        <w:t>estadías</w:t>
-      </w:r>
-      <w:r>
-        <w:rPr>
-          <w:rFonts w:ascii="Arial" w:hAnsi="Arial" w:cs="Arial"/>
-          <w:sz w:val="24"/>
-          <w:szCs w:val="24"/>
-        </w:rPr>
-        <w:t xml:space="preserve"> en el hotel.</w:t>
-      </w:r>
-      <w:r>
-        <w:rPr>
-          <w:rFonts w:ascii="Arial" w:hAnsi="Arial" w:cs="Arial"/>
-          <w:b/>
-          <w:bCs/>
-          <w:sz w:val="24"/>
-          <w:szCs w:val="24"/>
-        </w:rPr>
-        <w:br/>
-      </w:r>
-      <w:r>
-        <w:rPr>
-          <w:rFonts w:ascii="Arial" w:hAnsi="Arial" w:cs="Arial"/>
-          <w:b/>
-          <w:bCs/>
-          <w:sz w:val="24"/>
-          <w:szCs w:val="24"/>
-        </w:rPr>
-        <w:br/>
-      </w:r>
-      <w:r>
-        <w:rPr>
-          <w:rFonts w:ascii="Arial" w:hAnsi="Arial" w:cs="Arial"/>
-          <w:b/>
-          <w:bCs/>
-          <w:sz w:val="24"/>
-          <w:szCs w:val="24"/>
-        </w:rPr>
-        <w:t>Sistema de usuarios y roles</w:t>
-      </w:r>
-      <w:r>
-        <w:rPr>
-          <w:rFonts w:ascii="Arial" w:hAnsi="Arial" w:cs="Arial"/>
-          <w:b/>
-          <w:bCs/>
-          <w:sz w:val="24"/>
-          <w:szCs w:val="24"/>
-        </w:rPr>
-        <w:t xml:space="preserve">: </w:t>
-      </w:r>
-      <w:r>
-        <w:rPr>
-          <w:rFonts w:ascii="Arial" w:hAnsi="Arial" w:cs="Arial"/>
-          <w:sz w:val="24"/>
-          <w:szCs w:val="24"/>
-        </w:rPr>
-        <w:t xml:space="preserve">Panel de </w:t>
-      </w:r>
-      <w:r>
-        <w:rPr>
-          <w:rFonts w:ascii="Arial" w:hAnsi="Arial" w:cs="Arial"/>
-          <w:sz w:val="24"/>
-          <w:szCs w:val="24"/>
-        </w:rPr>
-        <w:t>administración</w:t>
-      </w:r>
-      <w:r>
-        <w:rPr>
-          <w:rFonts w:ascii="Arial" w:hAnsi="Arial" w:cs="Arial"/>
-          <w:sz w:val="24"/>
-          <w:szCs w:val="24"/>
-        </w:rPr>
-        <w:t xml:space="preserve"> de recepcionistas con </w:t>
-      </w:r>
-      <w:r>
-        <w:rPr>
-          <w:rFonts w:ascii="Arial" w:hAnsi="Arial" w:cs="Arial"/>
-          <w:sz w:val="24"/>
-          <w:szCs w:val="24"/>
-        </w:rPr>
-        <w:t>creación</w:t>
-      </w:r>
-      <w:r>
-        <w:rPr>
-          <w:rFonts w:ascii="Arial" w:hAnsi="Arial" w:cs="Arial"/>
-          <w:sz w:val="24"/>
-          <w:szCs w:val="24"/>
-        </w:rPr>
-        <w:t xml:space="preserve"> de cuentas, </w:t>
-      </w:r>
-      <w:r>
-        <w:rPr>
-          <w:rFonts w:ascii="Arial" w:hAnsi="Arial" w:cs="Arial"/>
-          <w:sz w:val="24"/>
-          <w:szCs w:val="24"/>
-        </w:rPr>
-        <w:t>asignación</w:t>
-      </w:r>
-      <w:r>
-        <w:rPr>
-          <w:rFonts w:ascii="Arial" w:hAnsi="Arial" w:cs="Arial"/>
-          <w:sz w:val="24"/>
-          <w:szCs w:val="24"/>
-        </w:rPr>
-        <w:t xml:space="preserve"> de roles y (en desarrollo local) </w:t>
-      </w:r>
-      <w:r>
-        <w:rPr>
-          <w:rFonts w:ascii="Arial" w:hAnsi="Arial" w:cs="Arial"/>
-          <w:sz w:val="24"/>
-          <w:szCs w:val="24"/>
-        </w:rPr>
-        <w:t>envió</w:t>
-      </w:r>
-      <w:r>
-        <w:rPr>
-          <w:rFonts w:ascii="Arial" w:hAnsi="Arial" w:cs="Arial"/>
-          <w:sz w:val="24"/>
-          <w:szCs w:val="24"/>
-        </w:rPr>
-        <w:t xml:space="preserve"> de credenciales por correo </w:t>
-      </w:r>
-      <w:r>
-        <w:rPr>
-          <w:rFonts w:ascii="Arial" w:hAnsi="Arial" w:cs="Arial"/>
-          <w:sz w:val="24"/>
-          <w:szCs w:val="24"/>
-        </w:rPr>
-        <w:t>electrónico</w:t>
-      </w:r>
-      <w:r>
-        <w:rPr>
-          <w:rFonts w:ascii="Arial" w:hAnsi="Arial" w:cs="Arial"/>
-          <w:sz w:val="24"/>
-          <w:szCs w:val="24"/>
-        </w:rPr>
-        <w:t>.</w:t>
-      </w:r>
-    </w:p>
-    <w:p>
-      <w:pPr>
-        <w:rPr>
-          <w:rFonts w:ascii="Arial" w:hAnsi="Arial" w:cs="Arial"/>
-          <w:sz w:val="24"/>
-          <w:szCs w:val="24"/>
-        </w:rPr>
-      </w:pPr>
-      <w:r>
-        <w:rPr>
-          <w:rFonts w:ascii="Arial" w:hAnsi="Arial" w:cs="Arial"/>
-          <w:b/>
-          <w:bCs/>
-          <w:sz w:val="24"/>
-          <w:szCs w:val="24"/>
-        </w:rPr>
-        <w:br/>
-      </w:r>
-      <w:r>
-        <w:rPr>
-          <w:rFonts w:ascii="Arial" w:hAnsi="Arial" w:cs="Arial"/>
-          <w:b/>
-          <w:bCs/>
-          <w:sz w:val="24"/>
-          <w:szCs w:val="24"/>
-        </w:rPr>
-        <w:br/>
-      </w:r>
-      <w:r>
-        <w:rPr>
-          <w:rFonts w:ascii="Arial" w:hAnsi="Arial" w:cs="Arial"/>
-          <w:b/>
-          <w:bCs/>
-          <w:sz w:val="24"/>
-          <w:szCs w:val="24"/>
-        </w:rPr>
-        <w:t>Modulo de notificaciones</w:t>
-      </w:r>
-      <w:r>
-        <w:rPr>
-          <w:rFonts w:ascii="Arial" w:hAnsi="Arial" w:cs="Arial"/>
-          <w:b/>
-          <w:bCs/>
-          <w:sz w:val="24"/>
-          <w:szCs w:val="24"/>
-        </w:rPr>
-        <w:t xml:space="preserve">: </w:t>
-      </w:r>
-      <w:r>
-        <w:rPr>
-          <w:rFonts w:ascii="Arial" w:hAnsi="Arial" w:cs="Arial"/>
-          <w:sz w:val="24"/>
-          <w:szCs w:val="24"/>
-        </w:rPr>
-        <w:t>Sistema de alertas internas que notifica al personal sobre eventos relevantes dentro de la plataforma.</w:t>
-      </w:r>
-    </w:p>
-    <w:p>
-      <w:pPr>
-        <w:rPr>
-          <w:rFonts w:ascii="Arial" w:hAnsi="Arial" w:cs="Arial"/>
-          <w:sz w:val="24"/>
-          <w:szCs w:val="24"/>
-        </w:rPr>
-      </w:pPr>
-      <w:r>
-        <w:rPr>
-          <w:rFonts w:ascii="Arial" w:hAnsi="Arial" w:cs="Arial"/>
-          <w:sz w:val="24"/>
-          <w:szCs w:val="24"/>
-        </w:rPr>
-        <w:br/>
-      </w:r>
-      <w:r>
-        <w:rPr>
-          <w:rFonts w:ascii="Arial" w:hAnsi="Arial" w:cs="Arial"/>
-          <w:b/>
-          <w:bCs/>
-          <w:sz w:val="24"/>
-          <w:szCs w:val="24"/>
-        </w:rPr>
-        <w:t>Aplicación</w:t>
-      </w:r>
-      <w:r>
-        <w:rPr>
-          <w:rFonts w:ascii="Arial" w:hAnsi="Arial" w:cs="Arial"/>
-          <w:b/>
-          <w:bCs/>
-          <w:sz w:val="24"/>
-          <w:szCs w:val="24"/>
-        </w:rPr>
-        <w:t xml:space="preserve"> desplegada en la nube</w:t>
-      </w:r>
-      <w:r>
-        <w:rPr>
-          <w:rFonts w:ascii="Arial" w:hAnsi="Arial" w:cs="Arial"/>
-          <w:b/>
-          <w:bCs/>
-          <w:sz w:val="24"/>
-          <w:szCs w:val="24"/>
-        </w:rPr>
-        <w:t>:</w:t>
-      </w:r>
-      <w:r>
-        <w:rPr>
-          <w:rFonts w:ascii="Arial" w:hAnsi="Arial" w:cs="Arial"/>
-          <w:sz w:val="24"/>
-          <w:szCs w:val="24"/>
-        </w:rPr>
-        <w:t xml:space="preserve"> </w:t>
-      </w:r>
-      <w:r>
-        <w:rPr>
-          <w:rFonts w:ascii="Arial" w:hAnsi="Arial" w:cs="Arial"/>
-          <w:sz w:val="24"/>
-          <w:szCs w:val="24"/>
-        </w:rPr>
-        <w:t>Aplicación</w:t>
-      </w:r>
-      <w:r>
-        <w:rPr>
-          <w:rFonts w:ascii="Arial" w:hAnsi="Arial" w:cs="Arial"/>
-          <w:sz w:val="24"/>
-          <w:szCs w:val="24"/>
-        </w:rPr>
-        <w:t xml:space="preserve"> web completamente funcional y accesible desde internet en la URL: </w:t>
-      </w:r>
-      <w:proofErr w:type="spellStart"/>
-      <w:r>
-        <w:rPr>
-          <w:rFonts w:ascii="Arial" w:hAnsi="Arial" w:cs="Arial"/>
-          <w:sz w:val="24"/>
-          <w:szCs w:val="24"/>
-        </w:rPr>
-        <w:t>chekinpro.up.railway.app</w:t>
-      </w:r>
-      <w:proofErr w:type="spellEnd"/>
-      <w:r>
-        <w:rPr>
-          <w:rFonts w:ascii="Arial" w:hAnsi="Arial" w:cs="Arial"/>
-          <w:sz w:val="24"/>
-          <w:szCs w:val="24"/>
-        </w:rPr>
-        <w:t xml:space="preserve">, con base de datos PostgreSQL en </w:t>
-      </w:r>
-      <w:proofErr w:type="spellStart"/>
-      <w:r>
-        <w:rPr>
-          <w:rFonts w:ascii="Arial" w:hAnsi="Arial" w:cs="Arial"/>
-          <w:sz w:val="24"/>
-          <w:szCs w:val="24"/>
-        </w:rPr>
-        <w:t>Railway</w:t>
-      </w:r>
-      <w:proofErr w:type="spellEnd"/>
-      <w:r>
-        <w:rPr>
-          <w:rFonts w:ascii="Arial" w:hAnsi="Arial" w:cs="Arial"/>
-          <w:sz w:val="24"/>
-          <w:szCs w:val="24"/>
-        </w:rPr>
-        <w:t>.</w:t>
-      </w:r>
-    </w:p>
-    <w:p>
-      <w:pPr>
-        <w:rPr>
-          <w:rFonts w:ascii="Arial" w:hAnsi="Arial" w:cs="Arial"/>
-          <w:sz w:val="24"/>
-          <w:szCs w:val="24"/>
-        </w:rPr>
-      </w:pPr>
-    </w:p>
-    <w:p>
-      <w:pPr>
-        <w:rPr>
-          <w:rFonts w:ascii="Arial" w:hAnsi="Arial" w:cs="Arial"/>
-          <w:sz w:val="24"/>
-          <w:szCs w:val="24"/>
-        </w:rPr>
-      </w:pPr>
-    </w:p>
-    <w:p>
-      <w:pPr>
-        <w:spacing w:before="80" w:after="80"/>
-        <w:jc w:val="both"/>
-        <w:rPr>
-          <w:rFonts w:ascii="Arial" w:hAnsi="Arial" w:cs="Arial"/>
-          <w:sz w:val="24"/>
-          <w:szCs w:val="24"/>
-        </w:rPr>
-      </w:pPr>
-      <w:r>
-        <w:rPr>
-          <w:rFonts w:ascii="Arial" w:hAnsi="Arial" w:cs="Arial"/>
           <w:i/>
           <w:iCs/>
           <w:sz w:val="24"/>
           <w:szCs w:val="24"/>
         </w:rPr>
-        <w:t xml:space="preserve">Documento elaborado como parte del proyecto final del programa de </w:t>
+        <w:t>, D.</w:t>
       </w:r>
       <w:r>
         <w:rPr>
@@ -5240,8 +4001,9 @@
           <w:sz w:val="24"/>
           <w:szCs w:val="24"/>
         </w:rPr>
-        <w:t>Análisis</w:t>
-      </w:r>
+        <w:t xml:space="preserve"> (2026, abril 6). Como funciona la </w:t>
+      </w:r>
+      <w:proofErr w:type="spellStart"/>
       <w:r>
         <w:rPr>
           <w:rFonts w:ascii="Arial" w:hAnsi="Arial" w:cs="Arial"/>
@@ -5250,8 +4012,9 @@
           <w:sz w:val="24"/>
           <w:szCs w:val="24"/>
         </w:rPr>
-        <w:t xml:space="preserve"> y Desarrollo de Sistemas de </w:t>
-      </w:r>
+        <w:t>pagina</w:t>
+      </w:r>
+      <w:proofErr w:type="spellEnd"/>
       <w:r>
         <w:rPr>
           <w:rFonts w:ascii="Arial" w:hAnsi="Arial" w:cs="Arial"/>
@@ -5260,8 +4023,9 @@
           <w:sz w:val="24"/>
           <w:szCs w:val="24"/>
         </w:rPr>
-        <w:t>Información</w:t>
-      </w:r>
+        <w:t xml:space="preserve"> de escritorio-</w:t>
+      </w:r>
+      <w:proofErr w:type="spellStart"/>
       <w:r>
         <w:rPr>
           <w:rFonts w:ascii="Arial" w:hAnsi="Arial" w:cs="Arial"/>
@@ -5270,8 +4034,32 @@
           <w:sz w:val="24"/>
           <w:szCs w:val="24"/>
         </w:rPr>
-        <w:t xml:space="preserve"> - ADSI, SENA 2025.</w:t>
-      </w:r>
+        <w:t>ChekinPro</w:t>
+      </w:r>
+      <w:proofErr w:type="spellEnd"/>
+      <w:r>
+        <w:rPr>
+          <w:rFonts w:ascii="Arial" w:hAnsi="Arial" w:cs="Arial"/>
+          <w:i/>
+          <w:iCs/>
+          <w:sz w:val="24"/>
+          <w:szCs w:val="24"/>
+        </w:rPr>
+        <w:t xml:space="preserve"> [Video]. YouTube. </w:t>
+      </w:r>
+      <w:hyperlink r:id="rId6" w:tgtFrame="_new" w:history="1">
+        <w:r>
+          <w:rPr>
+            <w:rStyle w:val="Hipervnculo"/>
+            <w:rFonts w:ascii="Arial" w:hAnsi="Arial" w:cs="Arial"/>
+            <w:i/>
+            <w:iCs/>
+            <w:sz w:val="24"/>
+            <w:szCs w:val="24"/>
+          </w:rPr>
+          <w:t>https://youtu.be/idBbQGhZY_Y</w:t>
+        </w:r>
+      </w:hyperlink>
     </w:p>
     <w:sectPr>
       <w:pgSz w:w="11906" w:h="16838"/>
@@ -5987,7 +4775,6 @@
   <w:style w:type="character" w:default="1" w:styleId="Fuentedeprrafopredeter">
     <w:name w:val="Default Paragraph Font"/>
     <w:uiPriority w:val="1"/>
-    <w:semiHidden/>
     <w:unhideWhenUsed/>
   </w:style>
   <w:style w:type="table" w:default="1" w:styleId="Tablanormal">
@@ -6101,6 +4888,18 @@
     <w:rPr>
       <w:sz w:val="20"/>
       <w:szCs w:val="20"/>
+    </w:rPr>
+  </w:style>
+  <w:style w:type="character" w:styleId="Mencinsinresolver">
+    <w:name w:val="Unresolved Mention"/>
+    <w:basedOn w:val="Fuentedeprrafopredeter"/>
+    <w:uiPriority w:val="99"/>
+    <w:semiHidden/>
+    <w:unhideWhenUsed/>
+    <w:rsid w:val="005F4F9A"/>
+    <w:rPr>
+      <w:color w:val="605E5C"/>
+      <w:shd w:val="clear" w:color="auto" w:fill="E1DFDD"/>
     </w:rPr>
   </w:style>
 </w:styles>
@@ -6419,4 +5218,34 @@
     </a:ext>
   </a:extLst>
 </a:theme>
+</file>
+
+<file path=customXml/item1.xml><?xml version="1.0" encoding="utf-8"?>
+<b:Sources xmlns:b="http://schemas.openxmlformats.org/officeDocument/2006/bibliography" xmlns="http://schemas.openxmlformats.org/officeDocument/2006/bibliography" SelectedStyle="\APASixthEditionOfficeOnline.xsl" StyleName="APA" Version="6">
+  <b:Source>
+    <b:Tag>Che26</b:Tag>
+    <b:SourceType>InternetSite</b:SourceType>
+    <b:Guid>{30C4B331-36FF-4877-B917-04B4B739058E}</b:Guid>
+    <b:Title>ChekInpro</b:Title>
+    <b:Year>2026</b:Year>
+    <b:Author>
+      <b:Author>
+        <b:Corporate>ChekInpro</b:Corporate>
+      </b:Author>
+    </b:Author>
+    <b:InternetSiteTitle>ChekInpro</b:InternetSiteTitle>
+    <b:Month>Abril</b:Month>
+    <b:Day>7</b:Day>
+    <b:URL>https://youtu.be/idBbQGhZY_Y?si=OyVzg9dC_adYvFoU</b:URL>
+    <b:RefOrder>1</b:RefOrder>
+  </b:Source>
+</b:Sources>
+</file>
+
+<file path=customXml/itemProps1.xml><?xml version="1.0" encoding="utf-8"?>
+<ds:datastoreItem xmlns:ds="http://schemas.openxmlformats.org/officeDocument/2006/customXml" ds:itemID="{44732498-2E89-4937-AAEC-FD20EB2C230F}">
+  <ds:schemaRefs>
+    <ds:schemaRef ds:uri="http://schemas.openxmlformats.org/officeDocument/2006/bibliography"/>
+  </ds:schemaRefs>
+</ds:datastoreItem>
 </file>
--- a/Formulacion_Proyecto_ChekinPro.docx
+++ b/Formulacion_Proyecto_ChekinPro.docx
@@ -5,40 +5,14 @@
     <w:p/>
     <w:p/>
     <w:p/>
-    <w:p/>
-    <w:p/>
-    <w:p/>
-    <w:p/>
-    <w:p/>
-    <w:p/>
-    <w:p/>
-    <w:p/>
-    <w:p/>
-    <w:p/>
-    <w:p/>
-    <w:p/>
-    <w:p/>
-    <w:p/>
-    <w:p>
-      <w:pPr>
-        <w:spacing w:after="200"/>
-        <w:jc w:val="center"/>
-        <w:rPr>
-          <w:rFonts w:ascii="Arial" w:hAnsi="Arial" w:cs="Arial"/>
-          <w:sz w:val="24"/>
-          <w:szCs w:val="24"/>
-        </w:rPr>
-      </w:pPr>
-      <w:r>
-        <w:rPr>
-          <w:rFonts w:ascii="Arial" w:hAnsi="Arial" w:cs="Arial"/>
-          <w:b/>
-          <w:bCs/>
-          <w:sz w:val="24"/>
-          <w:szCs w:val="24"/>
-        </w:rPr>
-        <w:t>SERVICIO NACIONAL DE APRENDIZAJE - SENA</w:t>
-      </w:r>
+    <w:p>
+      <w:pPr>
+        <w:rPr>
+          <w:rFonts w:ascii="Arial" w:hAnsi="Arial" w:cs="Arial"/>
+          <w:sz w:val="24"/>
+          <w:szCs w:val="24"/>
+        </w:rPr>
+      </w:pPr>
     </w:p>
     <w:p>
       <w:pPr>
@@ -46,72 +20,22 @@
         <w:jc w:val="center"/>
         <w:rPr>
           <w:rFonts w:ascii="Arial" w:hAnsi="Arial" w:cs="Arial"/>
-          <w:sz w:val="24"/>
-          <w:szCs w:val="24"/>
-        </w:rPr>
-      </w:pPr>
-      <w:r>
-        <w:rPr>
-          <w:rFonts w:ascii="Arial" w:hAnsi="Arial" w:cs="Arial"/>
-          <w:sz w:val="24"/>
-          <w:szCs w:val="24"/>
-        </w:rPr>
-        <w:t>Análisis y Desarrollo de Sistemas de Información</w:t>
-      </w:r>
-    </w:p>
-    <w:p>
-      <w:pPr>
-        <w:rPr>
-          <w:rFonts w:ascii="Arial" w:hAnsi="Arial" w:cs="Arial"/>
-          <w:sz w:val="24"/>
-          <w:szCs w:val="24"/>
-        </w:rPr>
-      </w:pPr>
-    </w:p>
-    <w:p>
-      <w:pPr>
-        <w:rPr>
-          <w:rFonts w:ascii="Arial" w:hAnsi="Arial" w:cs="Arial"/>
-          <w:sz w:val="24"/>
-          <w:szCs w:val="24"/>
-        </w:rPr>
-      </w:pPr>
-    </w:p>
-    <w:p>
-      <w:pPr>
-        <w:rPr>
-          <w:rFonts w:ascii="Arial" w:hAnsi="Arial" w:cs="Arial"/>
-          <w:sz w:val="24"/>
-          <w:szCs w:val="24"/>
-        </w:rPr>
-      </w:pPr>
-    </w:p>
-    <w:p>
-      <w:pPr>
-        <w:rPr>
-          <w:rFonts w:ascii="Arial" w:hAnsi="Arial" w:cs="Arial"/>
-          <w:sz w:val="24"/>
-          <w:szCs w:val="24"/>
-        </w:rPr>
-      </w:pPr>
-    </w:p>
-    <w:p>
-      <w:pPr>
-        <w:rPr>
-          <w:rFonts w:ascii="Arial" w:hAnsi="Arial" w:cs="Arial"/>
-          <w:sz w:val="24"/>
-          <w:szCs w:val="24"/>
-        </w:rPr>
-      </w:pPr>
-    </w:p>
-    <w:p>
-      <w:pPr>
-        <w:rPr>
-          <w:rFonts w:ascii="Arial" w:hAnsi="Arial" w:cs="Arial"/>
-          <w:sz w:val="24"/>
-          <w:szCs w:val="24"/>
-        </w:rPr>
-      </w:pPr>
+          <w:b/>
+          <w:bCs/>
+          <w:sz w:val="24"/>
+          <w:szCs w:val="24"/>
+        </w:rPr>
+      </w:pPr>
+      <w:r>
+        <w:rPr>
+          <w:rFonts w:ascii="Arial" w:hAnsi="Arial" w:cs="Arial"/>
+          <w:b/>
+          <w:bCs/>
+          <w:sz w:val="24"/>
+          <w:szCs w:val="24"/>
+        </w:rPr>
+        <w:t>FORMULACION DE PROYECTO</w:t>
+      </w:r>
     </w:p>
     <w:p>
       <w:pPr>
@@ -119,20 +43,23 @@
         <w:jc w:val="center"/>
         <w:rPr>
           <w:rFonts w:ascii="Arial" w:hAnsi="Arial" w:cs="Arial"/>
-          <w:sz w:val="24"/>
-          <w:szCs w:val="24"/>
-        </w:rPr>
-      </w:pPr>
-      <w:r>
-        <w:rPr>
-          <w:rFonts w:ascii="Arial" w:hAnsi="Arial" w:cs="Arial"/>
-          <w:b/>
-          <w:bCs/>
-          <w:sz w:val="24"/>
-          <w:szCs w:val="24"/>
-        </w:rPr>
-        <w:t>FORMULACION DE PROYECTO</w:t>
-      </w:r>
+          <w:b/>
+          <w:bCs/>
+          <w:sz w:val="24"/>
+          <w:szCs w:val="24"/>
+        </w:rPr>
+      </w:pPr>
+    </w:p>
+    <w:p>
+      <w:pPr>
+        <w:spacing w:after="120"/>
+        <w:jc w:val="center"/>
+        <w:rPr>
+          <w:rFonts w:ascii="Arial" w:hAnsi="Arial" w:cs="Arial"/>
+          <w:sz w:val="24"/>
+          <w:szCs w:val="24"/>
+        </w:rPr>
+      </w:pPr>
     </w:p>
     <w:p>
       <w:pPr>
@@ -144,265 +71,415 @@
           <w:szCs w:val="24"/>
         </w:rPr>
       </w:pPr>
-      <w:proofErr w:type="spellStart"/>
-      <w:r>
-        <w:rPr>
-          <w:rFonts w:ascii="Arial" w:hAnsi="Arial" w:cs="Arial"/>
-          <w:b/>
-          <w:bCs/>
-          <w:sz w:val="24"/>
-          <w:szCs w:val="24"/>
+      <w:r>
+        <w:rPr>
+          <w:rFonts w:ascii="Arial" w:hAnsi="Arial" w:cs="Arial"/>
+          <w:b/>
+          <w:bCs/>
+          <w:sz w:val="24"/>
+          <w:szCs w:val="24"/>
+        </w:rPr>
+        <w:t>ChekinPro - Sistema de Gestión Hotelera</w:t>
+      </w:r>
+    </w:p>
+    <w:p>
+      <w:pPr>
+        <w:spacing w:after="400"/>
+        <w:jc w:val="center"/>
+        <w:rPr>
+          <w:rFonts w:ascii="Arial" w:hAnsi="Arial" w:cs="Arial"/>
+          <w:sz w:val="24"/>
+          <w:szCs w:val="24"/>
+        </w:rPr>
+      </w:pPr>
+    </w:p>
+    <w:p>
+      <w:pPr>
+        <w:spacing w:after="400"/>
+        <w:jc w:val="center"/>
+        <w:rPr>
+          <w:rFonts w:ascii="Arial" w:hAnsi="Arial" w:cs="Arial"/>
+          <w:b/>
+          <w:bCs/>
+          <w:sz w:val="24"/>
+          <w:szCs w:val="24"/>
+        </w:rPr>
+      </w:pPr>
+      <w:r>
+        <w:rPr>
+          <w:rFonts w:ascii="Arial" w:hAnsi="Arial" w:cs="Arial"/>
+          <w:b/>
+          <w:bCs/>
+          <w:sz w:val="24"/>
+          <w:szCs w:val="24"/>
+        </w:rPr>
+        <w:t>Integrantes</w:t>
+      </w:r>
+    </w:p>
+    <w:p>
+      <w:pPr>
+        <w:spacing w:after="400"/>
+        <w:jc w:val="center"/>
+        <w:rPr>
+          <w:rFonts w:ascii="Arial" w:hAnsi="Arial" w:cs="Arial"/>
+          <w:sz w:val="24"/>
+          <w:szCs w:val="24"/>
+        </w:rPr>
+      </w:pPr>
+      <w:r>
+        <w:rPr>
+          <w:rFonts w:ascii="Arial" w:hAnsi="Arial" w:cs="Arial"/>
+          <w:sz w:val="24"/>
+          <w:szCs w:val="24"/>
+        </w:rPr>
+        <w:t>José Enoc Barreto Bermúdez</w:t>
+      </w:r>
+    </w:p>
+    <w:p>
+      <w:pPr>
+        <w:spacing w:after="400"/>
+        <w:jc w:val="center"/>
+        <w:rPr>
+          <w:rFonts w:ascii="Arial" w:hAnsi="Arial" w:cs="Arial"/>
+          <w:sz w:val="24"/>
+          <w:szCs w:val="24"/>
+        </w:rPr>
+      </w:pPr>
+      <w:r>
+        <w:rPr>
+          <w:rFonts w:ascii="Arial" w:hAnsi="Arial" w:cs="Arial"/>
+          <w:sz w:val="24"/>
+          <w:szCs w:val="24"/>
+        </w:rPr>
+        <w:t>Obed David Yate</w:t>
+      </w:r>
+    </w:p>
+    <w:p>
+      <w:pPr>
+        <w:spacing w:after="400"/>
+        <w:jc w:val="center"/>
+        <w:rPr>
+          <w:rFonts w:ascii="Arial" w:hAnsi="Arial" w:cs="Arial"/>
+          <w:sz w:val="24"/>
+          <w:szCs w:val="24"/>
+        </w:rPr>
+      </w:pPr>
+      <w:r>
+        <w:rPr>
+          <w:rFonts w:ascii="Arial" w:hAnsi="Arial" w:cs="Arial"/>
+          <w:sz w:val="24"/>
+          <w:szCs w:val="24"/>
+        </w:rPr>
+        <w:t>Duván Andrés Álvarez</w:t>
+      </w:r>
+      <w:r>
+        <w:rPr>
+          <w:rFonts w:ascii="Arial" w:hAnsi="Arial" w:cs="Arial"/>
+          <w:sz w:val="24"/>
+          <w:szCs w:val="24"/>
+        </w:rPr>
+        <w:br/>
+      </w:r>
+      <w:r>
+        <w:rPr>
+          <w:rFonts w:ascii="Arial" w:hAnsi="Arial" w:cs="Arial"/>
+          <w:sz w:val="24"/>
+          <w:szCs w:val="24"/>
+        </w:rPr>
+        <w:br/>
+        <w:t xml:space="preserve">Nicolas Suarez </w:t>
+      </w:r>
+      <w:r>
+        <w:rPr>
+          <w:rFonts w:ascii="Arial" w:hAnsi="Arial" w:cs="Arial"/>
+          <w:sz w:val="24"/>
+          <w:szCs w:val="24"/>
+        </w:rPr>
+        <w:br/>
+      </w:r>
+      <w:r>
+        <w:rPr>
+          <w:rFonts w:ascii="Arial" w:hAnsi="Arial" w:cs="Arial"/>
+          <w:sz w:val="24"/>
+          <w:szCs w:val="24"/>
+        </w:rPr>
+        <w:br/>
+        <w:t>David Estiven Rojas</w:t>
+      </w:r>
+      <w:r>
+        <w:rPr>
+          <w:rFonts w:ascii="Arial" w:hAnsi="Arial" w:cs="Arial"/>
+          <w:sz w:val="24"/>
+          <w:szCs w:val="24"/>
+        </w:rPr>
+        <w:br/>
+      </w:r>
+      <w:r>
+        <w:rPr>
+          <w:rFonts w:ascii="Arial" w:hAnsi="Arial" w:cs="Arial"/>
+          <w:sz w:val="24"/>
+          <w:szCs w:val="24"/>
+        </w:rPr>
+        <w:br/>
+      </w:r>
+    </w:p>
+    <w:p>
+      <w:pPr>
+        <w:spacing w:after="400"/>
+        <w:jc w:val="center"/>
+        <w:rPr>
+          <w:rFonts w:ascii="Arial" w:hAnsi="Arial" w:cs="Arial"/>
+          <w:sz w:val="24"/>
+          <w:szCs w:val="24"/>
+        </w:rPr>
+      </w:pPr>
+    </w:p>
+    <w:p>
+      <w:pPr>
+        <w:spacing w:after="400"/>
+        <w:jc w:val="center"/>
+        <w:rPr>
+          <w:rFonts w:ascii="Arial" w:hAnsi="Arial" w:cs="Arial"/>
+          <w:sz w:val="24"/>
+          <w:szCs w:val="24"/>
+        </w:rPr>
+      </w:pPr>
+      <w:r>
+        <w:rPr>
+          <w:rFonts w:ascii="Arial" w:hAnsi="Arial" w:cs="Arial"/>
+          <w:sz w:val="24"/>
+          <w:szCs w:val="24"/>
+        </w:rPr>
+        <w:br/>
+      </w:r>
+      <w:r>
+        <w:rPr>
+          <w:rFonts w:ascii="Arial" w:hAnsi="Arial" w:cs="Arial"/>
+          <w:b/>
+          <w:bCs/>
+          <w:sz w:val="24"/>
+          <w:szCs w:val="24"/>
+        </w:rPr>
+        <w:t>Instructor</w:t>
+      </w:r>
+      <w:r>
+        <w:rPr>
+          <w:rFonts w:ascii="Arial" w:hAnsi="Arial" w:cs="Arial"/>
+          <w:sz w:val="24"/>
+          <w:szCs w:val="24"/>
+        </w:rPr>
+        <w:br/>
+        <w:t>Edgar España</w:t>
+      </w:r>
+      <w:r>
+        <w:rPr>
+          <w:rFonts w:ascii="Arial" w:hAnsi="Arial" w:cs="Arial"/>
+          <w:sz w:val="24"/>
+          <w:szCs w:val="24"/>
+        </w:rPr>
+        <w:br/>
+      </w:r>
+    </w:p>
+    <w:p>
+      <w:pPr>
+        <w:spacing w:after="400"/>
+        <w:jc w:val="center"/>
+        <w:rPr>
+          <w:rFonts w:ascii="Arial" w:hAnsi="Arial" w:cs="Arial"/>
+          <w:sz w:val="24"/>
+          <w:szCs w:val="24"/>
+        </w:rPr>
+      </w:pPr>
+      <w:r>
+        <w:rPr>
+          <w:rFonts w:ascii="Arial" w:hAnsi="Arial" w:cs="Arial"/>
+          <w:b/>
+          <w:bCs/>
+          <w:sz w:val="24"/>
+          <w:szCs w:val="24"/>
+        </w:rPr>
+        <w:br/>
+        <w:t>Programa</w:t>
+      </w:r>
+      <w:r>
+        <w:rPr>
+          <w:rFonts w:ascii="Arial" w:hAnsi="Arial" w:cs="Arial"/>
+          <w:sz w:val="24"/>
+          <w:szCs w:val="24"/>
+        </w:rPr>
+        <w:br/>
+        <w:t>Análisis Y Desarrollo de software</w:t>
+      </w:r>
+      <w:r>
+        <w:rPr>
+          <w:rFonts w:ascii="Arial" w:hAnsi="Arial" w:cs="Arial"/>
+          <w:sz w:val="24"/>
+          <w:szCs w:val="24"/>
+        </w:rPr>
+        <w:br/>
+      </w:r>
+    </w:p>
+    <w:p>
+      <w:pPr>
+        <w:spacing w:after="400"/>
+        <w:jc w:val="center"/>
+        <w:rPr>
+          <w:rFonts w:ascii="Arial" w:hAnsi="Arial" w:cs="Arial"/>
+          <w:sz w:val="24"/>
+          <w:szCs w:val="24"/>
+        </w:rPr>
+      </w:pPr>
+      <w:r>
+        <w:rPr>
+          <w:rFonts w:ascii="Arial" w:hAnsi="Arial" w:cs="Arial"/>
+          <w:sz w:val="24"/>
+          <w:szCs w:val="24"/>
+        </w:rPr>
+        <w:br/>
+        <w:t>2026</w:t>
+      </w:r>
+      <w:r>
+        <w:rPr>
+          <w:rFonts w:ascii="Arial" w:hAnsi="Arial" w:cs="Arial"/>
+          <w:sz w:val="24"/>
+          <w:szCs w:val="24"/>
+        </w:rPr>
+        <w:br w:type="page"/>
+      </w:r>
+    </w:p>
+    <w:p>
+      <w:pPr>
+        <w:rPr>
+          <w:rFonts w:ascii="Arial" w:hAnsi="Arial" w:cs="Arial"/>
+          <w:sz w:val="24"/>
+          <w:szCs w:val="24"/>
+        </w:rPr>
+      </w:pPr>
+    </w:p>
+    <w:p>
+      <w:pPr>
+        <w:rPr>
+          <w:rFonts w:ascii="Arial" w:hAnsi="Arial" w:cs="Arial"/>
+          <w:sz w:val="24"/>
+          <w:szCs w:val="24"/>
+        </w:rPr>
+      </w:pPr>
+    </w:p>
+    <w:p>
+      <w:pPr>
+        <w:rPr>
+          <w:rFonts w:ascii="Arial" w:hAnsi="Arial" w:cs="Arial"/>
+          <w:b/>
+          <w:bCs/>
+          <w:sz w:val="24"/>
+          <w:szCs w:val="24"/>
+          <w:lang w:val="es-CO"/>
+        </w:rPr>
+      </w:pPr>
+      <w:r>
+        <w:rPr>
+          <w:rFonts w:ascii="Arial" w:hAnsi="Arial" w:cs="Arial"/>
+          <w:b/>
+          <w:bCs/>
+          <w:sz w:val="24"/>
+          <w:szCs w:val="24"/>
+          <w:lang w:val="es-CO"/>
+        </w:rPr>
+        <w:t>Introducción</w:t>
+      </w:r>
+      <w:r>
+        <w:rPr>
+          <w:rFonts w:ascii="Arial" w:hAnsi="Arial" w:cs="Arial"/>
+          <w:b/>
+          <w:bCs/>
+          <w:sz w:val="24"/>
+          <w:szCs w:val="24"/>
+          <w:lang w:val="es-CO"/>
+        </w:rPr>
+        <w:tab/>
+      </w:r>
+    </w:p>
+    <w:p>
+      <w:pPr>
+        <w:rPr>
+          <w:rFonts w:ascii="Arial" w:hAnsi="Arial" w:cs="Arial"/>
+          <w:b/>
+          <w:bCs/>
+          <w:sz w:val="24"/>
+          <w:szCs w:val="24"/>
+          <w:lang w:val="es-CO"/>
+        </w:rPr>
+      </w:pPr>
+    </w:p>
+    <w:p>
+      <w:pPr>
+        <w:jc w:val="both"/>
+        <w:rPr>
+          <w:rFonts w:ascii="Arial" w:hAnsi="Arial" w:cs="Arial"/>
+          <w:sz w:val="24"/>
+          <w:szCs w:val="24"/>
+          <w:lang w:val="es-CO"/>
+        </w:rPr>
+      </w:pPr>
+      <w:r>
+        <w:rPr>
+          <w:rFonts w:ascii="Arial" w:hAnsi="Arial" w:cs="Arial"/>
+          <w:sz w:val="24"/>
+          <w:szCs w:val="24"/>
+          <w:lang w:val="es-CO"/>
+        </w:rPr>
+        <w:t xml:space="preserve">El presente documento desarrolla la formulación del proyecto </w:t>
+      </w:r>
+      <w:r>
+        <w:rPr>
+          <w:rFonts w:ascii="Arial" w:hAnsi="Arial" w:cs="Arial"/>
+          <w:b/>
+          <w:bCs/>
+          <w:sz w:val="24"/>
+          <w:szCs w:val="24"/>
+          <w:lang w:val="es-CO"/>
         </w:rPr>
         <w:t>ChekinPro</w:t>
       </w:r>
-      <w:proofErr w:type="spellEnd"/>
-      <w:r>
-        <w:rPr>
-          <w:rFonts w:ascii="Arial" w:hAnsi="Arial" w:cs="Arial"/>
-          <w:b/>
-          <w:bCs/>
-          <w:sz w:val="24"/>
-          <w:szCs w:val="24"/>
-        </w:rPr>
-        <w:t xml:space="preserve"> - Sistema de </w:t>
-      </w:r>
-      <w:r>
-        <w:rPr>
-          <w:rFonts w:ascii="Arial" w:hAnsi="Arial" w:cs="Arial"/>
-          <w:b/>
-          <w:bCs/>
-          <w:sz w:val="24"/>
-          <w:szCs w:val="24"/>
-        </w:rPr>
-        <w:t>Gestión</w:t>
-      </w:r>
-      <w:r>
-        <w:rPr>
-          <w:rFonts w:ascii="Arial" w:hAnsi="Arial" w:cs="Arial"/>
-          <w:b/>
-          <w:bCs/>
-          <w:sz w:val="24"/>
-          <w:szCs w:val="24"/>
-        </w:rPr>
-        <w:t xml:space="preserve"> Hotelera</w:t>
-      </w:r>
-    </w:p>
-    <w:p>
-      <w:pPr>
-        <w:rPr>
-          <w:rFonts w:ascii="Arial" w:hAnsi="Arial" w:cs="Arial"/>
-          <w:sz w:val="24"/>
-          <w:szCs w:val="24"/>
-        </w:rPr>
-      </w:pPr>
-    </w:p>
-    <w:p>
-      <w:pPr>
-        <w:rPr>
-          <w:rFonts w:ascii="Arial" w:hAnsi="Arial" w:cs="Arial"/>
-          <w:sz w:val="24"/>
-          <w:szCs w:val="24"/>
-        </w:rPr>
-      </w:pPr>
-    </w:p>
-    <w:p>
-      <w:pPr>
-        <w:rPr>
-          <w:rFonts w:ascii="Arial" w:hAnsi="Arial" w:cs="Arial"/>
-          <w:sz w:val="24"/>
-          <w:szCs w:val="24"/>
-        </w:rPr>
-      </w:pPr>
-    </w:p>
-    <w:p>
-      <w:pPr>
-        <w:jc w:val="center"/>
-        <w:rPr>
-          <w:rFonts w:ascii="Arial" w:hAnsi="Arial" w:cs="Arial"/>
-          <w:sz w:val="24"/>
-          <w:szCs w:val="24"/>
-        </w:rPr>
-      </w:pPr>
-      <w:r>
-        <w:rPr>
-          <w:rFonts w:ascii="Arial" w:hAnsi="Arial" w:cs="Arial"/>
-          <w:sz w:val="24"/>
-          <w:szCs w:val="24"/>
-        </w:rPr>
-        <w:t>202</w:t>
-      </w:r>
-      <w:r>
-        <w:rPr>
-          <w:rFonts w:ascii="Arial" w:hAnsi="Arial" w:cs="Arial"/>
-          <w:sz w:val="24"/>
-          <w:szCs w:val="24"/>
-        </w:rPr>
-        <w:t>6</w:t>
-      </w:r>
-    </w:p>
-    <w:p>
-      <w:pPr>
-        <w:rPr>
-          <w:rFonts w:ascii="Arial" w:hAnsi="Arial" w:cs="Arial"/>
-          <w:sz w:val="24"/>
-          <w:szCs w:val="24"/>
-        </w:rPr>
-      </w:pPr>
-      <w:r>
-        <w:rPr>
-          <w:rFonts w:ascii="Arial" w:hAnsi="Arial" w:cs="Arial"/>
-          <w:sz w:val="24"/>
-          <w:szCs w:val="24"/>
-        </w:rPr>
-        <w:br w:type="page"/>
-      </w:r>
-    </w:p>
-    <w:p>
-      <w:pPr>
-        <w:rPr>
-          <w:rFonts w:ascii="Arial" w:hAnsi="Arial" w:cs="Arial"/>
-          <w:sz w:val="24"/>
-          <w:szCs w:val="24"/>
-        </w:rPr>
-      </w:pPr>
-    </w:p>
-    <w:p>
-      <w:pPr>
-        <w:rPr>
-          <w:rFonts w:ascii="Arial" w:hAnsi="Arial" w:cs="Arial"/>
-          <w:sz w:val="24"/>
-          <w:szCs w:val="24"/>
-        </w:rPr>
-      </w:pPr>
-    </w:p>
-    <w:p>
-      <w:pPr>
-        <w:rPr>
-          <w:rFonts w:ascii="Arial" w:hAnsi="Arial" w:cs="Arial"/>
-          <w:b/>
-          <w:bCs/>
+      <w:r>
+        <w:rPr>
+          <w:rFonts w:ascii="Arial" w:hAnsi="Arial" w:cs="Arial"/>
           <w:sz w:val="24"/>
           <w:szCs w:val="24"/>
           <w:lang w:val="es-CO"/>
         </w:rPr>
-      </w:pPr>
-      <w:r>
-        <w:rPr>
-          <w:rFonts w:ascii="Arial" w:hAnsi="Arial" w:cs="Arial"/>
-          <w:b/>
-          <w:bCs/>
+        <w:t>, una solución tecnológica orientada a optimizar la gestión operativa de hoteles pequeños y medianos en Colombia. En la actualidad, muchos establecimientos continúan utilizando procesos manuales o herramientas básicas como hojas de cálculo para administrar reservas, habitaciones y registros de huéspedes, lo que genera errores frecuentes, pérdida de información y dificultades para mantener un control eficiente de la operación diaria.</w:t>
+      </w:r>
+    </w:p>
+    <w:p>
+      <w:pPr>
+        <w:jc w:val="both"/>
+        <w:rPr>
+          <w:rFonts w:ascii="Arial" w:hAnsi="Arial" w:cs="Arial"/>
           <w:sz w:val="24"/>
           <w:szCs w:val="24"/>
           <w:lang w:val="es-CO"/>
         </w:rPr>
-        <w:t>Introducción</w:t>
-      </w:r>
-      <w:r>
-        <w:rPr>
-          <w:rFonts w:ascii="Arial" w:hAnsi="Arial" w:cs="Arial"/>
-          <w:b/>
-          <w:bCs/>
+      </w:pPr>
+    </w:p>
+    <w:p>
+      <w:pPr>
+        <w:jc w:val="both"/>
+        <w:rPr>
+          <w:rFonts w:ascii="Arial" w:hAnsi="Arial" w:cs="Arial"/>
           <w:sz w:val="24"/>
           <w:szCs w:val="24"/>
           <w:lang w:val="es-CO"/>
         </w:rPr>
-        <w:tab/>
-      </w:r>
-    </w:p>
-    <w:p>
-      <w:pPr>
-        <w:rPr>
-          <w:rFonts w:ascii="Arial" w:hAnsi="Arial" w:cs="Arial"/>
-          <w:b/>
-          <w:bCs/>
+      </w:pPr>
+      <w:r>
+        <w:rPr>
+          <w:rFonts w:ascii="Arial" w:hAnsi="Arial" w:cs="Arial"/>
           <w:sz w:val="24"/>
           <w:szCs w:val="24"/>
           <w:lang w:val="es-CO"/>
         </w:rPr>
-      </w:pPr>
-    </w:p>
-    <w:p>
-      <w:pPr>
-        <w:jc w:val="both"/>
-        <w:rPr>
-          <w:rFonts w:ascii="Arial" w:hAnsi="Arial" w:cs="Arial"/>
-          <w:sz w:val="24"/>
-          <w:szCs w:val="24"/>
-          <w:lang w:val="es-CO"/>
-        </w:rPr>
-      </w:pPr>
-      <w:r>
-        <w:rPr>
-          <w:rFonts w:ascii="Arial" w:hAnsi="Arial" w:cs="Arial"/>
-          <w:sz w:val="24"/>
-          <w:szCs w:val="24"/>
-          <w:lang w:val="es-CO"/>
-        </w:rPr>
-        <w:t xml:space="preserve">El presente documento desarrolla la formulación del proyecto </w:t>
-      </w:r>
-      <w:proofErr w:type="spellStart"/>
-      <w:r>
-        <w:rPr>
-          <w:rFonts w:ascii="Arial" w:hAnsi="Arial" w:cs="Arial"/>
-          <w:b/>
-          <w:bCs/>
-          <w:sz w:val="24"/>
-          <w:szCs w:val="24"/>
-          <w:lang w:val="es-CO"/>
-        </w:rPr>
-        <w:t>ChekinPro</w:t>
-      </w:r>
-      <w:proofErr w:type="spellEnd"/>
-      <w:r>
-        <w:rPr>
-          <w:rFonts w:ascii="Arial" w:hAnsi="Arial" w:cs="Arial"/>
-          <w:sz w:val="24"/>
-          <w:szCs w:val="24"/>
-          <w:lang w:val="es-CO"/>
-        </w:rPr>
-        <w:t>, una solución tecnológica orientada a optimizar la gestión operativa de hoteles pequeños y medianos en Colombia. En la actualidad, muchos establecimientos continúan utilizando procesos manuales o herramientas básicas como hojas de cálculo para administrar reservas, habitaciones y registros de huéspedes, lo que genera errores frecuentes, pérdida de información y dificultades para mantener un control eficiente de la operación diaria.</w:t>
-      </w:r>
-    </w:p>
-    <w:p>
-      <w:pPr>
-        <w:jc w:val="both"/>
-        <w:rPr>
-          <w:rFonts w:ascii="Arial" w:hAnsi="Arial" w:cs="Arial"/>
-          <w:sz w:val="24"/>
-          <w:szCs w:val="24"/>
-          <w:lang w:val="es-CO"/>
-        </w:rPr>
-      </w:pPr>
-    </w:p>
-    <w:p>
-      <w:pPr>
-        <w:jc w:val="both"/>
-        <w:rPr>
-          <w:rFonts w:ascii="Arial" w:hAnsi="Arial" w:cs="Arial"/>
-          <w:sz w:val="24"/>
-          <w:szCs w:val="24"/>
-          <w:lang w:val="es-CO"/>
-        </w:rPr>
-      </w:pPr>
-      <w:proofErr w:type="spellStart"/>
-      <w:r>
-        <w:rPr>
-          <w:rFonts w:ascii="Arial" w:hAnsi="Arial" w:cs="Arial"/>
-          <w:sz w:val="24"/>
-          <w:szCs w:val="24"/>
-          <w:lang w:val="es-CO"/>
-        </w:rPr>
-        <w:t>ChekinPro</w:t>
-      </w:r>
-      <w:proofErr w:type="spellEnd"/>
-      <w:r>
-        <w:rPr>
-          <w:rFonts w:ascii="Arial" w:hAnsi="Arial" w:cs="Arial"/>
-          <w:sz w:val="24"/>
-          <w:szCs w:val="24"/>
-          <w:lang w:val="es-CO"/>
-        </w:rPr>
-        <w:t xml:space="preserve"> surge como una respuesta a esta problemática, integrando en una sola plataforma funciones esenciales para la administración hotelera, tales como el control de habitaciones, el registro de huéspedes, la gestión de reservas, el manejo de usuarios con roles específicos y la generación de notificaciones internas. Su desarrollo se fundamenta en los conocimientos adquiridos durante la formación en el programa ADSI del SENA, aplicando tecnologías modernas como Django, PostgreSQL y servicios de hosting en la nube.</w:t>
+        <w:t>ChekinPro surge como una respuesta a esta problemática, integrando en una sola plataforma funciones esenciales para la administración hotelera, tales como el control de habitaciones, el registro de huéspedes, la gestión de reservas, el manejo de usuarios con roles específicos y la generación de notificaciones internas. Su desarrollo se fundamenta en los conocimientos adquiridos durante la formación en el programa ADSI del SENA, aplicando tecnologías modernas como Django, PostgreSQL y servicios de hosting en la nube.</w:t>
       </w:r>
     </w:p>
     <w:p>
@@ -647,23 +724,13 @@
           <w:szCs w:val="24"/>
         </w:rPr>
       </w:pPr>
-      <w:proofErr w:type="spellStart"/>
-      <w:r>
-        <w:rPr>
-          <w:rFonts w:ascii="Arial" w:hAnsi="Arial" w:cs="Arial"/>
-          <w:sz w:val="24"/>
-          <w:szCs w:val="24"/>
-        </w:rPr>
-        <w:t>ChekinPro</w:t>
-      </w:r>
-      <w:proofErr w:type="spellEnd"/>
-      <w:r>
-        <w:rPr>
-          <w:rFonts w:ascii="Arial" w:hAnsi="Arial" w:cs="Arial"/>
-          <w:sz w:val="24"/>
-          <w:szCs w:val="24"/>
-        </w:rPr>
-        <w:t xml:space="preserve"> se desarrolla porque existe una necesidad real en el sector hotelero de contar con una herramienta digital accesible, sencilla y funcional que permita gestionar las operaciones diarias del hotel desde un solo lugar. La mayoría de las soluciones disponibles en el mercado son costosas o demasiado complejas para hoteles de tamaño mediano.</w:t>
+      <w:r>
+        <w:rPr>
+          <w:rFonts w:ascii="Arial" w:hAnsi="Arial" w:cs="Arial"/>
+          <w:sz w:val="24"/>
+          <w:szCs w:val="24"/>
+        </w:rPr>
+        <w:t>ChekinPro se desarrolla porque existe una necesidad real en el sector hotelero de contar con una herramienta digital accesible, sencilla y funcional que permita gestionar las operaciones diarias del hotel desde un solo lugar. La mayoría de las soluciones disponibles en el mercado son costosas o demasiado complejas para hoteles de tamaño mediano.</w:t>
       </w:r>
     </w:p>
     <w:p>
@@ -714,25 +781,7 @@
           <w:sz w:val="24"/>
           <w:szCs w:val="24"/>
         </w:rPr>
-        <w:t xml:space="preserve">Desarrollo web con el </w:t>
-      </w:r>
-      <w:proofErr w:type="spellStart"/>
-      <w:r>
-        <w:rPr>
-          <w:rFonts w:ascii="Arial" w:hAnsi="Arial" w:cs="Arial"/>
-          <w:sz w:val="24"/>
-          <w:szCs w:val="24"/>
-        </w:rPr>
-        <w:t>framework</w:t>
-      </w:r>
-      <w:proofErr w:type="spellEnd"/>
-      <w:r>
-        <w:rPr>
-          <w:rFonts w:ascii="Arial" w:hAnsi="Arial" w:cs="Arial"/>
-          <w:sz w:val="24"/>
-          <w:szCs w:val="24"/>
-        </w:rPr>
-        <w:t xml:space="preserve"> Django (Python)</w:t>
+        <w:t>Desarrollo web con el framework Django (Python)</w:t>
       </w:r>
     </w:p>
     <w:p>
@@ -911,25 +960,7 @@
           <w:sz w:val="24"/>
           <w:szCs w:val="24"/>
         </w:rPr>
-        <w:t xml:space="preserve">Desarrollar e implementar una aplicación web que permita a los establecimientos hoteleros gestionar de manera centralizada y eficiente sus procesos de reservas, registro de huéspedes, administración de habitaciones y comunicación con el personal, mediante el uso del </w:t>
-      </w:r>
-      <w:proofErr w:type="spellStart"/>
-      <w:r>
-        <w:rPr>
-          <w:rFonts w:ascii="Arial" w:hAnsi="Arial" w:cs="Arial"/>
-          <w:sz w:val="24"/>
-          <w:szCs w:val="24"/>
-        </w:rPr>
-        <w:t>framework</w:t>
-      </w:r>
-      <w:proofErr w:type="spellEnd"/>
-      <w:r>
-        <w:rPr>
-          <w:rFonts w:ascii="Arial" w:hAnsi="Arial" w:cs="Arial"/>
-          <w:sz w:val="24"/>
-          <w:szCs w:val="24"/>
-        </w:rPr>
-        <w:t xml:space="preserve"> Django y su despliegue en una plataforma de hosting en la nube.</w:t>
+        <w:t>Desarrollar e implementar una aplicación web que permita a los establecimientos hoteleros gestionar de manera centralizada y eficiente sus procesos de reservas, registro de huéspedes, administración de habitaciones y comunicación con el personal, mediante el uso del framework Django y su despliegue en una plataforma de hosting en la nube.</w:t>
       </w:r>
     </w:p>
     <w:p>
@@ -1108,25 +1139,7 @@
           <w:szCs w:val="24"/>
         </w:rPr>
         <w:lastRenderedPageBreak/>
-        <w:t>Desplegar la aplicación en una plataforma de hosting gratuita (</w:t>
-      </w:r>
-      <w:proofErr w:type="spellStart"/>
-      <w:r>
-        <w:rPr>
-          <w:rFonts w:ascii="Arial" w:hAnsi="Arial" w:cs="Arial"/>
-          <w:sz w:val="24"/>
-          <w:szCs w:val="24"/>
-        </w:rPr>
-        <w:t>Railway</w:t>
-      </w:r>
-      <w:proofErr w:type="spellEnd"/>
-      <w:r>
-        <w:rPr>
-          <w:rFonts w:ascii="Arial" w:hAnsi="Arial" w:cs="Arial"/>
-          <w:sz w:val="24"/>
-          <w:szCs w:val="24"/>
-        </w:rPr>
-        <w:t>) con base de datos PostgreSQL para que sea accesible desde internet.</w:t>
+        <w:t>Desplegar la aplicación en una plataforma de hosting gratuita (Railway) con base de datos PostgreSQL para que sea accesible desde internet.</w:t>
       </w:r>
     </w:p>
     <w:p>
@@ -1216,25 +1229,7 @@
           <w:sz w:val="24"/>
           <w:szCs w:val="24"/>
         </w:rPr>
-        <w:t xml:space="preserve">El producto final es una aplicación web funcional y desplegada en internet, accesible desde la URL </w:t>
-      </w:r>
-      <w:proofErr w:type="spellStart"/>
-      <w:r>
-        <w:rPr>
-          <w:rFonts w:ascii="Arial" w:hAnsi="Arial" w:cs="Arial"/>
-          <w:sz w:val="24"/>
-          <w:szCs w:val="24"/>
-        </w:rPr>
-        <w:t>chekinpro.up.railway.app</w:t>
-      </w:r>
-      <w:proofErr w:type="spellEnd"/>
-      <w:r>
-        <w:rPr>
-          <w:rFonts w:ascii="Arial" w:hAnsi="Arial" w:cs="Arial"/>
-          <w:sz w:val="24"/>
-          <w:szCs w:val="24"/>
-        </w:rPr>
-        <w:t>. El sistema incluye los módulos de: gestión de hotel, habitaciones, huéspedes, reservas, usuarios con roles, notificaciones y recuperación de contraseña. No incluye integración con sistemas de pago ni módulo de facturación electrónica.</w:t>
+        <w:t>El producto final es una aplicación web funcional y desplegada en internet, accesible desde la URL chekinpro.up.railway.app. El sistema incluye los módulos de: gestión de hotel, habitaciones, huéspedes, reservas, usuarios con roles, notificaciones y recuperación de contraseña. No incluye integración con sistemas de pago ni módulo de facturación electrónica.</w:t>
       </w:r>
     </w:p>
     <w:p>
@@ -1284,25 +1279,7 @@
           <w:sz w:val="24"/>
           <w:szCs w:val="24"/>
         </w:rPr>
-        <w:t xml:space="preserve">El desarrollo se realizó siguiendo un enfoque iterativo, partiendo del diseño de la base de datos, luego el desarrollo del </w:t>
-      </w:r>
-      <w:proofErr w:type="spellStart"/>
-      <w:r>
-        <w:rPr>
-          <w:rFonts w:ascii="Arial" w:hAnsi="Arial" w:cs="Arial"/>
-          <w:sz w:val="24"/>
-          <w:szCs w:val="24"/>
-        </w:rPr>
-        <w:t>backend</w:t>
-      </w:r>
-      <w:proofErr w:type="spellEnd"/>
-      <w:r>
-        <w:rPr>
-          <w:rFonts w:ascii="Arial" w:hAnsi="Arial" w:cs="Arial"/>
-          <w:sz w:val="24"/>
-          <w:szCs w:val="24"/>
-        </w:rPr>
-        <w:t xml:space="preserve"> con Django, la implementación de las interfaces de usuario con plantillas HTML y Bootstrap, y finalmente el despliegue en la nube. Se utilizo Git para el control de versiones y GitHub como repositorio remoto del equipo.</w:t>
+        <w:t>El desarrollo se realizó siguiendo un enfoque iterativo, partiendo del diseño de la base de datos, luego el desarrollo del backend con Django, la implementación de las interfaces de usuario con plantillas HTML y Bootstrap, y finalmente el despliegue en la nube. Se utilizo Git para el control de versiones y GitHub como repositorio remoto del equipo.</w:t>
       </w:r>
     </w:p>
     <w:p>
@@ -1352,25 +1329,7 @@
           <w:sz w:val="24"/>
           <w:szCs w:val="24"/>
         </w:rPr>
-        <w:t xml:space="preserve">El sistema este diseñado para hoteles pequeños y medianos en Colombia que necesitan digitalizar su operación. No reemplaza sistemas ERP empresariales; su alcance es operativo y está orientado al día a </w:t>
-      </w:r>
-      <w:proofErr w:type="spellStart"/>
-      <w:r>
-        <w:rPr>
-          <w:rFonts w:ascii="Arial" w:hAnsi="Arial" w:cs="Arial"/>
-          <w:sz w:val="24"/>
-          <w:szCs w:val="24"/>
-        </w:rPr>
-        <w:t>dia</w:t>
-      </w:r>
-      <w:proofErr w:type="spellEnd"/>
-      <w:r>
-        <w:rPr>
-          <w:rFonts w:ascii="Arial" w:hAnsi="Arial" w:cs="Arial"/>
-          <w:sz w:val="24"/>
-          <w:szCs w:val="24"/>
-        </w:rPr>
-        <w:t xml:space="preserve"> del personal de recepción y administración del hotel.</w:t>
+        <w:t>El sistema este diseñado para hoteles pequeños y medianos en Colombia que necesitan digitalizar su operación. No reemplaza sistemas ERP empresariales; su alcance es operativo y está orientado al día a dia del personal de recepción y administración del hotel.</w:t>
       </w:r>
     </w:p>
     <w:p>
@@ -1516,9 +1475,8 @@
           <w:sz w:val="24"/>
           <w:szCs w:val="24"/>
         </w:rPr>
-        <w:t xml:space="preserve">Tendrán acceso para registrar reservas, </w:t>
-      </w:r>
-      <w:proofErr w:type="gramStart"/>
+        <w:t>Tendrán acceso para registrar reservas, hacer check-in de huéspedes y consultar el estado de las habitaciones en tiempo real.</w:t>
+      </w:r>
       <w:r>
         <w:rPr>
           <w:rFonts w:ascii="Arial" w:hAnsi="Arial" w:cs="Arial"/>
@@ -1528,9 +1486,8 @@
           <w:sz w:val="24"/>
           <w:szCs w:val="24"/>
         </w:rPr>
-        <w:t>hacer check-in</w:t>
-      </w:r>
-      <w:proofErr w:type="gramEnd"/>
+        <w:br/>
+      </w:r>
       <w:r>
         <w:rPr>
           <w:rFonts w:ascii="Arial" w:hAnsi="Arial" w:cs="Arial"/>
@@ -1540,7 +1497,16 @@
           <w:sz w:val="24"/>
           <w:szCs w:val="24"/>
         </w:rPr>
-        <w:t xml:space="preserve"> de huéspedes y consultar el estado de las habitaciones en tiempo real.</w:t>
+        <w:br/>
+      </w:r>
+      <w:r>
+        <w:rPr>
+          <w:rFonts w:ascii="Arial" w:hAnsi="Arial" w:cs="Arial"/>
+          <w:color w:val="auto"/>
+          <w:sz w:val="24"/>
+          <w:szCs w:val="24"/>
+        </w:rPr>
+        <w:t xml:space="preserve">Huéspedes: </w:t>
       </w:r>
       <w:r>
         <w:rPr>
@@ -1551,7 +1517,7 @@
           <w:sz w:val="24"/>
           <w:szCs w:val="24"/>
         </w:rPr>
-        <w:br/>
+        <w:t>Se benefician indirectamente al recibir un servicio más rápido, organizado y con menor margen de error en su proceso de reserva y registro.</w:t>
       </w:r>
       <w:r>
         <w:rPr>
@@ -1564,16 +1530,48 @@
         </w:rPr>
         <w:br/>
       </w:r>
-      <w:r>
-        <w:rPr>
-          <w:rFonts w:ascii="Arial" w:hAnsi="Arial" w:cs="Arial"/>
-          <w:color w:val="auto"/>
-          <w:sz w:val="24"/>
-          <w:szCs w:val="24"/>
-        </w:rPr>
-        <w:t xml:space="preserve">Huéspedes: </w:t>
-      </w:r>
-      <w:r>
+    </w:p>
+    <w:p>
+      <w:pPr>
+        <w:ind w:left="708"/>
+        <w:rPr>
+          <w:rFonts w:ascii="Arial" w:hAnsi="Arial" w:cs="Arial"/>
+          <w:sz w:val="24"/>
+          <w:szCs w:val="24"/>
+        </w:rPr>
+      </w:pPr>
+      <w:r>
+        <w:rPr>
+          <w:rFonts w:ascii="Arial" w:hAnsi="Arial" w:cs="Arial"/>
+          <w:b/>
+          <w:bCs/>
+          <w:sz w:val="24"/>
+          <w:szCs w:val="24"/>
+        </w:rPr>
+        <w:t>Propietarios de hoteles medianos</w:t>
+      </w:r>
+      <w:r>
+        <w:rPr>
+          <w:rFonts w:ascii="Arial" w:hAnsi="Arial" w:cs="Arial"/>
+          <w:b/>
+          <w:bCs/>
+          <w:sz w:val="24"/>
+          <w:szCs w:val="24"/>
+        </w:rPr>
+        <w:t xml:space="preserve">: </w:t>
+      </w:r>
+      <w:r>
+        <w:rPr>
+          <w:rFonts w:ascii="Arial" w:hAnsi="Arial" w:cs="Arial"/>
+          <w:sz w:val="24"/>
+          <w:szCs w:val="24"/>
+        </w:rPr>
+        <w:t>Obtienen una herramienta digital sin costo de licencia que les permite competir en igualdad de condiciones con establecimientos más grandes.</w:t>
+      </w:r>
+    </w:p>
+    <w:p>
+      <w:pPr>
+        <w:pStyle w:val="Ttulo1"/>
         <w:rPr>
           <w:rFonts w:ascii="Arial" w:hAnsi="Arial" w:cs="Arial"/>
           <w:b w:val="0"/>
@@ -1582,7 +1580,36 @@
           <w:sz w:val="24"/>
           <w:szCs w:val="24"/>
         </w:rPr>
-        <w:t>Se benefician indirectamente al recibir un servicio más rápido, organizado y con menor margen de error en su proceso de reserva y registro.</w:t>
+      </w:pPr>
+      <w:bookmarkStart w:id="10" w:name="_Toc226449810"/>
+      <w:r>
+        <w:rPr>
+          <w:rFonts w:ascii="Arial" w:hAnsi="Arial" w:cs="Arial"/>
+          <w:color w:val="auto"/>
+          <w:sz w:val="24"/>
+          <w:szCs w:val="24"/>
+        </w:rPr>
+        <w:lastRenderedPageBreak/>
+        <w:t>8. Impacto</w:t>
+      </w:r>
+      <w:r>
+        <w:rPr>
+          <w:rFonts w:ascii="Arial" w:hAnsi="Arial" w:cs="Arial"/>
+          <w:color w:val="auto"/>
+          <w:sz w:val="24"/>
+          <w:szCs w:val="24"/>
+        </w:rPr>
+        <w:br/>
+      </w:r>
+      <w:r>
+        <w:rPr>
+          <w:rFonts w:ascii="Arial" w:hAnsi="Arial" w:cs="Arial"/>
+          <w:color w:val="auto"/>
+          <w:sz w:val="24"/>
+          <w:szCs w:val="24"/>
+        </w:rPr>
+        <w:br/>
+        <w:t>Social:</w:t>
       </w:r>
       <w:r>
         <w:rPr>
@@ -1593,50 +1620,9 @@
           <w:sz w:val="24"/>
           <w:szCs w:val="24"/>
         </w:rPr>
-        <w:br/>
-      </w:r>
-    </w:p>
-    <w:p>
-      <w:pPr>
-        <w:ind w:left="708"/>
-        <w:rPr>
-          <w:rFonts w:ascii="Arial" w:hAnsi="Arial" w:cs="Arial"/>
-          <w:sz w:val="24"/>
-          <w:szCs w:val="24"/>
-        </w:rPr>
-      </w:pPr>
-      <w:r>
-        <w:rPr>
-          <w:rFonts w:ascii="Arial" w:hAnsi="Arial" w:cs="Arial"/>
-          <w:b/>
-          <w:bCs/>
-          <w:sz w:val="24"/>
-          <w:szCs w:val="24"/>
-        </w:rPr>
-        <w:t>Propietarios de hoteles medianos</w:t>
-      </w:r>
-      <w:r>
-        <w:rPr>
-          <w:rFonts w:ascii="Arial" w:hAnsi="Arial" w:cs="Arial"/>
-          <w:b/>
-          <w:bCs/>
-          <w:sz w:val="24"/>
-          <w:szCs w:val="24"/>
-        </w:rPr>
-        <w:t xml:space="preserve">: </w:t>
-      </w:r>
-      <w:r>
-        <w:rPr>
-          <w:rFonts w:ascii="Arial" w:hAnsi="Arial" w:cs="Arial"/>
-          <w:sz w:val="24"/>
-          <w:szCs w:val="24"/>
-        </w:rPr>
-        <w:t>Obtienen una herramienta digital sin costo de licencia que les permite competir en igualdad de condiciones con establecimientos más grandes.</w:t>
-      </w:r>
-    </w:p>
-    <w:p>
-      <w:pPr>
-        <w:pStyle w:val="Ttulo1"/>
+        <w:t xml:space="preserve"> </w:t>
+      </w:r>
+      <w:r>
         <w:rPr>
           <w:rFonts w:ascii="Arial" w:hAnsi="Arial" w:cs="Arial"/>
           <w:b w:val="0"/>
@@ -1645,36 +1631,26 @@
           <w:sz w:val="24"/>
           <w:szCs w:val="24"/>
         </w:rPr>
-      </w:pPr>
-      <w:bookmarkStart w:id="10" w:name="_Toc226449810"/>
-      <w:r>
-        <w:rPr>
-          <w:rFonts w:ascii="Arial" w:hAnsi="Arial" w:cs="Arial"/>
-          <w:color w:val="auto"/>
-          <w:sz w:val="24"/>
-          <w:szCs w:val="24"/>
-        </w:rPr>
-        <w:lastRenderedPageBreak/>
-        <w:t>8. Impacto</w:t>
-      </w:r>
-      <w:r>
-        <w:rPr>
-          <w:rFonts w:ascii="Arial" w:hAnsi="Arial" w:cs="Arial"/>
-          <w:color w:val="auto"/>
-          <w:sz w:val="24"/>
-          <w:szCs w:val="24"/>
-        </w:rPr>
-        <w:br/>
-      </w:r>
-      <w:r>
-        <w:rPr>
-          <w:rFonts w:ascii="Arial" w:hAnsi="Arial" w:cs="Arial"/>
-          <w:color w:val="auto"/>
-          <w:sz w:val="24"/>
-          <w:szCs w:val="24"/>
-        </w:rPr>
-        <w:br/>
-        <w:t>Social:</w:t>
+        <w:t>Mejora la calidad del servicio hotelero para los huéspedes, reduciendo tiempos de espera y errores en el registro. El personal trabaja de forma más organizada y con menos estrés operativo.</w:t>
+      </w:r>
+      <w:r>
+        <w:rPr>
+          <w:rFonts w:ascii="Arial" w:hAnsi="Arial" w:cs="Arial"/>
+          <w:color w:val="auto"/>
+          <w:sz w:val="24"/>
+          <w:szCs w:val="24"/>
+        </w:rPr>
+        <w:br/>
+      </w:r>
+      <w:r>
+        <w:rPr>
+          <w:rFonts w:ascii="Arial" w:hAnsi="Arial" w:cs="Arial"/>
+          <w:color w:val="auto"/>
+          <w:sz w:val="24"/>
+          <w:szCs w:val="24"/>
+        </w:rPr>
+        <w:br/>
+        <w:t xml:space="preserve">Económico: </w:t>
       </w:r>
       <w:r>
         <w:rPr>
@@ -1685,7 +1661,26 @@
           <w:sz w:val="24"/>
           <w:szCs w:val="24"/>
         </w:rPr>
-        <w:t xml:space="preserve"> </w:t>
+        <w:t>Reduce costos operativos al eliminar el uso de papelería y minimizar errores que generan pérdidas económicas (como la doble asignación de habitaciones o reservas mal registradas). Al estar en una plataforma gratuita, no representa un costo adicional para el hotel.</w:t>
+      </w:r>
+      <w:r>
+        <w:rPr>
+          <w:rFonts w:ascii="Arial" w:hAnsi="Arial" w:cs="Arial"/>
+          <w:color w:val="auto"/>
+          <w:sz w:val="24"/>
+          <w:szCs w:val="24"/>
+        </w:rPr>
+        <w:br/>
+      </w:r>
+      <w:r>
+        <w:rPr>
+          <w:rFonts w:ascii="Arial" w:hAnsi="Arial" w:cs="Arial"/>
+          <w:color w:val="auto"/>
+          <w:sz w:val="24"/>
+          <w:szCs w:val="24"/>
+        </w:rPr>
+        <w:br/>
+        <w:t xml:space="preserve">Ambiental: </w:t>
       </w:r>
       <w:r>
         <w:rPr>
@@ -1696,26 +1691,26 @@
           <w:sz w:val="24"/>
           <w:szCs w:val="24"/>
         </w:rPr>
-        <w:t>Mejora la calidad del servicio hotelero para los huéspedes, reduciendo tiempos de espera y errores en el registro. El personal trabaja de forma más organizada y con menos estrés operativo.</w:t>
-      </w:r>
-      <w:r>
-        <w:rPr>
-          <w:rFonts w:ascii="Arial" w:hAnsi="Arial" w:cs="Arial"/>
-          <w:color w:val="auto"/>
-          <w:sz w:val="24"/>
-          <w:szCs w:val="24"/>
-        </w:rPr>
-        <w:br/>
-      </w:r>
-      <w:r>
-        <w:rPr>
-          <w:rFonts w:ascii="Arial" w:hAnsi="Arial" w:cs="Arial"/>
-          <w:color w:val="auto"/>
-          <w:sz w:val="24"/>
-          <w:szCs w:val="24"/>
-        </w:rPr>
-        <w:br/>
-        <w:t xml:space="preserve">Económico: </w:t>
+        <w:t>Al digitalizar los registros de huéspedes, reservas y habitaciones, se reduce significativamente el uso de papel en la operación diaria del hotel, contribuyendo a prácticas más sostenibles.</w:t>
+      </w:r>
+      <w:r>
+        <w:rPr>
+          <w:rFonts w:ascii="Arial" w:hAnsi="Arial" w:cs="Arial"/>
+          <w:color w:val="auto"/>
+          <w:sz w:val="24"/>
+          <w:szCs w:val="24"/>
+        </w:rPr>
+        <w:br/>
+      </w:r>
+      <w:r>
+        <w:rPr>
+          <w:rFonts w:ascii="Arial" w:hAnsi="Arial" w:cs="Arial"/>
+          <w:color w:val="auto"/>
+          <w:sz w:val="24"/>
+          <w:szCs w:val="24"/>
+        </w:rPr>
+        <w:br/>
+        <w:t xml:space="preserve">Tecnológico: </w:t>
       </w:r>
       <w:r>
         <w:rPr>
@@ -1726,26 +1721,48 @@
           <w:sz w:val="24"/>
           <w:szCs w:val="24"/>
         </w:rPr>
-        <w:t>Reduce costos operativos al eliminar el uso de papelería y minimizar errores que generan pérdidas económicas (como la doble asignación de habitaciones o reservas mal registradas). Al estar en una plataforma gratuita, no representa un costo adicional para el hotel.</w:t>
-      </w:r>
-      <w:r>
-        <w:rPr>
-          <w:rFonts w:ascii="Arial" w:hAnsi="Arial" w:cs="Arial"/>
-          <w:color w:val="auto"/>
-          <w:sz w:val="24"/>
-          <w:szCs w:val="24"/>
-        </w:rPr>
-        <w:br/>
-      </w:r>
-      <w:r>
-        <w:rPr>
-          <w:rFonts w:ascii="Arial" w:hAnsi="Arial" w:cs="Arial"/>
-          <w:color w:val="auto"/>
-          <w:sz w:val="24"/>
-          <w:szCs w:val="24"/>
-        </w:rPr>
-        <w:br/>
-        <w:t xml:space="preserve">Ambiental: </w:t>
+        <w:t>El proyecto demuestra la aplicación práctica de tecnologías modernas como Django, PostgreSQL, hosting en la nube y control de versiones con Git. Sirve como referente de que es posible desarrollar soluciones profesionales con herramientas de código abierto y plataformas gratuitas.</w:t>
+      </w:r>
+      <w:bookmarkEnd w:id="10"/>
+    </w:p>
+    <w:p>
+      <w:pPr>
+        <w:pStyle w:val="Ttulo1"/>
+        <w:rPr>
+          <w:rFonts w:ascii="Arial" w:hAnsi="Arial" w:cs="Arial"/>
+          <w:color w:val="auto"/>
+          <w:sz w:val="24"/>
+          <w:szCs w:val="24"/>
+        </w:rPr>
+      </w:pPr>
+      <w:bookmarkStart w:id="11" w:name="_Toc226449811"/>
+      <w:r>
+        <w:rPr>
+          <w:rFonts w:ascii="Arial" w:hAnsi="Arial" w:cs="Arial"/>
+          <w:color w:val="auto"/>
+          <w:sz w:val="24"/>
+          <w:szCs w:val="24"/>
+        </w:rPr>
+        <w:t>9. Restricciones</w:t>
+      </w:r>
+      <w:r>
+        <w:rPr>
+          <w:rFonts w:ascii="Arial" w:hAnsi="Arial" w:cs="Arial"/>
+          <w:color w:val="auto"/>
+          <w:sz w:val="24"/>
+          <w:szCs w:val="24"/>
+        </w:rPr>
+        <w:br/>
+      </w:r>
+      <w:r>
+        <w:rPr>
+          <w:rFonts w:ascii="Arial" w:hAnsi="Arial" w:cs="Arial"/>
+          <w:color w:val="auto"/>
+          <w:sz w:val="24"/>
+          <w:szCs w:val="24"/>
+        </w:rPr>
+        <w:br/>
+        <w:t xml:space="preserve">Tiempo: </w:t>
       </w:r>
       <w:r>
         <w:rPr>
@@ -1756,26 +1773,7 @@
           <w:sz w:val="24"/>
           <w:szCs w:val="24"/>
         </w:rPr>
-        <w:t>Al digitalizar los registros de huéspedes, reservas y habitaciones, se reduce significativamente el uso de papel en la operación diaria del hotel, contribuyendo a prácticas más sostenibles.</w:t>
-      </w:r>
-      <w:r>
-        <w:rPr>
-          <w:rFonts w:ascii="Arial" w:hAnsi="Arial" w:cs="Arial"/>
-          <w:color w:val="auto"/>
-          <w:sz w:val="24"/>
-          <w:szCs w:val="24"/>
-        </w:rPr>
-        <w:br/>
-      </w:r>
-      <w:r>
-        <w:rPr>
-          <w:rFonts w:ascii="Arial" w:hAnsi="Arial" w:cs="Arial"/>
-          <w:color w:val="auto"/>
-          <w:sz w:val="24"/>
-          <w:szCs w:val="24"/>
-        </w:rPr>
-        <w:br/>
-        <w:t xml:space="preserve">Tecnológico: </w:t>
+        <w:t>El proyecto se desarrolló durante el periodo de formación del programa ADSI en el SENA, con una duración aproximada de un semestre académico. Las entregas estuvieron sujetas a los cronogramas establecidos por los instructores.</w:t>
       </w:r>
       <w:r>
         <w:rPr>
@@ -1786,48 +1784,7 @@
           <w:sz w:val="24"/>
           <w:szCs w:val="24"/>
         </w:rPr>
-        <w:t>El proyecto demuestra la aplicación práctica de tecnologías modernas como Django, PostgreSQL, hosting en la nube y control de versiones con Git. Sirve como referente de que es posible desarrollar soluciones profesionales con herramientas de código abierto y plataformas gratuitas.</w:t>
-      </w:r>
-      <w:bookmarkEnd w:id="10"/>
-    </w:p>
-    <w:p>
-      <w:pPr>
-        <w:pStyle w:val="Ttulo1"/>
-        <w:rPr>
-          <w:rFonts w:ascii="Arial" w:hAnsi="Arial" w:cs="Arial"/>
-          <w:color w:val="auto"/>
-          <w:sz w:val="24"/>
-          <w:szCs w:val="24"/>
-        </w:rPr>
-      </w:pPr>
-      <w:bookmarkStart w:id="11" w:name="_Toc226449811"/>
-      <w:r>
-        <w:rPr>
-          <w:rFonts w:ascii="Arial" w:hAnsi="Arial" w:cs="Arial"/>
-          <w:color w:val="auto"/>
-          <w:sz w:val="24"/>
-          <w:szCs w:val="24"/>
-        </w:rPr>
-        <w:t>9. Restricciones</w:t>
-      </w:r>
-      <w:r>
-        <w:rPr>
-          <w:rFonts w:ascii="Arial" w:hAnsi="Arial" w:cs="Arial"/>
-          <w:color w:val="auto"/>
-          <w:sz w:val="24"/>
-          <w:szCs w:val="24"/>
-        </w:rPr>
-        <w:br/>
-      </w:r>
-      <w:r>
-        <w:rPr>
-          <w:rFonts w:ascii="Arial" w:hAnsi="Arial" w:cs="Arial"/>
-          <w:color w:val="auto"/>
-          <w:sz w:val="24"/>
-          <w:szCs w:val="24"/>
-        </w:rPr>
-        <w:br/>
-        <w:t xml:space="preserve">Tiempo: </w:t>
+        <w:br/>
       </w:r>
       <w:r>
         <w:rPr>
@@ -1838,7 +1795,16 @@
           <w:sz w:val="24"/>
           <w:szCs w:val="24"/>
         </w:rPr>
-        <w:t>El proyecto se desarrolló durante el periodo de formación del programa ADSI en el SENA, con una duración aproximada de un semestre académico. Las entregas estuvieron sujetas a los cronogramas establecidos por los instructores.</w:t>
+        <w:br/>
+      </w:r>
+      <w:r>
+        <w:rPr>
+          <w:rFonts w:ascii="Arial" w:hAnsi="Arial" w:cs="Arial"/>
+          <w:color w:val="auto"/>
+          <w:sz w:val="24"/>
+          <w:szCs w:val="24"/>
+        </w:rPr>
+        <w:t>Costo:</w:t>
       </w:r>
       <w:r>
         <w:rPr>
@@ -1849,7 +1815,7 @@
           <w:sz w:val="24"/>
           <w:szCs w:val="24"/>
         </w:rPr>
-        <w:br/>
+        <w:t xml:space="preserve"> </w:t>
       </w:r>
       <w:r>
         <w:rPr>
@@ -1860,16 +1826,7 @@
           <w:sz w:val="24"/>
           <w:szCs w:val="24"/>
         </w:rPr>
-        <w:br/>
-      </w:r>
-      <w:r>
-        <w:rPr>
-          <w:rFonts w:ascii="Arial" w:hAnsi="Arial" w:cs="Arial"/>
-          <w:color w:val="auto"/>
-          <w:sz w:val="24"/>
-          <w:szCs w:val="24"/>
-        </w:rPr>
-        <w:t>Costo:</w:t>
+        <w:t>El proyecto se realizó con herramientas completamente gratuitas y de código abierto (Django, PostgreSQL, Railway, GitHub). No se contó con presupuesto asignado, por lo que todas las decisiones tecnológicas se tomaron en función de opciones sin costo.</w:t>
       </w:r>
       <w:r>
         <w:rPr>
@@ -1880,7 +1837,7 @@
           <w:sz w:val="24"/>
           <w:szCs w:val="24"/>
         </w:rPr>
-        <w:t xml:space="preserve"> </w:t>
+        <w:br/>
       </w:r>
       <w:r>
         <w:rPr>
@@ -1891,9 +1848,17 @@
           <w:sz w:val="24"/>
           <w:szCs w:val="24"/>
         </w:rPr>
-        <w:t xml:space="preserve">El proyecto se realizó con herramientas completamente gratuitas y de código abierto (Django, PostgreSQL, </w:t>
-      </w:r>
-      <w:proofErr w:type="spellStart"/>
+        <w:br/>
+      </w:r>
+      <w:r>
+        <w:rPr>
+          <w:rFonts w:ascii="Arial" w:hAnsi="Arial" w:cs="Arial"/>
+          <w:color w:val="auto"/>
+          <w:sz w:val="24"/>
+          <w:szCs w:val="24"/>
+        </w:rPr>
+        <w:t xml:space="preserve">Alcance: </w:t>
+      </w:r>
       <w:r>
         <w:rPr>
           <w:rFonts w:ascii="Arial" w:hAnsi="Arial" w:cs="Arial"/>
@@ -1903,85 +1868,7 @@
           <w:sz w:val="24"/>
           <w:szCs w:val="24"/>
         </w:rPr>
-        <w:t>Railway</w:t>
-      </w:r>
-      <w:proofErr w:type="spellEnd"/>
-      <w:r>
-        <w:rPr>
-          <w:rFonts w:ascii="Arial" w:hAnsi="Arial" w:cs="Arial"/>
-          <w:b w:val="0"/>
-          <w:bCs w:val="0"/>
-          <w:color w:val="auto"/>
-          <w:sz w:val="24"/>
-          <w:szCs w:val="24"/>
-        </w:rPr>
-        <w:t>, GitHub). No se contó con presupuesto asignado, por lo que todas las decisiones tecnológicas se tomaron en función de opciones sin costo.</w:t>
-      </w:r>
-      <w:r>
-        <w:rPr>
-          <w:rFonts w:ascii="Arial" w:hAnsi="Arial" w:cs="Arial"/>
-          <w:b w:val="0"/>
-          <w:bCs w:val="0"/>
-          <w:color w:val="auto"/>
-          <w:sz w:val="24"/>
-          <w:szCs w:val="24"/>
-        </w:rPr>
-        <w:br/>
-      </w:r>
-      <w:r>
-        <w:rPr>
-          <w:rFonts w:ascii="Arial" w:hAnsi="Arial" w:cs="Arial"/>
-          <w:b w:val="0"/>
-          <w:bCs w:val="0"/>
-          <w:color w:val="auto"/>
-          <w:sz w:val="24"/>
-          <w:szCs w:val="24"/>
-        </w:rPr>
-        <w:br/>
-      </w:r>
-      <w:r>
-        <w:rPr>
-          <w:rFonts w:ascii="Arial" w:hAnsi="Arial" w:cs="Arial"/>
-          <w:color w:val="auto"/>
-          <w:sz w:val="24"/>
-          <w:szCs w:val="24"/>
-        </w:rPr>
-        <w:t xml:space="preserve">Alcance: </w:t>
-      </w:r>
-      <w:r>
-        <w:rPr>
-          <w:rFonts w:ascii="Arial" w:hAnsi="Arial" w:cs="Arial"/>
-          <w:b w:val="0"/>
-          <w:bCs w:val="0"/>
-          <w:color w:val="auto"/>
-          <w:sz w:val="24"/>
-          <w:szCs w:val="24"/>
-        </w:rPr>
-        <w:t xml:space="preserve">El sistema cubre la gestión operativa básica del hotel. No incluye módulo de facturación, integración con pasarelas de pago, aplicación móvil nativa ni integración con plataformas de reservas externas como </w:t>
-      </w:r>
-      <w:proofErr w:type="spellStart"/>
-      <w:r>
-        <w:rPr>
-          <w:rFonts w:ascii="Arial" w:hAnsi="Arial" w:cs="Arial"/>
-          <w:b w:val="0"/>
-          <w:bCs w:val="0"/>
-          <w:color w:val="auto"/>
-          <w:sz w:val="24"/>
-          <w:szCs w:val="24"/>
-        </w:rPr>
-        <w:t>Booking</w:t>
-      </w:r>
-      <w:proofErr w:type="spellEnd"/>
-      <w:r>
-        <w:rPr>
-          <w:rFonts w:ascii="Arial" w:hAnsi="Arial" w:cs="Arial"/>
-          <w:b w:val="0"/>
-          <w:bCs w:val="0"/>
-          <w:color w:val="auto"/>
-          <w:sz w:val="24"/>
-          <w:szCs w:val="24"/>
-        </w:rPr>
-        <w:t xml:space="preserve"> o Airbnb.</w:t>
+        <w:t>El sistema cubre la gestión operativa básica del hotel. No incluye módulo de facturación, integración con pasarelas de pago, aplicación móvil nativa ni integración con plataformas de reservas externas como Booking o Airbnb.</w:t>
       </w:r>
       <w:bookmarkEnd w:id="11"/>
     </w:p>
@@ -2069,25 +1956,7 @@
           <w:sz w:val="24"/>
           <w:szCs w:val="24"/>
         </w:rPr>
-        <w:t xml:space="preserve">Al ser un </w:t>
-      </w:r>
-      <w:proofErr w:type="spellStart"/>
-      <w:r>
-        <w:rPr>
-          <w:rFonts w:ascii="Arial" w:hAnsi="Arial" w:cs="Arial"/>
-          <w:sz w:val="24"/>
-          <w:szCs w:val="24"/>
-        </w:rPr>
-        <w:t>framework</w:t>
-      </w:r>
-      <w:proofErr w:type="spellEnd"/>
-      <w:r>
-        <w:rPr>
-          <w:rFonts w:ascii="Arial" w:hAnsi="Arial" w:cs="Arial"/>
-          <w:sz w:val="24"/>
-          <w:szCs w:val="24"/>
-        </w:rPr>
-        <w:t xml:space="preserve"> con muchas funcionalidades, algunos miembros del equipo requirieron tiempo adicional para dominar conceptos como ORM, migraciones y vistas basadas en clases.</w:t>
+        <w:t>Al ser un framework con muchas funcionalidades, algunos miembros del equipo requirieron tiempo adicional para dominar conceptos como ORM, migraciones y vistas basadas en clases.</w:t>
       </w:r>
       <w:r>
         <w:rPr>
@@ -2169,25 +2038,7 @@
           <w:sz w:val="24"/>
           <w:szCs w:val="24"/>
         </w:rPr>
-        <w:t xml:space="preserve">La plataforma </w:t>
-      </w:r>
-      <w:proofErr w:type="spellStart"/>
-      <w:r>
-        <w:rPr>
-          <w:rFonts w:ascii="Arial" w:hAnsi="Arial" w:cs="Arial"/>
-          <w:sz w:val="24"/>
-          <w:szCs w:val="24"/>
-        </w:rPr>
-        <w:t>Railway</w:t>
-      </w:r>
-      <w:proofErr w:type="spellEnd"/>
-      <w:r>
-        <w:rPr>
-          <w:rFonts w:ascii="Arial" w:hAnsi="Arial" w:cs="Arial"/>
-          <w:sz w:val="24"/>
-          <w:szCs w:val="24"/>
-        </w:rPr>
-        <w:t xml:space="preserve"> en su plan gratuito </w:t>
+        <w:t xml:space="preserve">La plataforma Railway en su plan gratuito </w:t>
       </w:r>
       <w:r>
         <w:rPr>
@@ -2232,23 +2083,13 @@
         </w:rPr>
         <w:t xml:space="preserve"> </w:t>
       </w:r>
-      <w:proofErr w:type="spellStart"/>
-      <w:r>
-        <w:rPr>
-          <w:rFonts w:ascii="Arial" w:hAnsi="Arial" w:cs="Arial"/>
-          <w:sz w:val="24"/>
-          <w:szCs w:val="24"/>
-        </w:rPr>
-        <w:t>Railway</w:t>
-      </w:r>
-      <w:proofErr w:type="spellEnd"/>
-      <w:r>
-        <w:rPr>
-          <w:rFonts w:ascii="Arial" w:hAnsi="Arial" w:cs="Arial"/>
-          <w:sz w:val="24"/>
-          <w:szCs w:val="24"/>
-        </w:rPr>
-        <w:t xml:space="preserve"> bloquea conexiones salientes por los puertos SMTP estándar (587 y 465), lo que impide él envió de correos directamente desde el servidor desplegado.</w:t>
+      <w:r>
+        <w:rPr>
+          <w:rFonts w:ascii="Arial" w:hAnsi="Arial" w:cs="Arial"/>
+          <w:sz w:val="24"/>
+          <w:szCs w:val="24"/>
+        </w:rPr>
+        <w:t>Railway bloquea conexiones salientes por los puertos SMTP estándar (587 y 465), lo que impide él envió de correos directamente desde el servidor desplegado.</w:t>
       </w:r>
       <w:r>
         <w:rPr>
@@ -2290,25 +2131,7 @@
           <w:sz w:val="24"/>
           <w:szCs w:val="24"/>
         </w:rPr>
-        <w:t xml:space="preserve">Al ser un proyecto colaborativo, existió el riesgo de conflictos en el repositorio de Git al trabajar sobre las mismas ramas sin una estrategia clara de </w:t>
-      </w:r>
-      <w:proofErr w:type="spellStart"/>
-      <w:r>
-        <w:rPr>
-          <w:rFonts w:ascii="Arial" w:hAnsi="Arial" w:cs="Arial"/>
-          <w:sz w:val="24"/>
-          <w:szCs w:val="24"/>
-        </w:rPr>
-        <w:t>branching</w:t>
-      </w:r>
-      <w:proofErr w:type="spellEnd"/>
-      <w:r>
-        <w:rPr>
-          <w:rFonts w:ascii="Arial" w:hAnsi="Arial" w:cs="Arial"/>
-          <w:sz w:val="24"/>
-          <w:szCs w:val="24"/>
-        </w:rPr>
-        <w:t>.</w:t>
+        <w:t>Al ser un proyecto colaborativo, existió el riesgo de conflictos en el repositorio de Git al trabajar sobre las mismas ramas sin una estrategia clara de branching.</w:t>
       </w:r>
       <w:r>
         <w:rPr>
@@ -2484,28 +2307,7 @@
           <w:szCs w:val="24"/>
         </w:rPr>
         <w:br/>
-      </w:r>
-      <w:proofErr w:type="spellStart"/>
-      <w:r>
-        <w:rPr>
-          <w:rFonts w:ascii="Arial" w:hAnsi="Arial" w:cs="Arial"/>
-          <w:b/>
-          <w:bCs/>
-          <w:sz w:val="24"/>
-          <w:szCs w:val="24"/>
-        </w:rPr>
-        <w:t>Modulo</w:t>
-      </w:r>
-      <w:proofErr w:type="spellEnd"/>
-      <w:r>
-        <w:rPr>
-          <w:rFonts w:ascii="Arial" w:hAnsi="Arial" w:cs="Arial"/>
-          <w:b/>
-          <w:bCs/>
-          <w:sz w:val="24"/>
-          <w:szCs w:val="24"/>
-        </w:rPr>
-        <w:t xml:space="preserve"> de reservas</w:t>
+        <w:t>Modulo de reservas</w:t>
       </w:r>
       <w:r>
         <w:rPr>
@@ -2631,28 +2433,7 @@
           <w:szCs w:val="24"/>
         </w:rPr>
         <w:br/>
-      </w:r>
-      <w:proofErr w:type="spellStart"/>
-      <w:r>
-        <w:rPr>
-          <w:rFonts w:ascii="Arial" w:hAnsi="Arial" w:cs="Arial"/>
-          <w:b/>
-          <w:bCs/>
-          <w:sz w:val="24"/>
-          <w:szCs w:val="24"/>
-        </w:rPr>
-        <w:t>Modulo</w:t>
-      </w:r>
-      <w:proofErr w:type="spellEnd"/>
-      <w:r>
-        <w:rPr>
-          <w:rFonts w:ascii="Arial" w:hAnsi="Arial" w:cs="Arial"/>
-          <w:b/>
-          <w:bCs/>
-          <w:sz w:val="24"/>
-          <w:szCs w:val="24"/>
-        </w:rPr>
-        <w:t xml:space="preserve"> de notificaciones</w:t>
+        <w:t>Modulo de notificaciones</w:t>
       </w:r>
       <w:r>
         <w:rPr>
@@ -2713,43 +2494,7 @@
           <w:sz w:val="24"/>
           <w:szCs w:val="24"/>
         </w:rPr>
-        <w:t xml:space="preserve">Aplicación web completamente funcional y accesible desde internet en la URL: </w:t>
-      </w:r>
-      <w:proofErr w:type="spellStart"/>
-      <w:r>
-        <w:rPr>
-          <w:rFonts w:ascii="Arial" w:hAnsi="Arial" w:cs="Arial"/>
-          <w:sz w:val="24"/>
-          <w:szCs w:val="24"/>
-        </w:rPr>
-        <w:t>chekinpro.up.railway.app</w:t>
-      </w:r>
-      <w:proofErr w:type="spellEnd"/>
-      <w:r>
-        <w:rPr>
-          <w:rFonts w:ascii="Arial" w:hAnsi="Arial" w:cs="Arial"/>
-          <w:sz w:val="24"/>
-          <w:szCs w:val="24"/>
-        </w:rPr>
-        <w:t xml:space="preserve">, con base de datos PostgreSQL en </w:t>
-      </w:r>
-      <w:proofErr w:type="spellStart"/>
-      <w:r>
-        <w:rPr>
-          <w:rFonts w:ascii="Arial" w:hAnsi="Arial" w:cs="Arial"/>
-          <w:sz w:val="24"/>
-          <w:szCs w:val="24"/>
-        </w:rPr>
-        <w:t>Railway</w:t>
-      </w:r>
-      <w:proofErr w:type="spellEnd"/>
-      <w:r>
-        <w:rPr>
-          <w:rFonts w:ascii="Arial" w:hAnsi="Arial" w:cs="Arial"/>
-          <w:sz w:val="24"/>
-          <w:szCs w:val="24"/>
-        </w:rPr>
-        <w:t>.</w:t>
+        <w:t>Aplicación web completamente funcional y accesible desde internet en la URL: chekinpro.up.railway.app, con base de datos PostgreSQL en Railway.</w:t>
       </w:r>
     </w:p>
     <w:p>
@@ -2816,23 +2561,13 @@
           <w:szCs w:val="24"/>
         </w:rPr>
       </w:pPr>
-      <w:proofErr w:type="spellStart"/>
-      <w:r>
-        <w:rPr>
-          <w:rFonts w:ascii="Arial" w:hAnsi="Arial" w:cs="Arial"/>
-          <w:sz w:val="24"/>
-          <w:szCs w:val="24"/>
-        </w:rPr>
-        <w:t>Alvarez</w:t>
-      </w:r>
-      <w:proofErr w:type="spellEnd"/>
-      <w:r>
-        <w:rPr>
-          <w:rFonts w:ascii="Arial" w:hAnsi="Arial" w:cs="Arial"/>
-          <w:sz w:val="24"/>
-          <w:szCs w:val="24"/>
-        </w:rPr>
-        <w:t xml:space="preserve">, D. (6 de abril de 2026). </w:t>
+      <w:r>
+        <w:rPr>
+          <w:rFonts w:ascii="Arial" w:hAnsi="Arial" w:cs="Arial"/>
+          <w:sz w:val="24"/>
+          <w:szCs w:val="24"/>
+        </w:rPr>
+        <w:t xml:space="preserve">Alvarez, D. (6 de abril de 2026). </w:t>
       </w:r>
       <w:r>
         <w:rPr>
@@ -2842,42 +2577,8 @@
           <w:sz w:val="24"/>
           <w:szCs w:val="24"/>
         </w:rPr>
-        <w:t xml:space="preserve">Como funciona la </w:t>
-      </w:r>
-      <w:proofErr w:type="spellStart"/>
-      <w:r>
-        <w:rPr>
-          <w:rFonts w:ascii="Arial" w:hAnsi="Arial" w:cs="Arial"/>
-          <w:i/>
-          <w:iCs/>
-          <w:sz w:val="24"/>
-          <w:szCs w:val="24"/>
-        </w:rPr>
-        <w:t>pagina</w:t>
-      </w:r>
-      <w:proofErr w:type="spellEnd"/>
-      <w:r>
-        <w:rPr>
-          <w:rFonts w:ascii="Arial" w:hAnsi="Arial" w:cs="Arial"/>
-          <w:i/>
-          <w:iCs/>
-          <w:sz w:val="24"/>
-          <w:szCs w:val="24"/>
-        </w:rPr>
-        <w:t xml:space="preserve"> de escritorio-</w:t>
-      </w:r>
-      <w:proofErr w:type="spellStart"/>
-      <w:r>
-        <w:rPr>
-          <w:rFonts w:ascii="Arial" w:hAnsi="Arial" w:cs="Arial"/>
-          <w:i/>
-          <w:iCs/>
-          <w:sz w:val="24"/>
-          <w:szCs w:val="24"/>
-        </w:rPr>
-        <w:t>ChekinPro</w:t>
-      </w:r>
-      <w:proofErr w:type="spellEnd"/>
+        <w:t>Como funciona la pagina de escritorio-ChekinPro</w:t>
+      </w:r>
       <w:r>
         <w:rPr>
           <w:rFonts w:ascii="Arial" w:hAnsi="Arial" w:cs="Arial"/>
@@ -3915,6 +3616,7 @@
   <w:style w:type="character" w:default="1" w:styleId="Fuentedeprrafopredeter">
     <w:name w:val="Default Paragraph Font"/>
     <w:uiPriority w:val="1"/>
+    <w:semiHidden/>
     <w:unhideWhenUsed/>
   </w:style>
   <w:style w:type="table" w:default="1" w:styleId="Tablanormal">

--- a/Formulacion_Proyecto_ChekinPro.docx
+++ b/Formulacion_Proyecto_ChekinPro.docx
@@ -1,6 +1,6 @@
 
 <file path=word/document.xml><?xml version="1.0" encoding="utf-8"?>
-<w:document xmlns:wpc="http://schemas.microsoft.com/office/word/2010/wordprocessingCanvas" xmlns:cx="http://schemas.microsoft.com/office/drawing/2014/chartex" xmlns:cx1="http://schemas.microsoft.com/office/drawing/2015/9/8/chartex" xmlns:cx2="http://schemas.microsoft.com/office/drawing/2015/10/21/chartex" xmlns:cx3="http://schemas.microsoft.com/office/drawing/2016/5/9/chartex" xmlns:cx4="http://schemas.microsoft.com/office/drawing/2016/5/10/chartex" xmlns:cx5="http://schemas.microsoft.com/office/drawing/2016/5/11/chartex" xmlns:cx6="http://schemas.microsoft.com/office/drawing/2016/5/12/chartex" xmlns:cx7="http://schemas.microsoft.com/office/drawing/2016/5/13/chartex" xmlns:cx8="http://schemas.microsoft.com/office/drawing/2016/5/14/chartex" xmlns:mc="http://schemas.openxmlformats.org/markup-compatibility/2006" xmlns:aink="http://schemas.microsoft.com/office/drawing/2016/ink" xmlns:am3d="http://schemas.microsoft.com/office/drawing/2017/model3d" xmlns:o="urn:schemas-microsoft-com:office:office" xmlns:oel="http://schemas.microsoft.com/office/2019/extlst" xmlns:r="http://schemas.openxmlformats.org/officeDocument/2006/relationships" xmlns:m="http://schemas.openxmlformats.org/officeDocument/2006/math" xmlns:v="urn:schemas-microsoft-com:vml" xmlns:wp14="http://schemas.microsoft.com/office/word/2010/wordprocessingDrawing" xmlns:wp="http://schemas.openxmlformats.org/drawingml/2006/wordprocessingDrawing" xmlns:w10="urn:schemas-microsoft-com:office:word" xmlns:w="http://schemas.openxmlformats.org/wordprocessingml/2006/main" xmlns:w14="http://schemas.microsoft.com/office/word/2010/wordml" xmlns:w15="http://schemas.microsoft.com/office/word/2012/wordml" xmlns:w16cex="http://schemas.microsoft.com/office/word/2018/wordml/cex" xmlns:w16cid="http://schemas.microsoft.com/office/word/2016/wordml/cid" xmlns:w16="http://schemas.microsoft.com/office/word/2018/wordml" xmlns:w16du="http://schemas.microsoft.com/office/word/2023/wordml/word16du" xmlns:w16sdtdh="http://schemas.microsoft.com/office/word/2020/wordml/sdtdatahash" xmlns:w16sdtfl="http://schemas.microsoft.com/office/word/2024/wordml/sdtformatlock" xmlns:w16se="http://schemas.microsoft.com/office/word/2015/wordml/symex" xmlns:wpg="http://schemas.microsoft.com/office/word/2010/wordprocessingGroup" xmlns:wpi="http://schemas.microsoft.com/office/word/2010/wordprocessingInk" xmlns:wne="http://schemas.microsoft.com/office/word/2006/wordml" xmlns:wps="http://schemas.microsoft.com/office/word/2010/wordprocessingShape" mc:Ignorable="w14 w15 w16se w16cid w16 w16cex w16sdtdh w16sdtfl w16du wp14">
+<w:document xmlns:wpc="http://schemas.microsoft.com/office/word/2010/wordprocessingCanvas" xmlns:cx="http://schemas.microsoft.com/office/drawing/2014/chartex" xmlns:cx1="http://schemas.microsoft.com/office/drawing/2015/9/8/chartex" xmlns:cx2="http://schemas.microsoft.com/office/drawing/2015/10/21/chartex" xmlns:cx3="http://schemas.microsoft.com/office/drawing/2016/5/9/chartex" xmlns:cx4="http://schemas.microsoft.com/office/drawing/2016/5/10/chartex" xmlns:cx5="http://schemas.microsoft.com/office/drawing/2016/5/11/chartex" xmlns:cx6="http://schemas.microsoft.com/office/drawing/2016/5/12/chartex" xmlns:cx7="http://schemas.microsoft.com/office/drawing/2016/5/13/chartex" xmlns:cx8="http://schemas.microsoft.com/office/drawing/2016/5/14/chartex" xmlns:mc="http://schemas.openxmlformats.org/markup-compatibility/2006" xmlns:aink="http://schemas.microsoft.com/office/drawing/2016/ink" xmlns:am3d="http://schemas.microsoft.com/office/drawing/2017/model3d" xmlns:o="urn:schemas-microsoft-com:office:office" xmlns:r="http://schemas.openxmlformats.org/officeDocument/2006/relationships" xmlns:m="http://schemas.openxmlformats.org/officeDocument/2006/math" xmlns:v="urn:schemas-microsoft-com:vml" xmlns:wp14="http://schemas.microsoft.com/office/word/2010/wordprocessingDrawing" xmlns:wp="http://schemas.openxmlformats.org/drawingml/2006/wordprocessingDrawing" xmlns:w10="urn:schemas-microsoft-com:office:word" xmlns:w="http://schemas.openxmlformats.org/wordprocessingml/2006/main" xmlns:w14="http://schemas.microsoft.com/office/word/2010/wordml" xmlns:w15="http://schemas.microsoft.com/office/word/2012/wordml" xmlns:w16cex="http://schemas.microsoft.com/office/word/2018/wordml/cex" xmlns:w16cid="http://schemas.microsoft.com/office/word/2016/wordml/cid" xmlns:w16="http://schemas.microsoft.com/office/word/2018/wordml" xmlns:w16sdtdh="http://schemas.microsoft.com/office/word/2020/wordml/sdtdatahash" xmlns:w16se="http://schemas.microsoft.com/office/word/2015/wordml/symex" xmlns:wpg="http://schemas.microsoft.com/office/word/2010/wordprocessingGroup" xmlns:wpi="http://schemas.microsoft.com/office/word/2010/wordprocessingInk" xmlns:wne="http://schemas.microsoft.com/office/word/2006/wordml" xmlns:wps="http://schemas.microsoft.com/office/word/2010/wordprocessingShape" mc:Ignorable="w14 w15 w16se w16cid w16 w16cex w16sdtdh wp14">
   <w:body>
     <w:p/>
     <w:p/>
@@ -71,15 +71,27 @@
           <w:szCs w:val="24"/>
         </w:rPr>
       </w:pPr>
-      <w:r>
-        <w:rPr>
-          <w:rFonts w:ascii="Arial" w:hAnsi="Arial" w:cs="Arial"/>
-          <w:b/>
-          <w:bCs/>
-          <w:sz w:val="24"/>
-          <w:szCs w:val="24"/>
-        </w:rPr>
-        <w:t>ChekinPro - Sistema de Gestión Hotelera</w:t>
+      <w:proofErr w:type="spellStart"/>
+      <w:r>
+        <w:rPr>
+          <w:rFonts w:ascii="Arial" w:hAnsi="Arial" w:cs="Arial"/>
+          <w:b/>
+          <w:bCs/>
+          <w:sz w:val="24"/>
+          <w:szCs w:val="24"/>
+        </w:rPr>
+        <w:t>ChekinPro</w:t>
+      </w:r>
+      <w:proofErr w:type="spellEnd"/>
+      <w:r>
+        <w:rPr>
+          <w:rFonts w:ascii="Arial" w:hAnsi="Arial" w:cs="Arial"/>
+          <w:b/>
+          <w:bCs/>
+          <w:sz w:val="24"/>
+          <w:szCs w:val="24"/>
+        </w:rPr>
+        <w:t xml:space="preserve"> - Sistema de Gestión Hotelera</w:t>
       </w:r>
     </w:p>
     <w:p>
@@ -430,6 +442,7 @@
         </w:rPr>
         <w:t xml:space="preserve">El presente documento desarrolla la formulación del proyecto </w:t>
       </w:r>
+      <w:proofErr w:type="spellStart"/>
       <w:r>
         <w:rPr>
           <w:rFonts w:ascii="Arial" w:hAnsi="Arial" w:cs="Arial"/>
@@ -441,6 +454,7 @@
         </w:rPr>
         <w:t>ChekinPro</w:t>
       </w:r>
+      <w:proofErr w:type="spellEnd"/>
       <w:r>
         <w:rPr>
           <w:rFonts w:ascii="Arial" w:hAnsi="Arial" w:cs="Arial"/>
@@ -472,6 +486,7 @@
           <w:lang w:val="es-CO"/>
         </w:rPr>
       </w:pPr>
+      <w:proofErr w:type="spellStart"/>
       <w:r>
         <w:rPr>
           <w:rFonts w:ascii="Arial" w:hAnsi="Arial" w:cs="Arial"/>
@@ -479,7 +494,17 @@
           <w:szCs w:val="24"/>
           <w:lang w:val="es-CO"/>
         </w:rPr>
-        <w:t>ChekinPro surge como una respuesta a esta problemática, integrando en una sola plataforma funciones esenciales para la administración hotelera, tales como el control de habitaciones, el registro de huéspedes, la gestión de reservas, el manejo de usuarios con roles específicos y la generación de notificaciones internas. Su desarrollo se fundamenta en los conocimientos adquiridos durante la formación en el programa ADSI del SENA, aplicando tecnologías modernas como Django, PostgreSQL y servicios de hosting en la nube.</w:t>
+        <w:t>ChekinPro</w:t>
+      </w:r>
+      <w:proofErr w:type="spellEnd"/>
+      <w:r>
+        <w:rPr>
+          <w:rFonts w:ascii="Arial" w:hAnsi="Arial" w:cs="Arial"/>
+          <w:sz w:val="24"/>
+          <w:szCs w:val="24"/>
+          <w:lang w:val="es-CO"/>
+        </w:rPr>
+        <w:t xml:space="preserve"> surge como una respuesta a esta problemática, integrando en una sola plataforma funciones esenciales para la administración hotelera, tales como el control de habitaciones, el registro de huéspedes, la gestión de reservas, el manejo de usuarios con roles específicos y la generación de notificaciones internas. Su desarrollo se fundamenta en los conocimientos adquiridos durante la formación en el programa ADSI del SENA, aplicando tecnologías modernas como Django, PostgreSQL y servicios de hosting en la nube.</w:t>
       </w:r>
     </w:p>
     <w:p>
@@ -724,13 +749,23 @@
           <w:szCs w:val="24"/>
         </w:rPr>
       </w:pPr>
-      <w:r>
-        <w:rPr>
-          <w:rFonts w:ascii="Arial" w:hAnsi="Arial" w:cs="Arial"/>
-          <w:sz w:val="24"/>
-          <w:szCs w:val="24"/>
-        </w:rPr>
-        <w:t>ChekinPro se desarrolla porque existe una necesidad real en el sector hotelero de contar con una herramienta digital accesible, sencilla y funcional que permita gestionar las operaciones diarias del hotel desde un solo lugar. La mayoría de las soluciones disponibles en el mercado son costosas o demasiado complejas para hoteles de tamaño mediano.</w:t>
+      <w:proofErr w:type="spellStart"/>
+      <w:r>
+        <w:rPr>
+          <w:rFonts w:ascii="Arial" w:hAnsi="Arial" w:cs="Arial"/>
+          <w:sz w:val="24"/>
+          <w:szCs w:val="24"/>
+        </w:rPr>
+        <w:t>ChekinPro</w:t>
+      </w:r>
+      <w:proofErr w:type="spellEnd"/>
+      <w:r>
+        <w:rPr>
+          <w:rFonts w:ascii="Arial" w:hAnsi="Arial" w:cs="Arial"/>
+          <w:sz w:val="24"/>
+          <w:szCs w:val="24"/>
+        </w:rPr>
+        <w:t xml:space="preserve"> se desarrolla porque existe una necesidad real en el sector hotelero de contar con una herramienta digital accesible, sencilla y funcional que permita gestionar las operaciones diarias del hotel desde un solo lugar. La mayoría de las soluciones disponibles en el mercado son costosas o demasiado complejas para hoteles de tamaño mediano.</w:t>
       </w:r>
     </w:p>
     <w:p>
@@ -781,7 +816,25 @@
           <w:sz w:val="24"/>
           <w:szCs w:val="24"/>
         </w:rPr>
-        <w:t>Desarrollo web con el framework Django (Python)</w:t>
+        <w:t xml:space="preserve">Desarrollo web con el </w:t>
+      </w:r>
+      <w:proofErr w:type="spellStart"/>
+      <w:r>
+        <w:rPr>
+          <w:rFonts w:ascii="Arial" w:hAnsi="Arial" w:cs="Arial"/>
+          <w:sz w:val="24"/>
+          <w:szCs w:val="24"/>
+        </w:rPr>
+        <w:t>framework</w:t>
+      </w:r>
+      <w:proofErr w:type="spellEnd"/>
+      <w:r>
+        <w:rPr>
+          <w:rFonts w:ascii="Arial" w:hAnsi="Arial" w:cs="Arial"/>
+          <w:sz w:val="24"/>
+          <w:szCs w:val="24"/>
+        </w:rPr>
+        <w:t xml:space="preserve"> Django (Python)</w:t>
       </w:r>
     </w:p>
     <w:p>
@@ -960,7 +1013,25 @@
           <w:sz w:val="24"/>
           <w:szCs w:val="24"/>
         </w:rPr>
-        <w:t>Desarrollar e implementar una aplicación web que permita a los establecimientos hoteleros gestionar de manera centralizada y eficiente sus procesos de reservas, registro de huéspedes, administración de habitaciones y comunicación con el personal, mediante el uso del framework Django y su despliegue en una plataforma de hosting en la nube.</w:t>
+        <w:t xml:space="preserve">Desarrollar e implementar una aplicación web que permita a los establecimientos hoteleros gestionar de manera centralizada y eficiente sus procesos de reservas, registro de huéspedes, administración de habitaciones y comunicación con el personal, mediante el uso del </w:t>
+      </w:r>
+      <w:proofErr w:type="spellStart"/>
+      <w:r>
+        <w:rPr>
+          <w:rFonts w:ascii="Arial" w:hAnsi="Arial" w:cs="Arial"/>
+          <w:sz w:val="24"/>
+          <w:szCs w:val="24"/>
+        </w:rPr>
+        <w:t>framework</w:t>
+      </w:r>
+      <w:proofErr w:type="spellEnd"/>
+      <w:r>
+        <w:rPr>
+          <w:rFonts w:ascii="Arial" w:hAnsi="Arial" w:cs="Arial"/>
+          <w:sz w:val="24"/>
+          <w:szCs w:val="24"/>
+        </w:rPr>
+        <w:t xml:space="preserve"> Django y su despliegue en una plataforma de hosting en la nube.</w:t>
       </w:r>
     </w:p>
     <w:p>
@@ -1139,7 +1210,25 @@
           <w:szCs w:val="24"/>
         </w:rPr>
         <w:lastRenderedPageBreak/>
-        <w:t>Desplegar la aplicación en una plataforma de hosting gratuita (Railway) con base de datos PostgreSQL para que sea accesible desde internet.</w:t>
+        <w:t>Desplegar la aplicación en una plataforma de hosting gratuita (</w:t>
+      </w:r>
+      <w:proofErr w:type="spellStart"/>
+      <w:r>
+        <w:rPr>
+          <w:rFonts w:ascii="Arial" w:hAnsi="Arial" w:cs="Arial"/>
+          <w:sz w:val="24"/>
+          <w:szCs w:val="24"/>
+        </w:rPr>
+        <w:t>Railway</w:t>
+      </w:r>
+      <w:proofErr w:type="spellEnd"/>
+      <w:r>
+        <w:rPr>
+          <w:rFonts w:ascii="Arial" w:hAnsi="Arial" w:cs="Arial"/>
+          <w:sz w:val="24"/>
+          <w:szCs w:val="24"/>
+        </w:rPr>
+        <w:t>) con base de datos PostgreSQL para que sea accesible desde internet.</w:t>
       </w:r>
     </w:p>
     <w:p>
@@ -1229,7 +1318,25 @@
           <w:sz w:val="24"/>
           <w:szCs w:val="24"/>
         </w:rPr>
-        <w:t>El producto final es una aplicación web funcional y desplegada en internet, accesible desde la URL chekinpro.up.railway.app. El sistema incluye los módulos de: gestión de hotel, habitaciones, huéspedes, reservas, usuarios con roles, notificaciones y recuperación de contraseña. No incluye integración con sistemas de pago ni módulo de facturación electrónica.</w:t>
+        <w:t xml:space="preserve">El producto final es una aplicación web funcional y desplegada en internet, accesible desde la URL </w:t>
+      </w:r>
+      <w:proofErr w:type="spellStart"/>
+      <w:r>
+        <w:rPr>
+          <w:rFonts w:ascii="Arial" w:hAnsi="Arial" w:cs="Arial"/>
+          <w:sz w:val="24"/>
+          <w:szCs w:val="24"/>
+        </w:rPr>
+        <w:t>chekinpro.up.railway.app</w:t>
+      </w:r>
+      <w:proofErr w:type="spellEnd"/>
+      <w:r>
+        <w:rPr>
+          <w:rFonts w:ascii="Arial" w:hAnsi="Arial" w:cs="Arial"/>
+          <w:sz w:val="24"/>
+          <w:szCs w:val="24"/>
+        </w:rPr>
+        <w:t>. El sistema incluye los módulos de: gestión de hotel, habitaciones, huéspedes, reservas, usuarios con roles, notificaciones y recuperación de contraseña. No incluye integración con sistemas de pago ni módulo de facturación electrónica.</w:t>
       </w:r>
     </w:p>
     <w:p>
@@ -1279,7 +1386,25 @@
           <w:sz w:val="24"/>
           <w:szCs w:val="24"/>
         </w:rPr>
-        <w:t>El desarrollo se realizó siguiendo un enfoque iterativo, partiendo del diseño de la base de datos, luego el desarrollo del backend con Django, la implementación de las interfaces de usuario con plantillas HTML y Bootstrap, y finalmente el despliegue en la nube. Se utilizo Git para el control de versiones y GitHub como repositorio remoto del equipo.</w:t>
+        <w:t xml:space="preserve">El desarrollo se realizó siguiendo un enfoque iterativo, partiendo del diseño de la base de datos, luego el desarrollo del </w:t>
+      </w:r>
+      <w:proofErr w:type="spellStart"/>
+      <w:r>
+        <w:rPr>
+          <w:rFonts w:ascii="Arial" w:hAnsi="Arial" w:cs="Arial"/>
+          <w:sz w:val="24"/>
+          <w:szCs w:val="24"/>
+        </w:rPr>
+        <w:t>backend</w:t>
+      </w:r>
+      <w:proofErr w:type="spellEnd"/>
+      <w:r>
+        <w:rPr>
+          <w:rFonts w:ascii="Arial" w:hAnsi="Arial" w:cs="Arial"/>
+          <w:sz w:val="24"/>
+          <w:szCs w:val="24"/>
+        </w:rPr>
+        <w:t xml:space="preserve"> con Django, la implementación de las interfaces de usuario con plantillas HTML y Bootstrap, y finalmente el despliegue en la nube. Se utilizo Git para el control de versiones y GitHub como repositorio remoto del equipo.</w:t>
       </w:r>
     </w:p>
     <w:p>
@@ -1329,7 +1454,25 @@
           <w:sz w:val="24"/>
           <w:szCs w:val="24"/>
         </w:rPr>
-        <w:t>El sistema este diseñado para hoteles pequeños y medianos en Colombia que necesitan digitalizar su operación. No reemplaza sistemas ERP empresariales; su alcance es operativo y está orientado al día a dia del personal de recepción y administración del hotel.</w:t>
+        <w:t xml:space="preserve">El sistema este diseñado para hoteles pequeños y medianos en Colombia que necesitan digitalizar su operación. No reemplaza sistemas ERP empresariales; su alcance es operativo y está orientado al día a </w:t>
+      </w:r>
+      <w:proofErr w:type="spellStart"/>
+      <w:r>
+        <w:rPr>
+          <w:rFonts w:ascii="Arial" w:hAnsi="Arial" w:cs="Arial"/>
+          <w:sz w:val="24"/>
+          <w:szCs w:val="24"/>
+        </w:rPr>
+        <w:t>dia</w:t>
+      </w:r>
+      <w:proofErr w:type="spellEnd"/>
+      <w:r>
+        <w:rPr>
+          <w:rFonts w:ascii="Arial" w:hAnsi="Arial" w:cs="Arial"/>
+          <w:sz w:val="24"/>
+          <w:szCs w:val="24"/>
+        </w:rPr>
+        <w:t xml:space="preserve"> del personal de recepción y administración del hotel.</w:t>
       </w:r>
     </w:p>
     <w:p>
@@ -1475,8 +1618,9 @@
           <w:sz w:val="24"/>
           <w:szCs w:val="24"/>
         </w:rPr>
-        <w:t>Tendrán acceso para registrar reservas, hacer check-in de huéspedes y consultar el estado de las habitaciones en tiempo real.</w:t>
-      </w:r>
+        <w:t xml:space="preserve">Tendrán acceso para registrar reservas, hacer </w:t>
+      </w:r>
+      <w:proofErr w:type="spellStart"/>
       <w:r>
         <w:rPr>
           <w:rFonts w:ascii="Arial" w:hAnsi="Arial" w:cs="Arial"/>
@@ -1486,8 +1630,9 @@
           <w:sz w:val="24"/>
           <w:szCs w:val="24"/>
         </w:rPr>
-        <w:br/>
-      </w:r>
+        <w:t>check</w:t>
+      </w:r>
+      <w:proofErr w:type="spellEnd"/>
       <w:r>
         <w:rPr>
           <w:rFonts w:ascii="Arial" w:hAnsi="Arial" w:cs="Arial"/>
@@ -1497,16 +1642,7 @@
           <w:sz w:val="24"/>
           <w:szCs w:val="24"/>
         </w:rPr>
-        <w:br/>
-      </w:r>
-      <w:r>
-        <w:rPr>
-          <w:rFonts w:ascii="Arial" w:hAnsi="Arial" w:cs="Arial"/>
-          <w:color w:val="auto"/>
-          <w:sz w:val="24"/>
-          <w:szCs w:val="24"/>
-        </w:rPr>
-        <w:t xml:space="preserve">Huéspedes: </w:t>
+        <w:t>-in de huéspedes y consultar el estado de las habitaciones en tiempo real.</w:t>
       </w:r>
       <w:r>
         <w:rPr>
@@ -1517,7 +1653,7 @@
           <w:sz w:val="24"/>
           <w:szCs w:val="24"/>
         </w:rPr>
-        <w:t>Se benefician indirectamente al recibir un servicio más rápido, organizado y con menor margen de error en su proceso de reserva y registro.</w:t>
+        <w:br/>
       </w:r>
       <w:r>
         <w:rPr>
@@ -1530,48 +1666,16 @@
         </w:rPr>
         <w:br/>
       </w:r>
-    </w:p>
-    <w:p>
-      <w:pPr>
-        <w:ind w:left="708"/>
-        <w:rPr>
-          <w:rFonts w:ascii="Arial" w:hAnsi="Arial" w:cs="Arial"/>
-          <w:sz w:val="24"/>
-          <w:szCs w:val="24"/>
-        </w:rPr>
-      </w:pPr>
-      <w:r>
-        <w:rPr>
-          <w:rFonts w:ascii="Arial" w:hAnsi="Arial" w:cs="Arial"/>
-          <w:b/>
-          <w:bCs/>
-          <w:sz w:val="24"/>
-          <w:szCs w:val="24"/>
-        </w:rPr>
-        <w:t>Propietarios de hoteles medianos</w:t>
-      </w:r>
-      <w:r>
-        <w:rPr>
-          <w:rFonts w:ascii="Arial" w:hAnsi="Arial" w:cs="Arial"/>
-          <w:b/>
-          <w:bCs/>
-          <w:sz w:val="24"/>
-          <w:szCs w:val="24"/>
-        </w:rPr>
-        <w:t xml:space="preserve">: </w:t>
-      </w:r>
-      <w:r>
-        <w:rPr>
-          <w:rFonts w:ascii="Arial" w:hAnsi="Arial" w:cs="Arial"/>
-          <w:sz w:val="24"/>
-          <w:szCs w:val="24"/>
-        </w:rPr>
-        <w:t>Obtienen una herramienta digital sin costo de licencia que les permite competir en igualdad de condiciones con establecimientos más grandes.</w:t>
-      </w:r>
-    </w:p>
-    <w:p>
-      <w:pPr>
-        <w:pStyle w:val="Ttulo1"/>
+      <w:r>
+        <w:rPr>
+          <w:rFonts w:ascii="Arial" w:hAnsi="Arial" w:cs="Arial"/>
+          <w:color w:val="auto"/>
+          <w:sz w:val="24"/>
+          <w:szCs w:val="24"/>
+        </w:rPr>
+        <w:t xml:space="preserve">Huéspedes: </w:t>
+      </w:r>
+      <w:r>
         <w:rPr>
           <w:rFonts w:ascii="Arial" w:hAnsi="Arial" w:cs="Arial"/>
           <w:b w:val="0"/>
@@ -1580,6 +1684,69 @@
           <w:sz w:val="24"/>
           <w:szCs w:val="24"/>
         </w:rPr>
+        <w:t>Se benefician indirectamente al recibir un servicio más rápido, organizado y con menor margen de error en su proceso de reserva y registro.</w:t>
+      </w:r>
+      <w:r>
+        <w:rPr>
+          <w:rFonts w:ascii="Arial" w:hAnsi="Arial" w:cs="Arial"/>
+          <w:b w:val="0"/>
+          <w:bCs w:val="0"/>
+          <w:color w:val="auto"/>
+          <w:sz w:val="24"/>
+          <w:szCs w:val="24"/>
+        </w:rPr>
+        <w:br/>
+      </w:r>
+    </w:p>
+    <w:p>
+      <w:pPr>
+        <w:ind w:left="708"/>
+        <w:rPr>
+          <w:rFonts w:ascii="Arial" w:hAnsi="Arial" w:cs="Arial"/>
+          <w:sz w:val="24"/>
+          <w:szCs w:val="24"/>
+        </w:rPr>
+      </w:pPr>
+      <w:r>
+        <w:rPr>
+          <w:rFonts w:ascii="Arial" w:hAnsi="Arial" w:cs="Arial"/>
+          <w:b/>
+          <w:bCs/>
+          <w:sz w:val="24"/>
+          <w:szCs w:val="24"/>
+        </w:rPr>
+        <w:t>Propietarios de hoteles medianos</w:t>
+      </w:r>
+      <w:r>
+        <w:rPr>
+          <w:rFonts w:ascii="Arial" w:hAnsi="Arial" w:cs="Arial"/>
+          <w:b/>
+          <w:bCs/>
+          <w:sz w:val="24"/>
+          <w:szCs w:val="24"/>
+        </w:rPr>
+        <w:t xml:space="preserve">: </w:t>
+      </w:r>
+      <w:r>
+        <w:rPr>
+          <w:rFonts w:ascii="Arial" w:hAnsi="Arial" w:cs="Arial"/>
+          <w:sz w:val="24"/>
+          <w:szCs w:val="24"/>
+        </w:rPr>
+        <w:t>Obtienen una herramienta digital sin costo de licencia que les permite competir en igualdad de condiciones con establecimientos más grandes.</w:t>
+      </w:r>
+    </w:p>
+    <w:p>
+      <w:pPr>
+        <w:pStyle w:val="Ttulo1"/>
+        <w:rPr>
+          <w:rFonts w:ascii="Arial" w:hAnsi="Arial" w:cs="Arial"/>
+          <w:b w:val="0"/>
+          <w:bCs w:val="0"/>
+          <w:color w:val="auto"/>
+          <w:sz w:val="24"/>
+          <w:szCs w:val="24"/>
+        </w:rPr>
       </w:pPr>
       <w:bookmarkStart w:id="10" w:name="_Toc226449810"/>
       <w:r>
@@ -1826,8 +1993,9 @@
           <w:sz w:val="24"/>
           <w:szCs w:val="24"/>
         </w:rPr>
-        <w:t>El proyecto se realizó con herramientas completamente gratuitas y de código abierto (Django, PostgreSQL, Railway, GitHub). No se contó con presupuesto asignado, por lo que todas las decisiones tecnológicas se tomaron en función de opciones sin costo.</w:t>
-      </w:r>
+        <w:t xml:space="preserve">El proyecto se realizó con herramientas completamente gratuitas y de código abierto (Django, PostgreSQL, </w:t>
+      </w:r>
+      <w:proofErr w:type="spellStart"/>
       <w:r>
         <w:rPr>
           <w:rFonts w:ascii="Arial" w:hAnsi="Arial" w:cs="Arial"/>
@@ -1837,8 +2005,9 @@
           <w:sz w:val="24"/>
           <w:szCs w:val="24"/>
         </w:rPr>
-        <w:br/>
-      </w:r>
+        <w:t>Railway</w:t>
+      </w:r>
+      <w:proofErr w:type="spellEnd"/>
       <w:r>
         <w:rPr>
           <w:rFonts w:ascii="Arial" w:hAnsi="Arial" w:cs="Arial"/>
@@ -1848,16 +2017,7 @@
           <w:sz w:val="24"/>
           <w:szCs w:val="24"/>
         </w:rPr>
-        <w:br/>
-      </w:r>
-      <w:r>
-        <w:rPr>
-          <w:rFonts w:ascii="Arial" w:hAnsi="Arial" w:cs="Arial"/>
-          <w:color w:val="auto"/>
-          <w:sz w:val="24"/>
-          <w:szCs w:val="24"/>
-        </w:rPr>
-        <w:t xml:space="preserve">Alcance: </w:t>
+        <w:t>, GitHub). No se contó con presupuesto asignado, por lo que todas las decisiones tecnológicas se tomaron en función de opciones sin costo.</w:t>
       </w:r>
       <w:r>
         <w:rPr>
@@ -1868,7 +2028,62 @@
           <w:sz w:val="24"/>
           <w:szCs w:val="24"/>
         </w:rPr>
-        <w:t>El sistema cubre la gestión operativa básica del hotel. No incluye módulo de facturación, integración con pasarelas de pago, aplicación móvil nativa ni integración con plataformas de reservas externas como Booking o Airbnb.</w:t>
+        <w:br/>
+      </w:r>
+      <w:r>
+        <w:rPr>
+          <w:rFonts w:ascii="Arial" w:hAnsi="Arial" w:cs="Arial"/>
+          <w:b w:val="0"/>
+          <w:bCs w:val="0"/>
+          <w:color w:val="auto"/>
+          <w:sz w:val="24"/>
+          <w:szCs w:val="24"/>
+        </w:rPr>
+        <w:br/>
+      </w:r>
+      <w:r>
+        <w:rPr>
+          <w:rFonts w:ascii="Arial" w:hAnsi="Arial" w:cs="Arial"/>
+          <w:color w:val="auto"/>
+          <w:sz w:val="24"/>
+          <w:szCs w:val="24"/>
+        </w:rPr>
+        <w:t xml:space="preserve">Alcance: </w:t>
+      </w:r>
+      <w:r>
+        <w:rPr>
+          <w:rFonts w:ascii="Arial" w:hAnsi="Arial" w:cs="Arial"/>
+          <w:b w:val="0"/>
+          <w:bCs w:val="0"/>
+          <w:color w:val="auto"/>
+          <w:sz w:val="24"/>
+          <w:szCs w:val="24"/>
+        </w:rPr>
+        <w:t xml:space="preserve">El sistema cubre la gestión operativa básica del hotel. No incluye módulo de facturación, integración con pasarelas de pago, aplicación móvil nativa ni integración con plataformas de reservas externas como </w:t>
+      </w:r>
+      <w:proofErr w:type="spellStart"/>
+      <w:r>
+        <w:rPr>
+          <w:rFonts w:ascii="Arial" w:hAnsi="Arial" w:cs="Arial"/>
+          <w:b w:val="0"/>
+          <w:bCs w:val="0"/>
+          <w:color w:val="auto"/>
+          <w:sz w:val="24"/>
+          <w:szCs w:val="24"/>
+        </w:rPr>
+        <w:t>Booking</w:t>
+      </w:r>
+      <w:proofErr w:type="spellEnd"/>
+      <w:r>
+        <w:rPr>
+          <w:rFonts w:ascii="Arial" w:hAnsi="Arial" w:cs="Arial"/>
+          <w:b w:val="0"/>
+          <w:bCs w:val="0"/>
+          <w:color w:val="auto"/>
+          <w:sz w:val="24"/>
+          <w:szCs w:val="24"/>
+        </w:rPr>
+        <w:t xml:space="preserve"> o Airbnb.</w:t>
       </w:r>
       <w:bookmarkEnd w:id="11"/>
     </w:p>
@@ -1956,7 +2171,25 @@
           <w:sz w:val="24"/>
           <w:szCs w:val="24"/>
         </w:rPr>
-        <w:t>Al ser un framework con muchas funcionalidades, algunos miembros del equipo requirieron tiempo adicional para dominar conceptos como ORM, migraciones y vistas basadas en clases.</w:t>
+        <w:t xml:space="preserve">Al ser un </w:t>
+      </w:r>
+      <w:proofErr w:type="spellStart"/>
+      <w:r>
+        <w:rPr>
+          <w:rFonts w:ascii="Arial" w:hAnsi="Arial" w:cs="Arial"/>
+          <w:sz w:val="24"/>
+          <w:szCs w:val="24"/>
+        </w:rPr>
+        <w:t>framework</w:t>
+      </w:r>
+      <w:proofErr w:type="spellEnd"/>
+      <w:r>
+        <w:rPr>
+          <w:rFonts w:ascii="Arial" w:hAnsi="Arial" w:cs="Arial"/>
+          <w:sz w:val="24"/>
+          <w:szCs w:val="24"/>
+        </w:rPr>
+        <w:t xml:space="preserve"> con muchas funcionalidades, algunos miembros del equipo requirieron tiempo adicional para dominar conceptos como ORM, migraciones y vistas basadas en clases.</w:t>
       </w:r>
       <w:r>
         <w:rPr>
@@ -2038,7 +2271,25 @@
           <w:sz w:val="24"/>
           <w:szCs w:val="24"/>
         </w:rPr>
-        <w:t xml:space="preserve">La plataforma Railway en su plan gratuito </w:t>
+        <w:t xml:space="preserve">La plataforma </w:t>
+      </w:r>
+      <w:proofErr w:type="spellStart"/>
+      <w:r>
+        <w:rPr>
+          <w:rFonts w:ascii="Arial" w:hAnsi="Arial" w:cs="Arial"/>
+          <w:sz w:val="24"/>
+          <w:szCs w:val="24"/>
+        </w:rPr>
+        <w:t>Railway</w:t>
+      </w:r>
+      <w:proofErr w:type="spellEnd"/>
+      <w:r>
+        <w:rPr>
+          <w:rFonts w:ascii="Arial" w:hAnsi="Arial" w:cs="Arial"/>
+          <w:sz w:val="24"/>
+          <w:szCs w:val="24"/>
+        </w:rPr>
+        <w:t xml:space="preserve"> en su plan gratuito </w:t>
       </w:r>
       <w:r>
         <w:rPr>
@@ -2083,13 +2334,23 @@
         </w:rPr>
         <w:t xml:space="preserve"> </w:t>
       </w:r>
-      <w:r>
-        <w:rPr>
-          <w:rFonts w:ascii="Arial" w:hAnsi="Arial" w:cs="Arial"/>
-          <w:sz w:val="24"/>
-          <w:szCs w:val="24"/>
-        </w:rPr>
-        <w:t>Railway bloquea conexiones salientes por los puertos SMTP estándar (587 y 465), lo que impide él envió de correos directamente desde el servidor desplegado.</w:t>
+      <w:proofErr w:type="spellStart"/>
+      <w:r>
+        <w:rPr>
+          <w:rFonts w:ascii="Arial" w:hAnsi="Arial" w:cs="Arial"/>
+          <w:sz w:val="24"/>
+          <w:szCs w:val="24"/>
+        </w:rPr>
+        <w:t>Railway</w:t>
+      </w:r>
+      <w:proofErr w:type="spellEnd"/>
+      <w:r>
+        <w:rPr>
+          <w:rFonts w:ascii="Arial" w:hAnsi="Arial" w:cs="Arial"/>
+          <w:sz w:val="24"/>
+          <w:szCs w:val="24"/>
+        </w:rPr>
+        <w:t xml:space="preserve"> bloquea conexiones salientes por los puertos SMTP estándar (587 y 465), lo que impide él envió de correos directamente desde el servidor desplegado.</w:t>
       </w:r>
       <w:r>
         <w:rPr>
@@ -2131,7 +2392,25 @@
           <w:sz w:val="24"/>
           <w:szCs w:val="24"/>
         </w:rPr>
-        <w:t>Al ser un proyecto colaborativo, existió el riesgo de conflictos en el repositorio de Git al trabajar sobre las mismas ramas sin una estrategia clara de branching.</w:t>
+        <w:t xml:space="preserve">Al ser un proyecto colaborativo, existió el riesgo de conflictos en el repositorio de Git al trabajar sobre las mismas ramas sin una estrategia clara de </w:t>
+      </w:r>
+      <w:proofErr w:type="spellStart"/>
+      <w:r>
+        <w:rPr>
+          <w:rFonts w:ascii="Arial" w:hAnsi="Arial" w:cs="Arial"/>
+          <w:sz w:val="24"/>
+          <w:szCs w:val="24"/>
+        </w:rPr>
+        <w:t>branching</w:t>
+      </w:r>
+      <w:proofErr w:type="spellEnd"/>
+      <w:r>
+        <w:rPr>
+          <w:rFonts w:ascii="Arial" w:hAnsi="Arial" w:cs="Arial"/>
+          <w:sz w:val="24"/>
+          <w:szCs w:val="24"/>
+        </w:rPr>
+        <w:t>.</w:t>
       </w:r>
       <w:r>
         <w:rPr>
@@ -2307,7 +2586,28 @@
           <w:szCs w:val="24"/>
         </w:rPr>
         <w:br/>
-        <w:t>Modulo de reservas</w:t>
+      </w:r>
+      <w:proofErr w:type="spellStart"/>
+      <w:r>
+        <w:rPr>
+          <w:rFonts w:ascii="Arial" w:hAnsi="Arial" w:cs="Arial"/>
+          <w:b/>
+          <w:bCs/>
+          <w:sz w:val="24"/>
+          <w:szCs w:val="24"/>
+        </w:rPr>
+        <w:t>Modulo</w:t>
+      </w:r>
+      <w:proofErr w:type="spellEnd"/>
+      <w:r>
+        <w:rPr>
+          <w:rFonts w:ascii="Arial" w:hAnsi="Arial" w:cs="Arial"/>
+          <w:b/>
+          <w:bCs/>
+          <w:sz w:val="24"/>
+          <w:szCs w:val="24"/>
+        </w:rPr>
+        <w:t xml:space="preserve"> de reservas</w:t>
       </w:r>
       <w:r>
         <w:rPr>
@@ -2433,7 +2733,28 @@
           <w:szCs w:val="24"/>
         </w:rPr>
         <w:br/>
-        <w:t>Modulo de notificaciones</w:t>
+      </w:r>
+      <w:proofErr w:type="spellStart"/>
+      <w:r>
+        <w:rPr>
+          <w:rFonts w:ascii="Arial" w:hAnsi="Arial" w:cs="Arial"/>
+          <w:b/>
+          <w:bCs/>
+          <w:sz w:val="24"/>
+          <w:szCs w:val="24"/>
+        </w:rPr>
+        <w:t>Modulo</w:t>
+      </w:r>
+      <w:proofErr w:type="spellEnd"/>
+      <w:r>
+        <w:rPr>
+          <w:rFonts w:ascii="Arial" w:hAnsi="Arial" w:cs="Arial"/>
+          <w:b/>
+          <w:bCs/>
+          <w:sz w:val="24"/>
+          <w:szCs w:val="24"/>
+        </w:rPr>
+        <w:t xml:space="preserve"> de notificaciones</w:t>
       </w:r>
       <w:r>
         <w:rPr>
@@ -2494,7 +2815,43 @@
           <w:sz w:val="24"/>
           <w:szCs w:val="24"/>
         </w:rPr>
-        <w:t>Aplicación web completamente funcional y accesible desde internet en la URL: chekinpro.up.railway.app, con base de datos PostgreSQL en Railway.</w:t>
+        <w:t xml:space="preserve">Aplicación web completamente funcional y accesible desde internet en la URL: </w:t>
+      </w:r>
+      <w:proofErr w:type="spellStart"/>
+      <w:r>
+        <w:rPr>
+          <w:rFonts w:ascii="Arial" w:hAnsi="Arial" w:cs="Arial"/>
+          <w:sz w:val="24"/>
+          <w:szCs w:val="24"/>
+        </w:rPr>
+        <w:t>chekinpro.up.railway.app</w:t>
+      </w:r>
+      <w:proofErr w:type="spellEnd"/>
+      <w:r>
+        <w:rPr>
+          <w:rFonts w:ascii="Arial" w:hAnsi="Arial" w:cs="Arial"/>
+          <w:sz w:val="24"/>
+          <w:szCs w:val="24"/>
+        </w:rPr>
+        <w:t xml:space="preserve">, con base de datos PostgreSQL en </w:t>
+      </w:r>
+      <w:proofErr w:type="spellStart"/>
+      <w:r>
+        <w:rPr>
+          <w:rFonts w:ascii="Arial" w:hAnsi="Arial" w:cs="Arial"/>
+          <w:sz w:val="24"/>
+          <w:szCs w:val="24"/>
+        </w:rPr>
+        <w:t>Railway</w:t>
+      </w:r>
+      <w:proofErr w:type="spellEnd"/>
+      <w:r>
+        <w:rPr>
+          <w:rFonts w:ascii="Arial" w:hAnsi="Arial" w:cs="Arial"/>
+          <w:sz w:val="24"/>
+          <w:szCs w:val="24"/>
+        </w:rPr>
+        <w:t>.</w:t>
       </w:r>
     </w:p>
     <w:p>
@@ -2537,86 +2894,6 @@
         </w:rPr>
         <w:t>Documento elaborado como parte del proyecto final del programa de Análisis y Desarrollo de Sistemas de Información - ADSI, SENA 2025.</w:t>
       </w:r>
-    </w:p>
-    <w:p>
-      <w:pPr>
-        <w:spacing w:before="80" w:after="80"/>
-        <w:jc w:val="both"/>
-        <w:rPr>
-          <w:rFonts w:ascii="Arial" w:hAnsi="Arial" w:cs="Arial"/>
-          <w:i/>
-          <w:iCs/>
-          <w:sz w:val="24"/>
-          <w:szCs w:val="24"/>
-        </w:rPr>
-      </w:pPr>
-    </w:p>
-    <w:p>
-      <w:pPr>
-        <w:spacing w:before="80" w:after="80"/>
-        <w:jc w:val="both"/>
-        <w:rPr>
-          <w:rFonts w:ascii="Arial" w:hAnsi="Arial" w:cs="Arial"/>
-          <w:sz w:val="24"/>
-          <w:szCs w:val="24"/>
-        </w:rPr>
-      </w:pPr>
-      <w:r>
-        <w:rPr>
-          <w:rFonts w:ascii="Arial" w:hAnsi="Arial" w:cs="Arial"/>
-          <w:sz w:val="24"/>
-          <w:szCs w:val="24"/>
-        </w:rPr>
-        <w:t xml:space="preserve">Alvarez, D. (6 de abril de 2026). </w:t>
-      </w:r>
-      <w:r>
-        <w:rPr>
-          <w:rFonts w:ascii="Arial" w:hAnsi="Arial" w:cs="Arial"/>
-          <w:i/>
-          <w:iCs/>
-          <w:sz w:val="24"/>
-          <w:szCs w:val="24"/>
-        </w:rPr>
-        <w:t>Como funciona la pagina de escritorio-ChekinPro</w:t>
-      </w:r>
-      <w:r>
-        <w:rPr>
-          <w:rFonts w:ascii="Arial" w:hAnsi="Arial" w:cs="Arial"/>
-          <w:sz w:val="24"/>
-          <w:szCs w:val="24"/>
-        </w:rPr>
-        <w:t xml:space="preserve"> [Video]. YouTube. </w:t>
-      </w:r>
-      <w:hyperlink r:id="rId6" w:tgtFrame="_blank" w:history="1">
-        <w:r>
-          <w:rPr>
-            <w:rStyle w:val="Hipervnculo"/>
-            <w:rFonts w:ascii="Arial" w:hAnsi="Arial" w:cs="Arial"/>
-            <w:sz w:val="24"/>
-            <w:szCs w:val="24"/>
-          </w:rPr>
-          <w:t>https://youtu.be/idBbQGhZY_Y</w:t>
-        </w:r>
-      </w:hyperlink>
-      <w:r>
-        <w:rPr>
-          <w:rFonts w:ascii="Arial" w:hAnsi="Arial" w:cs="Arial"/>
-          <w:sz w:val="24"/>
-          <w:szCs w:val="24"/>
-        </w:rPr>
-        <w:t>.</w:t>
-      </w:r>
-    </w:p>
-    <w:p>
-      <w:pPr>
-        <w:spacing w:before="80" w:after="80"/>
-        <w:jc w:val="both"/>
-        <w:rPr>
-          <w:rFonts w:ascii="Arial" w:hAnsi="Arial" w:cs="Arial"/>
-          <w:sz w:val="24"/>
-          <w:szCs w:val="24"/>
-        </w:rPr>
-      </w:pPr>
     </w:p>
     <w:p>
       <w:pPr>
@@ -2640,7 +2917,7 @@
 </file>
 
 <file path=word/numbering.xml><?xml version="1.0" encoding="utf-8"?>
-<w:numbering xmlns:wpc="http://schemas.microsoft.com/office/word/2010/wordprocessingCanvas" xmlns:cx="http://schemas.microsoft.com/office/drawing/2014/chartex" xmlns:cx1="http://schemas.microsoft.com/office/drawing/2015/9/8/chartex" xmlns:cx2="http://schemas.microsoft.com/office/drawing/2015/10/21/chartex" xmlns:cx3="http://schemas.microsoft.com/office/drawing/2016/5/9/chartex" xmlns:cx4="http://schemas.microsoft.com/office/drawing/2016/5/10/chartex" xmlns:cx5="http://schemas.microsoft.com/office/drawing/2016/5/11/chartex" xmlns:cx6="http://schemas.microsoft.com/office/drawing/2016/5/12/chartex" xmlns:cx7="http://schemas.microsoft.com/office/drawing/2016/5/13/chartex" xmlns:cx8="http://schemas.microsoft.com/office/drawing/2016/5/14/chartex" xmlns:mc="http://schemas.openxmlformats.org/markup-compatibility/2006" xmlns:aink="http://schemas.microsoft.com/office/drawing/2016/ink" xmlns:am3d="http://schemas.microsoft.com/office/drawing/2017/model3d" xmlns:o="urn:schemas-microsoft-com:office:office" xmlns:oel="http://schemas.microsoft.com/office/2019/extlst" xmlns:r="http://schemas.openxmlformats.org/officeDocument/2006/relationships" xmlns:m="http://schemas.openxmlformats.org/officeDocument/2006/math" xmlns:v="urn:schemas-microsoft-com:vml" xmlns:wp14="http://schemas.microsoft.com/office/word/2010/wordprocessingDrawing" xmlns:wp="http://schemas.openxmlformats.org/drawingml/2006/wordprocessingDrawing" xmlns:w10="urn:schemas-microsoft-com:office:word" xmlns:w="http://schemas.openxmlformats.org/wordprocessingml/2006/main" xmlns:w14="http://schemas.microsoft.com/office/word/2010/wordml" xmlns:w15="http://schemas.microsoft.com/office/word/2012/wordml" xmlns:w16cex="http://schemas.microsoft.com/office/word/2018/wordml/cex" xmlns:w16cid="http://schemas.microsoft.com/office/word/2016/wordml/cid" xmlns:w16="http://schemas.microsoft.com/office/word/2018/wordml" xmlns:w16du="http://schemas.microsoft.com/office/word/2023/wordml/word16du" xmlns:w16sdtdh="http://schemas.microsoft.com/office/word/2020/wordml/sdtdatahash" xmlns:w16sdtfl="http://schemas.microsoft.com/office/word/2024/wordml/sdtformatlock" xmlns:w16se="http://schemas.microsoft.com/office/word/2015/wordml/symex" xmlns:wpg="http://schemas.microsoft.com/office/word/2010/wordprocessingGroup" xmlns:wpi="http://schemas.microsoft.com/office/word/2010/wordprocessingInk" xmlns:wne="http://schemas.microsoft.com/office/word/2006/wordml" xmlns:wps="http://schemas.microsoft.com/office/word/2010/wordprocessingShape" mc:Ignorable="w14 w15 w16se w16cid w16 w16cex w16sdtdh w16sdtfl w16du wp14">
+<w:numbering xmlns:wpc="http://schemas.microsoft.com/office/word/2010/wordprocessingCanvas" xmlns:cx="http://schemas.microsoft.com/office/drawing/2014/chartex" xmlns:cx1="http://schemas.microsoft.com/office/drawing/2015/9/8/chartex" xmlns:cx2="http://schemas.microsoft.com/office/drawing/2015/10/21/chartex" xmlns:cx3="http://schemas.microsoft.com/office/drawing/2016/5/9/chartex" xmlns:cx4="http://schemas.microsoft.com/office/drawing/2016/5/10/chartex" xmlns:cx5="http://schemas.microsoft.com/office/drawing/2016/5/11/chartex" xmlns:cx6="http://schemas.microsoft.com/office/drawing/2016/5/12/chartex" xmlns:cx7="http://schemas.microsoft.com/office/drawing/2016/5/13/chartex" xmlns:cx8="http://schemas.microsoft.com/office/drawing/2016/5/14/chartex" xmlns:mc="http://schemas.openxmlformats.org/markup-compatibility/2006" xmlns:aink="http://schemas.microsoft.com/office/drawing/2016/ink" xmlns:am3d="http://schemas.microsoft.com/office/drawing/2017/model3d" xmlns:o="urn:schemas-microsoft-com:office:office" xmlns:r="http://schemas.openxmlformats.org/officeDocument/2006/relationships" xmlns:m="http://schemas.openxmlformats.org/officeDocument/2006/math" xmlns:v="urn:schemas-microsoft-com:vml" xmlns:wp14="http://schemas.microsoft.com/office/word/2010/wordprocessingDrawing" xmlns:wp="http://schemas.openxmlformats.org/drawingml/2006/wordprocessingDrawing" xmlns:w10="urn:schemas-microsoft-com:office:word" xmlns:w="http://schemas.openxmlformats.org/wordprocessingml/2006/main" xmlns:w14="http://schemas.microsoft.com/office/word/2010/wordml" xmlns:w15="http://schemas.microsoft.com/office/word/2012/wordml" xmlns:w16cex="http://schemas.microsoft.com/office/word/2018/wordml/cex" xmlns:w16cid="http://schemas.microsoft.com/office/word/2016/wordml/cid" xmlns:w16="http://schemas.microsoft.com/office/word/2018/wordml" xmlns:w16sdtdh="http://schemas.microsoft.com/office/word/2020/wordml/sdtdatahash" xmlns:w16se="http://schemas.microsoft.com/office/word/2015/wordml/symex" xmlns:wpg="http://schemas.microsoft.com/office/word/2010/wordprocessingGroup" xmlns:wpi="http://schemas.microsoft.com/office/word/2010/wordprocessingInk" xmlns:wne="http://schemas.microsoft.com/office/word/2006/wordml" xmlns:wps="http://schemas.microsoft.com/office/word/2010/wordprocessingShape" mc:Ignorable="w14 w15 w16se w16cid w16 w16cex w16sdtdh wp14">
   <w:abstractNum w:abstractNumId="0" w15:restartNumberingAfterBreak="0">
     <w:nsid w:val="03DC4FE0"/>
     <w:multiLevelType w:val="hybridMultilevel"/>
@@ -3099,38 +3376,38 @@
       </w:pPr>
     </w:lvl>
   </w:abstractNum>
-  <w:num w:numId="1" w16cid:durableId="363944269">
+  <w:num w:numId="1">
     <w:abstractNumId w:val="2"/>
     <w:lvlOverride w:ilvl="0">
       <w:startOverride w:val="1"/>
     </w:lvlOverride>
   </w:num>
-  <w:num w:numId="2" w16cid:durableId="1649825045">
+  <w:num w:numId="2">
     <w:abstractNumId w:val="4"/>
     <w:lvlOverride w:ilvl="0">
       <w:startOverride w:val="1"/>
     </w:lvlOverride>
   </w:num>
-  <w:num w:numId="3" w16cid:durableId="613484250">
+  <w:num w:numId="3">
     <w:abstractNumId w:val="3"/>
   </w:num>
-  <w:num w:numId="4" w16cid:durableId="2020425764">
+  <w:num w:numId="4">
     <w:abstractNumId w:val="3"/>
   </w:num>
-  <w:num w:numId="5" w16cid:durableId="1962149054">
+  <w:num w:numId="5">
     <w:abstractNumId w:val="1"/>
   </w:num>
-  <w:num w:numId="6" w16cid:durableId="123625961">
+  <w:num w:numId="6">
     <w:abstractNumId w:val="0"/>
   </w:num>
-  <w:num w:numId="7" w16cid:durableId="1919829232">
+  <w:num w:numId="7">
     <w:abstractNumId w:val="5"/>
   </w:num>
 </w:numbering>
 </file>
 
 <file path=word/styles.xml><?xml version="1.0" encoding="utf-8"?>
-<w:styles xmlns:mc="http://schemas.openxmlformats.org/markup-compatibility/2006" xmlns:r="http://schemas.openxmlformats.org/officeDocument/2006/relationships" xmlns:w="http://schemas.openxmlformats.org/wordprocessingml/2006/main" xmlns:w14="http://schemas.microsoft.com/office/word/2010/wordml" xmlns:w15="http://schemas.microsoft.com/office/word/2012/wordml" xmlns:w16cex="http://schemas.microsoft.com/office/word/2018/wordml/cex" xmlns:w16cid="http://schemas.microsoft.com/office/word/2016/wordml/cid" xmlns:w16="http://schemas.microsoft.com/office/word/2018/wordml" xmlns:w16du="http://schemas.microsoft.com/office/word/2023/wordml/word16du" xmlns:w16sdtdh="http://schemas.microsoft.com/office/word/2020/wordml/sdtdatahash" xmlns:w16sdtfl="http://schemas.microsoft.com/office/word/2024/wordml/sdtformatlock" xmlns:w16se="http://schemas.microsoft.com/office/word/2015/wordml/symex" mc:Ignorable="w14 w15 w16se w16cid w16 w16cex w16sdtdh w16sdtfl w16du">
+<w:styles xmlns:mc="http://schemas.openxmlformats.org/markup-compatibility/2006" xmlns:r="http://schemas.openxmlformats.org/officeDocument/2006/relationships" xmlns:w="http://schemas.openxmlformats.org/wordprocessingml/2006/main" xmlns:w14="http://schemas.microsoft.com/office/word/2010/wordml" xmlns:w15="http://schemas.microsoft.com/office/word/2012/wordml" xmlns:w16cex="http://schemas.microsoft.com/office/word/2018/wordml/cex" xmlns:w16cid="http://schemas.microsoft.com/office/word/2016/wordml/cid" xmlns:w16="http://schemas.microsoft.com/office/word/2018/wordml" xmlns:w16sdtdh="http://schemas.microsoft.com/office/word/2020/wordml/sdtdatahash" xmlns:w16se="http://schemas.microsoft.com/office/word/2015/wordml/symex" mc:Ignorable="w14 w15 w16se w16cid w16 w16cex w16sdtdh">
   <w:docDefaults>
     <w:rPrDefault>
       <w:rPr>
